--- a/tessera-id/docs/TesseraID_Whitepaper.docx
+++ b/tessera-id/docs/TesseraID_Whitepaper.docx
@@ -23,7 +23,7 @@
           <w:sz w:val="96"/>
           <w:szCs w:val="96"/>
         </w:rPr>
-        <w:t xml:space="preserve">PQID</w:t>
+        <w:t xml:space="preserve">TesseraID</w:t>
       </w:r>
     </w:p>
     <w:p>
@@ -104,7 +104,7 @@
           <w:sz w:val="22"/>
           <w:szCs w:val="22"/>
         </w:rPr>
-        <w:t xml:space="preserve">2026-05-03</w:t>
+        <w:t xml:space="preserve">2026-06-10</w:t>
       </w:r>
     </w:p>
     <w:p>
@@ -127,7 +127,7 @@
           <w:sz w:val="22"/>
           <w:szCs w:val="22"/>
         </w:rPr>
-        <w:t xml:space="preserve">PQID</w:t>
+        <w:t xml:space="preserve">TesseraID</w:t>
       </w:r>
       <w:r>
         <w:rPr>
@@ -178,7 +178,7 @@
           <w:sz w:val="22"/>
           <w:szCs w:val="22"/>
         </w:rPr>
-        <w:t xml:space="preserve">Each PQID encodes to </w:t>
+        <w:t xml:space="preserve">Each TesseraID encodes to </w:t>
       </w:r>
       <w:r>
         <w:rPr>
@@ -254,7 +254,7 @@
           <w:sz w:val="22"/>
           <w:szCs w:val="22"/>
         </w:rPr>
-        <w:t xml:space="preserve"> in Rust. The bottleneck across every implementation is the OS CSPRNG, not PQID's own logic. Time-sortedness across consecutive IDs is 100% by construction, matching ULID [4] and beating UUIDv4 [1], UUIDv7 [2], and KSUID [5].</w:t>
+        <w:t xml:space="preserve"> in Rust. The bottleneck across every implementation is the OS CSPRNG, not TesseraID's own logic. Time-sortedness across consecutive IDs is 100% by construction, matching ULID [4] and beating UUIDv4 [1], UUIDv7 [2], and KSUID [5].</w:t>
       </w:r>
     </w:p>
     <w:p>
@@ -275,7 +275,7 @@
           <w:sz w:val="22"/>
           <w:szCs w:val="22"/>
         </w:rPr>
-        <w:t xml:space="preserve"> — the regime emerging in frontier-AI training clusters and globally-distributed inference fleets — PQID is the only published format whose collision math, coordination model, causal-ordering semantics, and post-quantum margins all hold simultaneously. UUIDv4 fails on collision math (the 122-bit random field is undersized for trillions of identifiers per training run). UUIDv7 fails on intra-millisecond sort guarantees (RFC 9562 §6.2 [2] permits implementations that randomize within a ms) and on causal ordering across geographically-distributed nodes. ULID and KSUID fail on entropy. Snowflake [6] fails on coordination requirements. Part XI makes this case in detail.</w:t>
+        <w:t xml:space="preserve"> — the regime emerging in frontier-AI training clusters and globally-distributed inference fleets — TesseraID is the only published format whose collision math, coordination model, causal-ordering semantics, and post-quantum margins all hold simultaneously. UUIDv4 fails on collision math (the 122-bit random field is undersized for trillions of identifiers per training run). UUIDv7 fails on intra-millisecond sort guarantees (RFC 9562 §6.2 [2] permits implementations that randomize within a ms) and on causal ordering across geographically-distributed nodes. ULID and KSUID fail on entropy. Snowflake [6] fails on coordination requirements. Part XI makes this case in detail.</w:t>
       </w:r>
     </w:p>
     <w:tbl>
@@ -322,7 +322,7 @@
                 <w:sz w:val="22"/>
                 <w:szCs w:val="22"/>
               </w:rPr>
-              <w:t xml:space="preserve">When to reach for PQID</w:t>
+              <w:t xml:space="preserve">When to reach for TesseraID</w:t>
             </w:r>
           </w:p>
           <w:p>
@@ -370,7 +370,7 @@
           <w:sz w:val="22"/>
           <w:szCs w:val="22"/>
         </w:rPr>
-        <w:t xml:space="preserve">PQID is a deliberate redesign for the operating environment of the late 2020s and 2030s: cloud-native services that span continents, consumer cryptography that must survive the eventual arrival of cryptographically-relevant quantum computers, and identifier streams large enough that birthday-bound math on 80- or 128-bit fields no longer feels generous. Its 256-bit random tail is sized for </w:t>
+        <w:t xml:space="preserve">TesseraID is a deliberate redesign for the operating environment of the late 2020s and 2030s: cloud-native services that span continents, consumer cryptography that must survive the eventual arrival of cryptographically-relevant quantum computers, and identifier streams large enough that birthday-bound math on 80- or 128-bit fields no longer feels generous. Its 256-bit random tail is sized for </w:t>
       </w:r>
       <w:r>
         <w:rPr>
@@ -398,7 +398,7 @@
           <w:sz w:val="22"/>
           <w:szCs w:val="22"/>
         </w:rPr>
-        <w:t xml:space="preserve">The format also takes a position on a question most identifier specs duck: how should a single identifier serve both centralized and distributed generation? PQID's answer is a </w:t>
+        <w:t xml:space="preserve">The format also takes a position on a question most identifier specs duck: how should a single identifier serve both centralized and distributed generation? TesseraID's answer is a </w:t>
       </w:r>
       <w:r>
         <w:rPr>
@@ -414,7 +414,7 @@
           <w:sz w:val="22"/>
           <w:szCs w:val="22"/>
         </w:rPr>
-        <w:t xml:space="preserve"> — a single byte at offset 6 that selects between two algorithmically-distinct generation strategies that share the same wire layout. The Standard variant uses a wall-clock timestamp clamped against local monotonic regression; the HLC variant uses a Hybrid Logical Clock whose 48-bit field carries logical (not physical) time. Both variants encode and decode identically; consumers that don't care can ignore the variant byte and treat all PQIDs as opaque sortable bytes.</w:t>
+        <w:t xml:space="preserve"> — a single byte at offset 6 that selects between two algorithmically-distinct generation strategies that share the same wire layout. The Standard variant uses a wall-clock timestamp clamped against local monotonic regression; the HLC variant uses a Hybrid Logical Clock whose 48-bit field carries logical (not physical) time. Both variants encode and decode identically; consumers that don't care can ignore the variant byte and treat all TesseraIDs as opaque sortable bytes.</w:t>
       </w:r>
     </w:p>
     <w:p>
@@ -426,7 +426,7 @@
           <w:sz w:val="22"/>
           <w:szCs w:val="22"/>
         </w:rPr>
-        <w:t xml:space="preserve">This document is intended as the canonical reference for PQID v1. It covers the wire format, the rationale for every numeric choice, when to use each variant, how to implement generators correctly, the security model, the distributed-systems model, and detailed comparisons against UUIDv4, UUIDv7, ULID, KSUID, and Snowflake. It closes with reference implementations and benchmark data from four languages.</w:t>
+        <w:t xml:space="preserve">This document is intended as the canonical reference for TesseraID v1. It covers the wire format, the rationale for every numeric choice, when to use each variant, how to implement generators correctly, the security model, the distributed-systems model, and detailed comparisons against UUIDv4, UUIDv7, ULID, KSUID, and Snowflake. It closes with reference implementations and benchmark data from four languages.</w:t>
       </w:r>
     </w:p>
     <w:p>
@@ -447,7 +447,7 @@
           <w:sz w:val="22"/>
           <w:szCs w:val="22"/>
         </w:rPr>
-        <w:t xml:space="preserve">Every identifier format reflects the constraints and assumptions of the moment it was designed. The decisions baked into UUIDv4 [1] in 2005 — 128 bits total, 122 bits of entropy, no time component, no ordering — made sense when distributed databases were rare, quantum computers were a footnote, and 'unique' meant 'unique in this rack.' Twenty years later, the constraints have shifted enough that even the carefully-chosen successors to UUIDv4 (UUIDv7 [2], ULID [4], KSUID [5]) leave gaps. PQID is an attempt to fill the remaining gaps in a single, coherent format — not by adding features, but by making slightly different choices on three numbers: the size of the random field, the granularity of the timestamp, and the semantics of the version byte.</w:t>
+        <w:t xml:space="preserve">Every identifier format reflects the constraints and assumptions of the moment it was designed. The decisions baked into UUIDv4 [1] in 2005 — 128 bits total, 122 bits of entropy, no time component, no ordering — made sense when distributed databases were rare, quantum computers were a footnote, and 'unique' meant 'unique in this rack.' Twenty years later, the constraints have shifted enough that even the carefully-chosen successors to UUIDv4 (UUIDv7 [2], ULID [4], KSUID [5]) leave gaps. TesseraID is an attempt to fill the remaining gaps in a single, coherent format — not by adding features, but by making slightly different choices on three numbers: the size of the random field, the granularity of the timestamp, and the semantics of the version byte.</w:t>
       </w:r>
     </w:p>
     <w:p>
@@ -455,7 +455,7 @@
         <w:pStyle w:val="Heading2"/>
       </w:pPr>
       <w:r>
-        <w:t xml:space="preserve">The Three Constraints That Drive PQID</w:t>
+        <w:t xml:space="preserve">The Three Constraints That Drive TesseraID</w:t>
       </w:r>
     </w:p>
     <w:p>
@@ -548,7 +548,7 @@
           <w:sz w:val="22"/>
           <w:szCs w:val="22"/>
         </w:rPr>
-        <w:t xml:space="preserve">PQID uses 256 bits of randomness. Under Grover, that is </w:t>
+        <w:t xml:space="preserve">TesseraID uses 256 bits of randomness. Under Grover, that is </w:t>
       </w:r>
       <w:r>
         <w:rPr>
@@ -646,7 +646,7 @@
           <w:sz w:val="22"/>
           <w:szCs w:val="22"/>
         </w:rPr>
-        <w:t xml:space="preserve">Random identifiers like UUIDv4 are catastrophic for B-tree indexes. Each new insert lands at a random point in the tree, causing scattered page writes, poor cache behavior, and eventually fragmentation that degrades read performance. The fix is well-understood: prefix the identifier with a timestamp so consecutive inserts land near each other. ULID, KSUID, and UUIDv7 all do this. PQID does too.</w:t>
+        <w:t xml:space="preserve">Random identifiers like UUIDv4 are catastrophic for B-tree indexes. Each new insert lands at a random point in the tree, causing scattered page writes, poor cache behavior, and eventually fragmentation that degrades read performance. The fix is well-understood: prefix the identifier with a timestamp so consecutive inserts land near each other. ULID, KSUID, and UUIDv7 all do this. TesseraID does too.</w:t>
       </w:r>
     </w:p>
     <w:p>
@@ -690,7 +690,7 @@
           <w:sz w:val="22"/>
           <w:szCs w:val="22"/>
         </w:rPr>
-        <w:t xml:space="preserve"> them. PQID guarantees both. Within a single millisecond, a per-generator counter makes consecutive IDs strictly increasing; across milliseconds, the timestamp dominates. The result is 100% time-sortedness across consecutive IDs from a single generator (binary order, and ASCII order in the Crockford encoding), measured against 10,000 consecutive IDs in the benchmark suite and against 100,000 unique IDs in the uniqueness test.</w:t>
+        <w:t xml:space="preserve"> them. TesseraID guarantees both. Within a single millisecond, a per-generator counter makes consecutive IDs strictly increasing; across milliseconds, the timestamp dominates. The result is 100% time-sortedness across consecutive IDs from a single generator (binary order, and ASCII order in the Crockford encoding), measured against 10,000 consecutive IDs in the benchmark suite and against 100,000 unique IDs in the uniqueness test.</w:t>
       </w:r>
     </w:p>
     <w:p>
@@ -750,7 +750,7 @@
           <w:sz w:val="22"/>
           <w:szCs w:val="22"/>
         </w:rPr>
-        <w:t xml:space="preserve">PQID embeds the choice between wall-clock and HLC semantics in a </w:t>
+        <w:t xml:space="preserve">TesseraID embeds the choice between wall-clock and HLC semantics in a </w:t>
       </w:r>
       <w:r>
         <w:rPr>
@@ -766,7 +766,7 @@
           <w:sz w:val="22"/>
           <w:szCs w:val="22"/>
         </w:rPr>
-        <w:t xml:space="preserve"> at offset 6. Variant 0x01 (Standard) is wall-clock; variant 0x02 (HLC) is hybrid logical clock. The wire format is identical otherwise, so consumers can ignore the variant byte and treat all PQIDs as opaque sortable identifiers. Producers that need causal ordering across nodes opt into HLC; producers that don't get the simpler, lock-free Standard generator.</w:t>
+        <w:t xml:space="preserve"> at offset 6. Variant 0x01 (Standard) is wall-clock; variant 0x02 (HLC) is hybrid logical clock. The wire format is identical otherwise, so consumers can ignore the variant byte and treat all TesseraIDs as opaque sortable identifiers. Producers that need causal ordering across nodes opt into HLC; producers that don't get the simpler, lock-free Standard generator.</w:t>
       </w:r>
     </w:p>
     <w:p>
@@ -774,20 +774,13 @@
         <w:pStyle w:val="Heading2"/>
       </w:pPr>
       <w:r>
-        <w:t xml:space="preserve">What PQID is Not</w:t>
+        <w:t xml:space="preserve">Threat model and what TesseraID is not</w:t>
       </w:r>
     </w:p>
     <w:p>
       <w:pPr>
         <w:spacing w:after="80" w:before="60" w:line="300"/>
       </w:pPr>
-      <w:r>
-        <w:rPr>
-          <w:sz w:val="22"/>
-          <w:szCs w:val="22"/>
-        </w:rPr>
-        <w:t xml:space="preserve">PQID is </w:t>
-      </w:r>
       <w:r>
         <w:rPr>
           <w:b/>
@@ -795,14 +788,50 @@
           <w:sz w:val="22"/>
           <w:szCs w:val="22"/>
         </w:rPr>
-        <w:t xml:space="preserve">not</w:t>
-      </w:r>
-      <w:r>
-        <w:rPr>
-          <w:sz w:val="22"/>
-          <w:szCs w:val="22"/>
-        </w:rPr>
-        <w:t xml:space="preserve"> a signed identifier. There is no field for a digital signature, no key material, no proof of origin. Earlier drafts considered an embedded ML-DSA signature for post-quantum authenticity, but signing a 40-byte payload with ML-DSA-65 produces a roughly 3,300-byte signature — eighty times the size of the payload. SLH-DSA signatures are even larger. Bundling a signature into the identifier conflates two distinct concerns: identification (what is this thing?) and authentication (who created it?). The latter belongs in a token format like PASETO or JWT, where signatures are amortized over multi-claim payloads. PQID is the identifier; signed envelopes that </w:t>
+        <w:t xml:space="preserve">TesseraID is an identifier, not a cryptographic hash, not a MAC, and not a content fingerprint.</w:t>
+      </w:r>
+      <w:r>
+        <w:rPr>
+          <w:sz w:val="22"/>
+          <w:szCs w:val="22"/>
+        </w:rPr>
+        <w:t xml:space="preserve"> The post-quantum security claim is narrow, and conflating it with hash-function properties leads to misuse. The math is in Part VI; this section pins down the boundary.</w:t>
+      </w:r>
+    </w:p>
+    <w:p>
+      <w:pPr>
+        <w:spacing w:after="80" w:before="60" w:line="300"/>
+      </w:pPr>
+      <w:r>
+        <w:rPr>
+          <w:b/>
+          <w:bCs/>
+          <w:sz w:val="22"/>
+          <w:szCs w:val="22"/>
+        </w:rPr>
+        <w:t xml:space="preserve">Targeted second-preimage is the right threat.</w:t>
+      </w:r>
+      <w:r>
+        <w:rPr>
+          <w:sz w:val="22"/>
+          <w:szCs w:val="22"/>
+        </w:rPr>
+        <w:t xml:space="preserve"> An attacker who knows a specific target TesseraID and wants to produce a different generator output equal to it must brute-force the 256-bit random tail. Under Grover that costs Θ(2</w:t>
+      </w:r>
+      <w:r>
+        <w:rPr>
+          <w:sz w:val="22"/>
+          <w:szCs w:val="22"/>
+          <w:vertAlign w:val="superscript"/>
+        </w:rPr>
+        <w:t xml:space="preserve">128</w:t>
+      </w:r>
+      <w:r>
+        <w:rPr>
+          <w:sz w:val="22"/>
+          <w:szCs w:val="22"/>
+        </w:rPr>
+        <w:t xml:space="preserve">) quantum operations. This is the </w:t>
       </w:r>
       <w:r>
         <w:rPr>
@@ -811,27 +840,20 @@
           <w:sz w:val="22"/>
           <w:szCs w:val="22"/>
         </w:rPr>
-        <w:t xml:space="preserve">contain</w:t>
-      </w:r>
-      <w:r>
-        <w:rPr>
-          <w:sz w:val="22"/>
-          <w:szCs w:val="22"/>
-        </w:rPr>
-        <w:t xml:space="preserve"> PQIDs are a separate layer.</w:t>
+        <w:t xml:space="preserve">only</w:t>
+      </w:r>
+      <w:r>
+        <w:rPr>
+          <w:sz w:val="22"/>
+          <w:szCs w:val="22"/>
+        </w:rPr>
+        <w:t xml:space="preserve"> security claim TesseraID makes for its random field, and it is the one that matters for identifier use cases such as opaque references, audit-log row keys, and capability tokens.</w:t>
       </w:r>
     </w:p>
     <w:p>
       <w:pPr>
         <w:spacing w:after="80" w:before="60" w:line="300"/>
       </w:pPr>
-      <w:r>
-        <w:rPr>
-          <w:sz w:val="22"/>
-          <w:szCs w:val="22"/>
-        </w:rPr>
-        <w:t xml:space="preserve">PQID is also </w:t>
-      </w:r>
       <w:r>
         <w:rPr>
           <w:b/>
@@ -839,27 +861,110 @@
           <w:sz w:val="22"/>
           <w:szCs w:val="22"/>
         </w:rPr>
-        <w:t xml:space="preserve">not</w:t>
-      </w:r>
-      <w:r>
-        <w:rPr>
-          <w:sz w:val="22"/>
-          <w:szCs w:val="22"/>
-        </w:rPr>
-        <w:t xml:space="preserve"> a privacy-preserving identifier. The 48-bit timestamp is recoverable from the identifier, which means a PQID leaks the moment it was generated to anyone who can read it. For systems that need identifier opacity (anti-enumeration tokens, privacy-sensitive resource handles), use a separate format derived from a random or encrypted source. PQID's design assumes that the timestamp is either non-sensitive or already exposed elsewhere.</w:t>
+        <w:t xml:space="preserve">Collision resistance is statistical, not cryptographic.</w:t>
+      </w:r>
+      <w:r>
+        <w:rPr>
+          <w:sz w:val="22"/>
+          <w:szCs w:val="22"/>
+        </w:rPr>
+        <w:t xml:space="preserve"> Two TesseraIDs colliding (any two, not a specific one) is the BHT regime: Θ(2</w:t>
+      </w:r>
+      <w:r>
+        <w:rPr>
+          <w:sz w:val="22"/>
+          <w:szCs w:val="22"/>
+          <w:vertAlign w:val="superscript"/>
+        </w:rPr>
+        <w:t xml:space="preserve">n/3</w:t>
+      </w:r>
+      <w:r>
+        <w:rPr>
+          <w:sz w:val="22"/>
+          <w:szCs w:val="22"/>
+        </w:rPr>
+        <w:t xml:space="preserve">) = 2</w:t>
+      </w:r>
+      <w:r>
+        <w:rPr>
+          <w:sz w:val="22"/>
+          <w:szCs w:val="22"/>
+          <w:vertAlign w:val="superscript"/>
+        </w:rPr>
+        <w:t xml:space="preserve">85</w:t>
+      </w:r>
+      <w:r>
+        <w:rPr>
+          <w:sz w:val="22"/>
+          <w:szCs w:val="22"/>
+        </w:rPr>
+        <w:t xml:space="preserve"> for n=256. UUIDv7's equivalent is 2</w:t>
+      </w:r>
+      <w:r>
+        <w:rPr>
+          <w:sz w:val="22"/>
+          <w:szCs w:val="22"/>
+          <w:vertAlign w:val="superscript"/>
+        </w:rPr>
+        <w:t xml:space="preserve">25</w:t>
+      </w:r>
+      <w:r>
+        <w:rPr>
+          <w:sz w:val="22"/>
+          <w:szCs w:val="22"/>
+        </w:rPr>
+        <w:t xml:space="preserve">; ULID's is 2</w:t>
+      </w:r>
+      <w:r>
+        <w:rPr>
+          <w:sz w:val="22"/>
+          <w:szCs w:val="22"/>
+          <w:vertAlign w:val="superscript"/>
+        </w:rPr>
+        <w:t xml:space="preserve">27</w:t>
+      </w:r>
+      <w:r>
+        <w:rPr>
+          <w:sz w:val="22"/>
+          <w:szCs w:val="22"/>
+        </w:rPr>
+        <w:t xml:space="preserve">; KSUID's is 2</w:t>
+      </w:r>
+      <w:r>
+        <w:rPr>
+          <w:sz w:val="22"/>
+          <w:szCs w:val="22"/>
+          <w:vertAlign w:val="superscript"/>
+        </w:rPr>
+        <w:t xml:space="preserve">43</w:t>
+      </w:r>
+      <w:r>
+        <w:rPr>
+          <w:sz w:val="22"/>
+          <w:szCs w:val="22"/>
+        </w:rPr>
+        <w:t xml:space="preserve">. TesseraID's 2</w:t>
+      </w:r>
+      <w:r>
+        <w:rPr>
+          <w:sz w:val="22"/>
+          <w:szCs w:val="22"/>
+          <w:vertAlign w:val="superscript"/>
+        </w:rPr>
+        <w:t xml:space="preserve">85</w:t>
+      </w:r>
+      <w:r>
+        <w:rPr>
+          <w:sz w:val="22"/>
+          <w:szCs w:val="22"/>
+        </w:rPr>
+        <w:t xml:space="preserve"> is large enough that a deployment producing 10⁹ IDs/s would run for 10¹⁸ years before the expected collision count reached 1. But it is not the second-preimage number, and it is not what the headline claim is about.</w:t>
       </w:r>
     </w:p>
     <w:p>
       <w:pPr>
         <w:spacing w:after="80" w:before="60" w:line="300"/>
       </w:pPr>
-      <w:r>
-        <w:rPr>
-          <w:sz w:val="22"/>
-          <w:szCs w:val="22"/>
-        </w:rPr>
-        <w:t xml:space="preserve">Finally, PQID is </w:t>
-      </w:r>
       <w:r>
         <w:rPr>
           <w:b/>
@@ -867,6 +972,58 @@
           <w:sz w:val="22"/>
           <w:szCs w:val="22"/>
         </w:rPr>
+        <w:t xml:space="preserve">Do not use TesseraID where you would use a hash.</w:t>
+      </w:r>
+      <w:r>
+        <w:rPr>
+          <w:sz w:val="22"/>
+          <w:szCs w:val="22"/>
+        </w:rPr>
+        <w:t xml:space="preserve"> TesseraID is not a SHA-2, SHA-3, BLAKE3, or KMAC substitute. The random tail has no relation to any input the generator has seen; TesseraID cannot be used to fingerprint content, prove possession of a preimage, derive a key, or authenticate a message. The 128-bit number applies </w:t>
+      </w:r>
+      <w:r>
+        <w:rPr>
+          <w:i/>
+          <w:iCs/>
+          <w:sz w:val="22"/>
+          <w:szCs w:val="22"/>
+        </w:rPr>
+        <w:t xml:space="preserve">only</w:t>
+      </w:r>
+      <w:r>
+        <w:rPr>
+          <w:sz w:val="22"/>
+          <w:szCs w:val="22"/>
+        </w:rPr>
+        <w:t xml:space="preserve"> to the brute-force-the-random-tail game, not to any of the cryptographic-hash games. If a system needs second-preimage resistance against an adversary who controls the input, use a hash function. If it needs message authentication, use a MAC. If it needs an identifier whose post-quantum brute-force cost is at parity with AES-128, TesseraID is the right tool.</w:t>
+      </w:r>
+    </w:p>
+    <w:p>
+      <w:pPr>
+        <w:pStyle w:val="Heading2"/>
+      </w:pPr>
+      <w:r>
+        <w:t xml:space="preserve">What TesseraID is Not</w:t>
+      </w:r>
+    </w:p>
+    <w:p>
+      <w:pPr>
+        <w:spacing w:after="80" w:before="60" w:line="300"/>
+      </w:pPr>
+      <w:r>
+        <w:rPr>
+          <w:sz w:val="22"/>
+          <w:szCs w:val="22"/>
+        </w:rPr>
+        <w:t xml:space="preserve">TesseraID is </w:t>
+      </w:r>
+      <w:r>
+        <w:rPr>
+          <w:b/>
+          <w:bCs/>
+          <w:sz w:val="22"/>
+          <w:szCs w:val="22"/>
+        </w:rPr>
         <w:t xml:space="preserve">not</w:t>
       </w:r>
       <w:r>
@@ -874,7 +1031,79 @@
           <w:sz w:val="22"/>
           <w:szCs w:val="22"/>
         </w:rPr>
-        <w:t xml:space="preserve"> a replacement for sequential numeric IDs in single-database, single-tenant systems. If your system has one PostgreSQL instance, no horizontal scaling pressure, and a `BIGSERIAL` column is meeting your needs, PQID adds complexity without paying for itself. Reach for PQID when your system has any of: distributed generation, replication that depends on lexicographic ordering, identifiers exposed in URLs or APIs, or long-term archival where future-proofing the entropy budget matters.</w:t>
+        <w:t xml:space="preserve"> a signed identifier. There is no field for a digital signature, no key material, no proof of origin. Earlier drafts considered an embedded ML-DSA signature for post-quantum authenticity, but signing a 40-byte payload with ML-DSA-65 produces a roughly 3,300-byte signature — eighty times the size of the payload. SLH-DSA signatures are even larger. Bundling a signature into the identifier conflates two distinct concerns: identification (what is this thing?) and authentication (who created it?). The latter belongs in a token format like PASETO or JWT, where signatures are amortized over multi-claim payloads. TesseraID is the identifier; signed envelopes that </w:t>
+      </w:r>
+      <w:r>
+        <w:rPr>
+          <w:i/>
+          <w:iCs/>
+          <w:sz w:val="22"/>
+          <w:szCs w:val="22"/>
+        </w:rPr>
+        <w:t xml:space="preserve">contain</w:t>
+      </w:r>
+      <w:r>
+        <w:rPr>
+          <w:sz w:val="22"/>
+          <w:szCs w:val="22"/>
+        </w:rPr>
+        <w:t xml:space="preserve"> TesseraIDs are a separate layer.</w:t>
+      </w:r>
+    </w:p>
+    <w:p>
+      <w:pPr>
+        <w:spacing w:after="80" w:before="60" w:line="300"/>
+      </w:pPr>
+      <w:r>
+        <w:rPr>
+          <w:sz w:val="22"/>
+          <w:szCs w:val="22"/>
+        </w:rPr>
+        <w:t xml:space="preserve">TesseraID is also </w:t>
+      </w:r>
+      <w:r>
+        <w:rPr>
+          <w:b/>
+          <w:bCs/>
+          <w:sz w:val="22"/>
+          <w:szCs w:val="22"/>
+        </w:rPr>
+        <w:t xml:space="preserve">not</w:t>
+      </w:r>
+      <w:r>
+        <w:rPr>
+          <w:sz w:val="22"/>
+          <w:szCs w:val="22"/>
+        </w:rPr>
+        <w:t xml:space="preserve"> a privacy-preserving identifier. The 48-bit timestamp is recoverable from the identifier, which means a TesseraID leaks the moment it was generated to anyone who can read it. For systems that need identifier opacity (anti-enumeration tokens, privacy-sensitive resource handles), use a separate format derived from a random or encrypted source. TesseraID's design assumes that the timestamp is either non-sensitive or already exposed elsewhere.</w:t>
+      </w:r>
+    </w:p>
+    <w:p>
+      <w:pPr>
+        <w:spacing w:after="80" w:before="60" w:line="300"/>
+      </w:pPr>
+      <w:r>
+        <w:rPr>
+          <w:sz w:val="22"/>
+          <w:szCs w:val="22"/>
+        </w:rPr>
+        <w:t xml:space="preserve">Finally, TesseraID is </w:t>
+      </w:r>
+      <w:r>
+        <w:rPr>
+          <w:b/>
+          <w:bCs/>
+          <w:sz w:val="22"/>
+          <w:szCs w:val="22"/>
+        </w:rPr>
+        <w:t xml:space="preserve">not</w:t>
+      </w:r>
+      <w:r>
+        <w:rPr>
+          <w:sz w:val="22"/>
+          <w:szCs w:val="22"/>
+        </w:rPr>
+        <w:t xml:space="preserve"> a replacement for sequential numeric IDs in single-database, single-tenant systems. If your system has one PostgreSQL instance, no horizontal scaling pressure, and a `BIGSERIAL` column is meeting your needs, TesseraID adds complexity without paying for itself. Reach for TesseraID when your system has any of: distributed generation, replication that depends on lexicographic ordering, identifiers exposed in URLs or APIs, or long-term archival where future-proofing the entropy budget matters.</w:t>
       </w:r>
     </w:p>
     <w:p>
@@ -882,7 +1111,7 @@
         <w:pStyle w:val="Heading2"/>
       </w:pPr>
       <w:r>
-        <w:t xml:space="preserve">How PQID Compares at a Glance</w:t>
+        <w:t xml:space="preserve">How TesseraID Compares at a Glance</w:t>
       </w:r>
     </w:p>
     <w:p>
@@ -890,7 +1119,7 @@
         <w:spacing w:after="80" w:before="60" w:line="300"/>
       </w:pPr>
       <w:r>
-        <w:t xml:space="preserve">Before diving into the specification, here is the set of identifier formats we benchmark against and how they sit relative to PQID on the dimensions that matter most:</w:t>
+        <w:t xml:space="preserve">Before diving into the specification, here is the set of identifier formats we benchmark against and how they sit relative to TesseraID on the dimensions that matter most:</w:t>
       </w:r>
     </w:p>
     <w:p>
@@ -2332,7 +2561,7 @@
                 <w:sz w:val="22"/>
                 <w:szCs w:val="22"/>
               </w:rPr>
-              <w:t xml:space="preserve">PQID Standard</w:t>
+              <w:t xml:space="preserve">TesseraID Standard</w:t>
             </w:r>
           </w:p>
         </w:tc>
@@ -2564,7 +2793,7 @@
                 <w:sz w:val="22"/>
                 <w:szCs w:val="22"/>
               </w:rPr>
-              <w:t xml:space="preserve">PQID HLC</w:t>
+              <w:t xml:space="preserve">TesseraID HLC</w:t>
             </w:r>
           </w:p>
         </w:tc>
@@ -2771,7 +3000,7 @@
           <w:sz w:val="22"/>
           <w:szCs w:val="22"/>
         </w:rPr>
-        <w:t xml:space="preserve">PQID's distinguishing properties are the 256-bit random field — the only format in this list with comfortable post-quantum margins — and the dual-variant design that makes the same wire format usable for both centralized and distributed generation. The cost is byte-count: at 41 bytes binary or 55 characters Base64URL, PQID is roughly 2.5× the size of UUIDv4. We discuss when this cost is acceptable and when it isn't in Part IV.</w:t>
+        <w:t xml:space="preserve">TesseraID's distinguishing properties are the 256-bit random field — the only format in this list with comfortable post-quantum margins — and the dual-variant design that makes the same wire format usable for both centralized and distributed generation. The cost is byte-count: at 41 bytes binary or 55 characters Base64URL, TesseraID is roughly 2.5× the size of UUIDv4. We discuss when this cost is acceptable and when it isn't in Part IV.</w:t>
       </w:r>
     </w:p>
     <w:p>
@@ -2780,7 +3009,7 @@
         <w:pageBreakBefore/>
       </w:pPr>
       <w:r>
-        <w:t xml:space="preserve">Part II: The PQID Specification</w:t>
+        <w:t xml:space="preserve">Part II: The TesseraID Specification</w:t>
       </w:r>
     </w:p>
     <w:p>
@@ -2812,7 +3041,7 @@
           <w:sz w:val="22"/>
           <w:szCs w:val="22"/>
         </w:rPr>
-        <w:t xml:space="preserve">A PQID is exactly </w:t>
+        <w:t xml:space="preserve">A TesseraID is exactly </w:t>
       </w:r>
       <w:r>
         <w:rPr>
@@ -2999,7 +3228,7 @@
           <w:sz w:val="22"/>
           <w:szCs w:val="22"/>
         </w:rPr>
-        <w:t xml:space="preserve"> of two PQIDs orders them by generation time. The variant byte sits between the timestamp and the counter so that a corruption or accidental version mismatch surfaces early, and so that the variant byte is encoded into the same nibble of the canonical Base64URL representation regardless of timestamp value (predictable to debug).</w:t>
+        <w:t xml:space="preserve"> of two TesseraIDs orders them by generation time. The variant byte sits between the timestamp and the counter so that a corruption or accidental version mismatch surfaces early, and so that the variant byte is encoded into the same nibble of the canonical Base64URL representation regardless of timestamp value (predictable to debug).</w:t>
       </w:r>
     </w:p>
     <w:p>
@@ -3019,7 +3248,7 @@
           <w:sz w:val="22"/>
           <w:szCs w:val="22"/>
         </w:rPr>
-        <w:t xml:space="preserve">A big-endian unsigned integer giving milliseconds since the Unix epoch (1970-01-01T00:00:00Z). The 48-bit width gives a usable range of approximately 8,919 years (2^48 milliseconds = ~3.26 million days); with the epoch fixed at 1970, PQIDs can represent every millisecond up to year ~10889. The field MUST be encoded big-endian. Implementations MUST NOT use a custom epoch — interoperability of timestamps across systems is a primary goal of the design.</w:t>
+        <w:t xml:space="preserve">A big-endian unsigned integer giving milliseconds since the Unix epoch (1970-01-01T00:00:00Z). The 48-bit width gives a usable range of approximately 8,919 years (2^48 milliseconds = ~3.26 million days); with the epoch fixed at 1970, TesseraIDs can represent every millisecond up to year ~10889. The field MUST be encoded big-endian. Implementations MUST NOT use a custom epoch — interoperability of timestamps across systems is a primary goal of the design.</w:t>
       </w:r>
     </w:p>
     <w:p>
@@ -3423,7 +3652,7 @@
                 <w:sz w:val="22"/>
                 <w:szCs w:val="22"/>
               </w:rPr>
-              <w:t xml:space="preserve">0x00, 0x03–0x7F</w:t>
+              <w:t xml:space="preserve">0x00</w:t>
             </w:r>
           </w:p>
         </w:tc>
@@ -3455,7 +3684,7 @@
                 <w:sz w:val="22"/>
                 <w:szCs w:val="22"/>
               </w:rPr>
-              <w:t xml:space="preserve">Reserved</w:t>
+              <w:t xml:space="preserve">Permanently reserved</w:t>
             </w:r>
           </w:p>
         </w:tc>
@@ -3487,7 +3716,7 @@
                 <w:sz w:val="22"/>
                 <w:szCs w:val="22"/>
               </w:rPr>
-              <w:t xml:space="preserve">Reserved for future PQID variants. Decoders MUST reject these as unknown until a future revision defines them.</w:t>
+              <w:t xml:space="preserve">MUST be rejected by decoders. Reserved defensively so zero-filled buffers cannot be confused with valid TesseraIDs. MUST NOT be assigned in any future revision.</w:t>
             </w:r>
           </w:p>
         </w:tc>
@@ -3522,7 +3751,7 @@
                 <w:sz w:val="22"/>
                 <w:szCs w:val="22"/>
               </w:rPr>
-              <w:t xml:space="preserve">0x80–0xFF</w:t>
+              <w:t xml:space="preserve">0xFF</w:t>
             </w:r>
           </w:p>
         </w:tc>
@@ -3555,7 +3784,7 @@
                 <w:sz w:val="22"/>
                 <w:szCs w:val="22"/>
               </w:rPr>
-              <w:t xml:space="preserve">Vendor</w:t>
+              <w:t xml:space="preserve">Permanently reserved</w:t>
             </w:r>
           </w:p>
         </w:tc>
@@ -3588,7 +3817,304 @@
                 <w:sz w:val="22"/>
                 <w:szCs w:val="22"/>
               </w:rPr>
-              <w:t xml:space="preserve">Reserved for vendor or experimental extensions. Decoders SHOULD reject by default but MAY accept under explicit opt-in.</w:t>
+              <w:t xml:space="preserve">MUST be rejected by decoders. Reserved defensively so all-ones uninitialized memory cannot be confused with valid TesseraIDs. MUST NOT be assigned in any future revision.</w:t>
+            </w:r>
+          </w:p>
+        </w:tc>
+      </w:tr>
+      <w:tr>
+        <w:tc>
+          <w:tcPr>
+            <w:tcW w:type="dxa" w:w="1100"/>
+            <w:tcBorders>
+              <w:top w:val="single" w:color="CCCCCC" w:sz="4"/>
+              <w:left w:val="single" w:color="CCCCCC" w:sz="4"/>
+              <w:bottom w:val="single" w:color="CCCCCC" w:sz="4"/>
+              <w:right w:val="single" w:color="CCCCCC" w:sz="4"/>
+            </w:tcBorders>
+            <w:tcMar>
+              <w:top w:type="dxa" w:w="80"/>
+              <w:left w:type="dxa" w:w="120"/>
+              <w:bottom w:type="dxa" w:w="80"/>
+              <w:right w:type="dxa" w:w="120"/>
+            </w:tcMar>
+          </w:tcPr>
+          <w:p>
+            <w:pPr>
+              <w:spacing w:after="0" w:before="0"/>
+            </w:pPr>
+            <w:r>
+              <w:rPr>
+                <w:b w:val="false"/>
+                <w:bCs w:val="false"/>
+                <w:color w:val="000000"/>
+                <w:sz w:val="22"/>
+                <w:szCs w:val="22"/>
+              </w:rPr>
+              <w:t xml:space="preserve">0x03</w:t>
+            </w:r>
+          </w:p>
+        </w:tc>
+        <w:tc>
+          <w:tcPr>
+            <w:tcW w:type="dxa" w:w="1500"/>
+            <w:tcBorders>
+              <w:top w:val="single" w:color="CCCCCC" w:sz="4"/>
+              <w:left w:val="single" w:color="CCCCCC" w:sz="4"/>
+              <w:bottom w:val="single" w:color="CCCCCC" w:sz="4"/>
+              <w:right w:val="single" w:color="CCCCCC" w:sz="4"/>
+            </w:tcBorders>
+            <w:tcMar>
+              <w:top w:type="dxa" w:w="80"/>
+              <w:left w:type="dxa" w:w="120"/>
+              <w:bottom w:type="dxa" w:w="80"/>
+              <w:right w:type="dxa" w:w="120"/>
+            </w:tcMar>
+          </w:tcPr>
+          <w:p>
+            <w:pPr>
+              <w:spacing w:after="0" w:before="0"/>
+            </w:pPr>
+            <w:r>
+              <w:rPr>
+                <w:b w:val="false"/>
+                <w:bCs w:val="false"/>
+                <w:color w:val="000000"/>
+                <w:sz w:val="22"/>
+                <w:szCs w:val="22"/>
+              </w:rPr>
+              <w:t xml:space="preserve">TesseraHash (sibling format)</w:t>
+            </w:r>
+          </w:p>
+        </w:tc>
+        <w:tc>
+          <w:tcPr>
+            <w:tcW w:type="dxa" w:w="6760"/>
+            <w:tcBorders>
+              <w:top w:val="single" w:color="CCCCCC" w:sz="4"/>
+              <w:left w:val="single" w:color="CCCCCC" w:sz="4"/>
+              <w:bottom w:val="single" w:color="CCCCCC" w:sz="4"/>
+              <w:right w:val="single" w:color="CCCCCC" w:sz="4"/>
+            </w:tcBorders>
+            <w:tcMar>
+              <w:top w:type="dxa" w:w="80"/>
+              <w:left w:type="dxa" w:w="120"/>
+              <w:bottom w:type="dxa" w:w="80"/>
+              <w:right w:type="dxa" w:w="120"/>
+            </w:tcMar>
+          </w:tcPr>
+          <w:p>
+            <w:pPr>
+              <w:spacing w:after="0" w:before="0"/>
+            </w:pPr>
+            <w:r>
+              <w:rPr>
+                <w:b w:val="false"/>
+                <w:bCs w:val="false"/>
+                <w:color w:val="000000"/>
+                <w:sz w:val="22"/>
+                <w:szCs w:val="22"/>
+              </w:rPr>
+              <w:t xml:space="preserve">Allocated 2026. TesseraID decoders MUST reject 0x03 — a 0x03 buffer is a TesseraHash (73 bytes), not a TesseraID (41 bytes). See the TesseraHash section below.</w:t>
+            </w:r>
+          </w:p>
+        </w:tc>
+      </w:tr>
+      <w:tr>
+        <w:tc>
+          <w:tcPr>
+            <w:tcW w:type="dxa" w:w="1100"/>
+            <w:tcBorders>
+              <w:top w:val="single" w:color="CCCCCC" w:sz="4"/>
+              <w:left w:val="single" w:color="CCCCCC" w:sz="4"/>
+              <w:bottom w:val="single" w:color="CCCCCC" w:sz="4"/>
+              <w:right w:val="single" w:color="CCCCCC" w:sz="4"/>
+            </w:tcBorders>
+            <w:shd w:fill="F7F7F9" w:val="clear"/>
+            <w:tcMar>
+              <w:top w:type="dxa" w:w="80"/>
+              <w:left w:type="dxa" w:w="120"/>
+              <w:bottom w:type="dxa" w:w="80"/>
+              <w:right w:type="dxa" w:w="120"/>
+            </w:tcMar>
+          </w:tcPr>
+          <w:p>
+            <w:pPr>
+              <w:spacing w:after="0" w:before="0"/>
+            </w:pPr>
+            <w:r>
+              <w:rPr>
+                <w:b w:val="false"/>
+                <w:bCs w:val="false"/>
+                <w:color w:val="000000"/>
+                <w:sz w:val="22"/>
+                <w:szCs w:val="22"/>
+              </w:rPr>
+              <w:t xml:space="preserve">0x04</w:t>
+            </w:r>
+          </w:p>
+        </w:tc>
+        <w:tc>
+          <w:tcPr>
+            <w:tcW w:type="dxa" w:w="1500"/>
+            <w:tcBorders>
+              <w:top w:val="single" w:color="CCCCCC" w:sz="4"/>
+              <w:left w:val="single" w:color="CCCCCC" w:sz="4"/>
+              <w:bottom w:val="single" w:color="CCCCCC" w:sz="4"/>
+              <w:right w:val="single" w:color="CCCCCC" w:sz="4"/>
+            </w:tcBorders>
+            <w:shd w:fill="F7F7F9" w:val="clear"/>
+            <w:tcMar>
+              <w:top w:type="dxa" w:w="80"/>
+              <w:left w:type="dxa" w:w="120"/>
+              <w:bottom w:type="dxa" w:w="80"/>
+              <w:right w:type="dxa" w:w="120"/>
+            </w:tcMar>
+          </w:tcPr>
+          <w:p>
+            <w:pPr>
+              <w:spacing w:after="0" w:before="0"/>
+            </w:pPr>
+            <w:r>
+              <w:rPr>
+                <w:b w:val="false"/>
+                <w:bCs w:val="false"/>
+                <w:color w:val="000000"/>
+                <w:sz w:val="22"/>
+                <w:szCs w:val="22"/>
+              </w:rPr>
+              <w:t xml:space="preserve">TesseraSeal (sibling format)</w:t>
+            </w:r>
+          </w:p>
+        </w:tc>
+        <w:tc>
+          <w:tcPr>
+            <w:tcW w:type="dxa" w:w="6760"/>
+            <w:tcBorders>
+              <w:top w:val="single" w:color="CCCCCC" w:sz="4"/>
+              <w:left w:val="single" w:color="CCCCCC" w:sz="4"/>
+              <w:bottom w:val="single" w:color="CCCCCC" w:sz="4"/>
+              <w:right w:val="single" w:color="CCCCCC" w:sz="4"/>
+            </w:tcBorders>
+            <w:shd w:fill="F7F7F9" w:val="clear"/>
+            <w:tcMar>
+              <w:top w:type="dxa" w:w="80"/>
+              <w:left w:type="dxa" w:w="120"/>
+              <w:bottom w:type="dxa" w:w="80"/>
+              <w:right w:type="dxa" w:w="120"/>
+            </w:tcMar>
+          </w:tcPr>
+          <w:p>
+            <w:pPr>
+              <w:spacing w:after="0" w:before="0"/>
+            </w:pPr>
+            <w:r>
+              <w:rPr>
+                <w:b w:val="false"/>
+                <w:bCs w:val="false"/>
+                <w:color w:val="000000"/>
+                <w:sz w:val="22"/>
+                <w:szCs w:val="22"/>
+              </w:rPr>
+              <w:t xml:space="preserve">Allocated 2026. TesseraID decoders MUST reject 0x04 — a 0x04 buffer is a TesseraSeal encryption envelope, not a TesseraID.</w:t>
+            </w:r>
+          </w:p>
+        </w:tc>
+      </w:tr>
+      <w:tr>
+        <w:tc>
+          <w:tcPr>
+            <w:tcW w:type="dxa" w:w="1100"/>
+            <w:tcBorders>
+              <w:top w:val="single" w:color="CCCCCC" w:sz="4"/>
+              <w:left w:val="single" w:color="CCCCCC" w:sz="4"/>
+              <w:bottom w:val="single" w:color="CCCCCC" w:sz="4"/>
+              <w:right w:val="single" w:color="CCCCCC" w:sz="4"/>
+            </w:tcBorders>
+            <w:tcMar>
+              <w:top w:type="dxa" w:w="80"/>
+              <w:left w:type="dxa" w:w="120"/>
+              <w:bottom w:type="dxa" w:w="80"/>
+              <w:right w:type="dxa" w:w="120"/>
+            </w:tcMar>
+          </w:tcPr>
+          <w:p>
+            <w:pPr>
+              <w:spacing w:after="0" w:before="0"/>
+            </w:pPr>
+            <w:r>
+              <w:rPr>
+                <w:b w:val="false"/>
+                <w:bCs w:val="false"/>
+                <w:color w:val="000000"/>
+                <w:sz w:val="22"/>
+                <w:szCs w:val="22"/>
+              </w:rPr>
+              <w:t xml:space="preserve">0x05–0xFE</w:t>
+            </w:r>
+          </w:p>
+        </w:tc>
+        <w:tc>
+          <w:tcPr>
+            <w:tcW w:type="dxa" w:w="1500"/>
+            <w:tcBorders>
+              <w:top w:val="single" w:color="CCCCCC" w:sz="4"/>
+              <w:left w:val="single" w:color="CCCCCC" w:sz="4"/>
+              <w:bottom w:val="single" w:color="CCCCCC" w:sz="4"/>
+              <w:right w:val="single" w:color="CCCCCC" w:sz="4"/>
+            </w:tcBorders>
+            <w:tcMar>
+              <w:top w:type="dxa" w:w="80"/>
+              <w:left w:type="dxa" w:w="120"/>
+              <w:bottom w:type="dxa" w:w="80"/>
+              <w:right w:type="dxa" w:w="120"/>
+            </w:tcMar>
+          </w:tcPr>
+          <w:p>
+            <w:pPr>
+              <w:spacing w:after="0" w:before="0"/>
+            </w:pPr>
+            <w:r>
+              <w:rPr>
+                <w:b w:val="false"/>
+                <w:bCs w:val="false"/>
+                <w:color w:val="000000"/>
+                <w:sz w:val="22"/>
+                <w:szCs w:val="22"/>
+              </w:rPr>
+              <w:t xml:space="preserve">Reserved for future variants</w:t>
+            </w:r>
+          </w:p>
+        </w:tc>
+        <w:tc>
+          <w:tcPr>
+            <w:tcW w:type="dxa" w:w="6760"/>
+            <w:tcBorders>
+              <w:top w:val="single" w:color="CCCCCC" w:sz="4"/>
+              <w:left w:val="single" w:color="CCCCCC" w:sz="4"/>
+              <w:bottom w:val="single" w:color="CCCCCC" w:sz="4"/>
+              <w:right w:val="single" w:color="CCCCCC" w:sz="4"/>
+            </w:tcBorders>
+            <w:tcMar>
+              <w:top w:type="dxa" w:w="80"/>
+              <w:left w:type="dxa" w:w="120"/>
+              <w:bottom w:type="dxa" w:w="80"/>
+              <w:right w:type="dxa" w:w="120"/>
+            </w:tcMar>
+          </w:tcPr>
+          <w:p>
+            <w:pPr>
+              <w:spacing w:after="0" w:before="0"/>
+            </w:pPr>
+            <w:r>
+              <w:rPr>
+                <w:b w:val="false"/>
+                <w:bCs w:val="false"/>
+                <w:color w:val="000000"/>
+                <w:sz w:val="22"/>
+                <w:szCs w:val="22"/>
+              </w:rPr>
+              <w:t xml:space="preserve">MUST be rejected by decoders until a future revision of this specification assigns them.</w:t>
             </w:r>
           </w:p>
         </w:tc>
@@ -3603,7 +4129,7 @@
           <w:sz w:val="22"/>
           <w:szCs w:val="22"/>
         </w:rPr>
-        <w:t xml:space="preserve">The variant byte is mandatory. Decoders MUST verify the variant before interpreting the rest of the identifier — an unknown variant indicates either corruption or a future format the decoder does not understand, and in either case the safe behavior is to reject.</w:t>
+        <w:t xml:space="preserve">The variant byte is mandatory. Decoders MUST verify the variant before interpreting the rest of the identifier — an unknown variant indicates either corruption or a future format the decoder does not understand, and in either case the safe behavior is to reject. The permanent reservation of 0x00 and 0xFF gives TesseraID a small but free defensive property: a 41-byte buffer of all zeroes or all ones cannot accidentally pass validation.</w:t>
       </w:r>
     </w:p>
     <w:p>
@@ -3704,14 +4230,118 @@
           <w:sz w:val="22"/>
           <w:szCs w:val="22"/>
         </w:rPr>
-        <w:t xml:space="preserve">cryptographically-secure pseudorandom number generator</w:t>
-      </w:r>
-      <w:r>
-        <w:rPr>
-          <w:sz w:val="22"/>
-          <w:szCs w:val="22"/>
-        </w:rPr>
-        <w:t xml:space="preserve">. On Linux, /dev/urandom or the getrandom(2) syscall. On macOS, SecRandomCopyBytes or arc4random. On Windows, BCryptGenRandom. In Node.js, crypto.randomFillSync. In browsers, crypto.getRandomValues. Implementations MUST NOT use Math.random, rand(), or any non-cryptographic PRNG. Implementations MUST handle CSPRNG failure as a fatal condition — generating a PQID with predictable randomness destroys the entire security argument of the format.</w:t>
+        <w:t xml:space="preserve">cryptographically-secure pseudorandom number generator (CSPRNG)</w:t>
+      </w:r>
+      <w:r>
+        <w:rPr>
+          <w:sz w:val="22"/>
+          <w:szCs w:val="22"/>
+        </w:rPr>
+        <w:t xml:space="preserve">. This is the only field carrying the post-quantum security claim, so the requirements are normative:</w:t>
+      </w:r>
+    </w:p>
+    <w:p>
+      <w:pPr>
+        <w:pStyle w:val="ListParagraph"/>
+        <w:numPr>
+          <w:ilvl w:val="0"/>
+          <w:numId w:val="2"/>
+        </w:numPr>
+        <w:spacing w:after="40" w:before="40" w:line="300"/>
+      </w:pPr>
+      <w:r>
+        <w:rPr>
+          <w:b/>
+          <w:bCs/>
+          <w:sz w:val="22"/>
+          <w:szCs w:val="22"/>
+        </w:rPr>
+        <w:t xml:space="preserve">Source. </w:t>
+      </w:r>
+      <w:r>
+        <w:rPr>
+          <w:sz w:val="22"/>
+          <w:szCs w:val="22"/>
+        </w:rPr>
+        <w:t xml:space="preserve">Implementations MUST draw the random tail from one of: getrandom(2) (Linux 3.17+), getentropy(3) or arc4random_buf (BSDs and macOS), BCryptGenRandom (Windows), the language wrappers around these (os.urandom, crypto/rand.Read, getrandom::fill, crypto.getRandomValues, SecureRandom), or — as a last-resort portable fallback — /dev/urandom. Implementations MUST NOT use a non-cryptographic userspace PRNG (Math.random, rand(), Mersenne Twister, Xoshiro, etc.) under any circumstance.</w:t>
+      </w:r>
+    </w:p>
+    <w:p>
+      <w:pPr>
+        <w:pStyle w:val="ListParagraph"/>
+        <w:numPr>
+          <w:ilvl w:val="0"/>
+          <w:numId w:val="2"/>
+        </w:numPr>
+        <w:spacing w:after="40" w:before="40" w:line="300"/>
+      </w:pPr>
+      <w:r>
+        <w:rPr>
+          <w:b/>
+          <w:bCs/>
+          <w:sz w:val="22"/>
+          <w:szCs w:val="22"/>
+        </w:rPr>
+        <w:t xml:space="preserve">Failure. </w:t>
+      </w:r>
+      <w:r>
+        <w:rPr>
+          <w:sz w:val="22"/>
+          <w:szCs w:val="22"/>
+        </w:rPr>
+        <w:t xml:space="preserve">If the CSPRNG returns an error or refuses to produce 32 bytes, the generator MUST surface the error to the caller and MUST NOT emit a TesseraID. There is no fallback path.</w:t>
+      </w:r>
+    </w:p>
+    <w:p>
+      <w:pPr>
+        <w:pStyle w:val="ListParagraph"/>
+        <w:numPr>
+          <w:ilvl w:val="0"/>
+          <w:numId w:val="2"/>
+        </w:numPr>
+        <w:spacing w:after="40" w:before="40" w:line="300"/>
+      </w:pPr>
+      <w:r>
+        <w:rPr>
+          <w:b/>
+          <w:bCs/>
+          <w:sz w:val="22"/>
+          <w:szCs w:val="22"/>
+        </w:rPr>
+        <w:t xml:space="preserve">Partial reads. </w:t>
+      </w:r>
+      <w:r>
+        <w:rPr>
+          <w:sz w:val="22"/>
+          <w:szCs w:val="22"/>
+        </w:rPr>
+        <w:t xml:space="preserve">A read that returns fewer than 32 bytes MUST be retried until either 32 bytes are obtained or an unrecoverable error is returned.</w:t>
+      </w:r>
+    </w:p>
+    <w:p>
+      <w:pPr>
+        <w:pStyle w:val="ListParagraph"/>
+        <w:numPr>
+          <w:ilvl w:val="0"/>
+          <w:numId w:val="2"/>
+        </w:numPr>
+        <w:spacing w:after="40" w:before="40" w:line="300"/>
+      </w:pPr>
+      <w:r>
+        <w:rPr>
+          <w:b/>
+          <w:bCs/>
+          <w:sz w:val="22"/>
+          <w:szCs w:val="22"/>
+        </w:rPr>
+        <w:t xml:space="preserve">Independence. </w:t>
+      </w:r>
+      <w:r>
+        <w:rPr>
+          <w:sz w:val="22"/>
+          <w:szCs w:val="22"/>
+        </w:rPr>
+        <w:t xml:space="preserve">Each TesseraID's random tail MUST be drawn independently. A generator MAY combine the 32-byte tail with a small additional read (1–2 bytes) used for the counter step in the same syscall as an optimization; this is unrelated to the cryptographic claim and does not weaken it because the OS CSPRNG output is uniform.</w:t>
       </w:r>
     </w:p>
     <w:p>
@@ -3723,7 +4353,19 @@
           <w:sz w:val="22"/>
           <w:szCs w:val="22"/>
         </w:rPr>
-        <w:t xml:space="preserve">The random field is what makes PQIDs collision-resistant. With 256 bits and a perfect CSPRNG, the expected number of identifiers required to encounter a single random-field collision is approximately 2</w:t>
+        <w:t xml:space="preserve">The current implementations call: os.urandom (Python), getrandom / getentropy (C and C++), crypto/rand.Read (Go), getrandom::fill (Rust), crypto.getRandomValues / randomFillSync (TypeScript), SecureRandom (Java), and the underlying C reference (CPython extension). A test vector cannot directly verify entropy quality, but conformance reviewers SHOULD spot-check each implementation's call site against the rules above.</w:t>
+      </w:r>
+    </w:p>
+    <w:p>
+      <w:pPr>
+        <w:spacing w:after="80" w:before="60" w:line="300"/>
+      </w:pPr>
+      <w:r>
+        <w:rPr>
+          <w:sz w:val="22"/>
+          <w:szCs w:val="22"/>
+        </w:rPr>
+        <w:t xml:space="preserve">The random field is what makes TesseraIDs collision-resistant. With 256 bits and a perfect CSPRNG, the expected number of identifiers required to encounter a single random-field collision is approximately 2</w:t>
       </w:r>
       <w:r>
         <w:rPr>
@@ -3758,7 +4400,7 @@
           <w:sz w:val="22"/>
           <w:szCs w:val="22"/>
         </w:rPr>
-        <w:t xml:space="preserve">PQID defines two text encodings. Both round-trip cleanly to the same 41-byte binary form and neither uses padding. They differ in their behavior under string sort: Crockford Base32 [13] is ASCII-sort-preserving (sorting the strings as text gives generation-time order), while canonical Base64URL is sort-preserving only when its bytes are compared, not when its text is compared as ASCII. The reason is that the RFC 4648 Section 5 [3] alphabet (A-Z, a-z, 0-9, -, _) maps alphabet values 0..63 to ASCII codepoints that are not monotonic — A-Z (65..90), a-z (97..122), 0-9 (48..57), '-' (45), '_' (95) interleave, so a string-level ASCII sort produces an order different from the underlying byte order. Crockford's alphabet (0-9 then A-Z minus I/L/O/U) is monotonic in ASCII and so its strings sort identically to their decoded bytes. Choose accordingly: machine-to-machine paths use Base64URL and sort the bytes (or simply preserve insertion order); human-facing or text-sorted columns use Crockford.</w:t>
+        <w:t xml:space="preserve">TesseraID defines two text encodings. Both round-trip cleanly to the same 41-byte binary form and neither uses padding. They differ in their behavior under string sort: Crockford Base32 [13] is ASCII-sort-preserving (sorting the strings as text gives generation-time order), while canonical Base64URL is sort-preserving only when its bytes are compared, not when its text is compared as ASCII. The reason is that the RFC 4648 Section 5 [3] alphabet (A-Z, a-z, 0-9, -, _) maps alphabet values 0..63 to ASCII codepoints that are not monotonic — A-Z (65..90), a-z (97..122), 0-9 (48..57), '-' (45), '_' (95) interleave, so a string-level ASCII sort produces an order different from the underlying byte order. Crockford's alphabet (0-9 then A-Z minus I/L/O/U) is monotonic in ASCII and so its strings sort identically to their decoded bytes. Choose accordingly: machine-to-machine paths use Base64URL and sort the bytes (or simply preserve insertion order); human-facing or text-sorted columns use Crockford.</w:t>
       </w:r>
     </w:p>
     <w:p>
@@ -3847,7 +4489,7 @@
                 <w:sz w:val="18"/>
                 <w:szCs w:val="18"/>
               </w:rPr>
-              <w:t xml:space="preserve">Example PQID, Base64URL form:</w:t>
+              <w:t xml:space="preserve">Example TesseraID, Base64URL form:</w:t>
             </w:r>
           </w:p>
           <w:p>
@@ -3976,7 +4618,7 @@
                 <w:sz w:val="18"/>
                 <w:szCs w:val="18"/>
               </w:rPr>
-              <w:t xml:space="preserve">Example PQID, Crockford Base32 form (same bytes as the Base64URL example above):</w:t>
+              <w:t xml:space="preserve">Example TesseraID, Crockford Base32 form (same bytes as the Base64URL example above):</w:t>
             </w:r>
           </w:p>
           <w:p>
@@ -3989,7 +4631,7 @@
                 <w:sz w:val="18"/>
                 <w:szCs w:val="18"/>
               </w:rPr>
-              <w:t xml:space="preserve">  01KQQK6QWW040D74PQ1VAA6SW1XY2ZS5C7DX0B225AHEH62FQZFMWQV6MASQDY0SXP</w:t>
+              <w:t xml:space="preserve">  06EYYCTZKG0G1MWJTW7D98V7G7QRBZ4NGXQM1C88NA5T4R9YZXYKJZCTHB6XQR37PR</w:t>
             </w:r>
           </w:p>
         </w:tc>
@@ -4009,6 +4651,444 @@
     </w:p>
     <w:p>
       <w:pPr>
+        <w:pStyle w:val="Heading2"/>
+      </w:pPr>
+      <w:r>
+        <w:t xml:space="preserve">TesseraHash — sibling content-identifier format (variant 0x03)</w:t>
+      </w:r>
+    </w:p>
+    <w:p>
+      <w:pPr>
+        <w:spacing w:after="80" w:before="60" w:line="300"/>
+      </w:pPr>
+      <w:r>
+        <w:rPr>
+          <w:b/>
+          <w:bCs/>
+          <w:sz w:val="22"/>
+          <w:szCs w:val="22"/>
+        </w:rPr>
+        <w:t xml:space="preserve">TesseraHash is a sibling format to TesseraID</w:t>
+      </w:r>
+      <w:r>
+        <w:rPr>
+          <w:sz w:val="22"/>
+          <w:szCs w:val="22"/>
+        </w:rPr>
+        <w:t xml:space="preserve">, sharing TesseraID's 9-byte header layout but extending the wire size and replacing the random tail with a deterministic content digest. TesseraHash is </w:t>
+      </w:r>
+      <w:r>
+        <w:rPr>
+          <w:i/>
+          <w:iCs/>
+          <w:sz w:val="22"/>
+          <w:szCs w:val="22"/>
+        </w:rPr>
+        <w:t xml:space="preserve">additive</w:t>
+      </w:r>
+      <w:r>
+        <w:rPr>
+          <w:sz w:val="22"/>
+          <w:szCs w:val="22"/>
+        </w:rPr>
+        <w:t xml:space="preserve">: it does not change TesseraID, and the two formats are guaranteed to not cross-decode.</w:t>
+      </w:r>
+    </w:p>
+    <w:p>
+      <w:pPr>
+        <w:pStyle w:val="Heading3"/>
+      </w:pPr>
+      <w:r>
+        <w:t xml:space="preserve">Wire layout (73 bytes)</w:t>
+      </w:r>
+    </w:p>
+    <w:p>
+      <w:pPr>
+        <w:spacing w:after="80" w:before="60" w:line="300"/>
+      </w:pPr>
+      <w:r>
+        <w:t xml:space="preserve">  0       6      7       9                                            73
+  +-------+------+-------+--------------------------------------------+
+  |  TS   | 0x03 |  CTR  |              SHAKE256(content, 64B)        |
+  | 48 b  |  8 b | 16 b  |                       512 b                |
+  +-------+------+-------+--------------------------------------------+
+</w:t>
+      </w:r>
+    </w:p>
+    <w:p>
+      <w:pPr>
+        <w:pStyle w:val="ListParagraph"/>
+        <w:numPr>
+          <w:ilvl w:val="0"/>
+          <w:numId w:val="2"/>
+        </w:numPr>
+        <w:spacing w:after="40" w:before="40" w:line="300"/>
+      </w:pPr>
+      <w:r>
+        <w:rPr>
+          <w:b/>
+          <w:bCs/>
+          <w:sz w:val="22"/>
+          <w:szCs w:val="22"/>
+        </w:rPr>
+        <w:t xml:space="preserve">Timestamp (0–5): </w:t>
+      </w:r>
+      <w:r>
+        <w:rPr>
+          <w:sz w:val="22"/>
+          <w:szCs w:val="22"/>
+        </w:rPr>
+        <w:t xml:space="preserve">Provenance metadata — when this identifier was assigned. NOT a security claim.</w:t>
+      </w:r>
+    </w:p>
+    <w:p>
+      <w:pPr>
+        <w:pStyle w:val="ListParagraph"/>
+        <w:numPr>
+          <w:ilvl w:val="0"/>
+          <w:numId w:val="2"/>
+        </w:numPr>
+        <w:spacing w:after="40" w:before="40" w:line="300"/>
+      </w:pPr>
+      <w:r>
+        <w:rPr>
+          <w:b/>
+          <w:bCs/>
+          <w:sz w:val="22"/>
+          <w:szCs w:val="22"/>
+        </w:rPr>
+        <w:t xml:space="preserve">Variant (6): </w:t>
+      </w:r>
+      <w:r>
+        <w:rPr>
+          <w:sz w:val="22"/>
+          <w:szCs w:val="22"/>
+        </w:rPr>
+        <w:t xml:space="preserve">Fixed at 0x03, allocated from TesseraID's reserved-future range.</w:t>
+      </w:r>
+    </w:p>
+    <w:p>
+      <w:pPr>
+        <w:pStyle w:val="ListParagraph"/>
+        <w:numPr>
+          <w:ilvl w:val="0"/>
+          <w:numId w:val="2"/>
+        </w:numPr>
+        <w:spacing w:after="40" w:before="40" w:line="300"/>
+      </w:pPr>
+      <w:r>
+        <w:rPr>
+          <w:b/>
+          <w:bCs/>
+          <w:sz w:val="22"/>
+          <w:szCs w:val="22"/>
+        </w:rPr>
+        <w:t xml:space="preserve">Counter (7–8): </w:t>
+      </w:r>
+      <w:r>
+        <w:rPr>
+          <w:sz w:val="22"/>
+          <w:szCs w:val="22"/>
+        </w:rPr>
+        <w:t xml:space="preserve">Same-ms disambiguator within a generator.</w:t>
+      </w:r>
+    </w:p>
+    <w:p>
+      <w:pPr>
+        <w:pStyle w:val="ListParagraph"/>
+        <w:numPr>
+          <w:ilvl w:val="0"/>
+          <w:numId w:val="2"/>
+        </w:numPr>
+        <w:spacing w:after="40" w:before="40" w:line="300"/>
+      </w:pPr>
+      <w:r>
+        <w:rPr>
+          <w:b/>
+          <w:bCs/>
+          <w:sz w:val="22"/>
+          <w:szCs w:val="22"/>
+        </w:rPr>
+        <w:t xml:space="preserve">Tail (9–72): </w:t>
+      </w:r>
+      <w:r>
+        <w:rPr>
+          <w:sz w:val="22"/>
+          <w:szCs w:val="22"/>
+        </w:rPr>
+        <w:t xml:space="preserve">64 bytes (512 bits) of SHAKE-256(content), output truncated to 64 bytes. Deterministic from the content alone: two callers that TesseraHash the same content produce the same tail, regardless of generator or timestamp.</w:t>
+      </w:r>
+    </w:p>
+    <w:p>
+      <w:pPr>
+        <w:pStyle w:val="Heading3"/>
+      </w:pPr>
+      <w:r>
+        <w:t xml:space="preserve">Security claim</w:t>
+      </w:r>
+    </w:p>
+    <w:p>
+      <w:pPr>
+        <w:spacing w:after="80" w:before="60" w:line="300"/>
+      </w:pPr>
+      <w:r>
+        <w:t xml:space="preserve">The 512-bit tail gives:</w:t>
+      </w:r>
+    </w:p>
+    <w:p>
+      <w:pPr>
+        <w:pStyle w:val="ListParagraph"/>
+        <w:numPr>
+          <w:ilvl w:val="0"/>
+          <w:numId w:val="2"/>
+        </w:numPr>
+        <w:spacing w:after="40" w:before="40" w:line="300"/>
+      </w:pPr>
+      <w:r>
+        <w:rPr>
+          <w:sz w:val="22"/>
+          <w:szCs w:val="22"/>
+        </w:rPr>
+        <w:t xml:space="preserve">2</w:t>
+      </w:r>
+      <w:r>
+        <w:rPr>
+          <w:sz w:val="22"/>
+          <w:szCs w:val="22"/>
+          <w:vertAlign w:val="superscript"/>
+        </w:rPr>
+        <w:t xml:space="preserve">256</w:t>
+      </w:r>
+      <w:r>
+        <w:rPr>
+          <w:sz w:val="22"/>
+          <w:szCs w:val="22"/>
+        </w:rPr>
+        <w:t xml:space="preserve"> classical and post-quantum (Grover) second-preimage resistance.</w:t>
+      </w:r>
+    </w:p>
+    <w:p>
+      <w:pPr>
+        <w:pStyle w:val="ListParagraph"/>
+        <w:numPr>
+          <w:ilvl w:val="0"/>
+          <w:numId w:val="2"/>
+        </w:numPr>
+        <w:spacing w:after="40" w:before="40" w:line="300"/>
+      </w:pPr>
+      <w:r>
+        <w:rPr>
+          <w:sz w:val="22"/>
+          <w:szCs w:val="22"/>
+        </w:rPr>
+        <w:t xml:space="preserve">2</w:t>
+      </w:r>
+      <w:r>
+        <w:rPr>
+          <w:sz w:val="22"/>
+          <w:szCs w:val="22"/>
+          <w:vertAlign w:val="superscript"/>
+        </w:rPr>
+        <w:t xml:space="preserve">256</w:t>
+      </w:r>
+      <w:r>
+        <w:rPr>
+          <w:sz w:val="22"/>
+          <w:szCs w:val="22"/>
+        </w:rPr>
+        <w:t xml:space="preserve"> classical collision resistance (birthday).</w:t>
+      </w:r>
+    </w:p>
+    <w:p>
+      <w:pPr>
+        <w:pStyle w:val="ListParagraph"/>
+        <w:numPr>
+          <w:ilvl w:val="0"/>
+          <w:numId w:val="2"/>
+        </w:numPr>
+        <w:spacing w:after="40" w:before="40" w:line="300"/>
+      </w:pPr>
+      <w:r>
+        <w:rPr>
+          <w:sz w:val="22"/>
+          <w:szCs w:val="22"/>
+        </w:rPr>
+        <w:t xml:space="preserve">2</w:t>
+      </w:r>
+      <w:r>
+        <w:rPr>
+          <w:sz w:val="22"/>
+          <w:szCs w:val="22"/>
+          <w:vertAlign w:val="superscript"/>
+        </w:rPr>
+        <w:t xml:space="preserve">170</w:t>
+      </w:r>
+      <w:r>
+        <w:rPr>
+          <w:sz w:val="22"/>
+          <w:szCs w:val="22"/>
+        </w:rPr>
+        <w:t xml:space="preserve"> post-quantum collision resistance (BHT). This is the surface that matters for content addressing across multi-decade archival horizons.</w:t>
+      </w:r>
+    </w:p>
+    <w:p>
+      <w:pPr>
+        <w:spacing w:after="80" w:before="60" w:line="300"/>
+      </w:pPr>
+      <w:r>
+        <w:rPr>
+          <w:b/>
+          <w:bCs/>
+          <w:sz w:val="22"/>
+          <w:szCs w:val="22"/>
+        </w:rPr>
+        <w:t xml:space="preserve">What TesseraHash is NOT: </w:t>
+      </w:r>
+      <w:r>
+        <w:rPr>
+          <w:sz w:val="22"/>
+          <w:szCs w:val="22"/>
+        </w:rPr>
+        <w:t xml:space="preserve">not a hash function (use SHAKE-256 directly), not a MAC (use KMAC256), not a signature (use ML-DSA / SLH-DSA). TesseraHash is a content identifier with provenance metadata; the timestamp carries no security claim.</w:t>
+      </w:r>
+    </w:p>
+    <w:p>
+      <w:pPr>
+        <w:pStyle w:val="Heading3"/>
+      </w:pPr>
+      <w:r>
+        <w:t xml:space="preserve">Cross-format non-overlap</w:t>
+      </w:r>
+    </w:p>
+    <w:p>
+      <w:pPr>
+        <w:spacing w:after="80" w:before="60" w:line="300"/>
+      </w:pPr>
+      <w:r>
+        <w:rPr>
+          <w:sz w:val="22"/>
+          <w:szCs w:val="22"/>
+        </w:rPr>
+        <w:t xml:space="preserve">TesseraID and TesseraHash MUST NOT cross-decode. TesseraID is exactly 41 bytes with variant 0x01 or 0x02; conformant TesseraID decoders reject 73-byte buffers (length error) and reject the 0x03 variant byte. TesseraHash is exactly 73 bytes with variant 0x03; conformant TesseraHash decoders reject 41-byte buffers (length error) and any variant other than 0x03.</w:t>
+      </w:r>
+    </w:p>
+    <w:p>
+      <w:pPr>
+        <w:spacing w:after="80" w:before="60" w:line="300"/>
+      </w:pPr>
+      <w:r>
+        <w:t xml:space="preserve">An application that may receive either format dispatches at the boundary:</w:t>
+      </w:r>
+    </w:p>
+    <w:p>
+      <w:pPr>
+        <w:spacing w:after="80" w:before="60" w:line="300"/>
+      </w:pPr>
+      <w:r>
+        <w:t xml:space="preserve">  if len(buf) == 73 and buf[6] == 0x03:  TesseraHash.decode(buf)
+  elif len(buf) == 41 and buf[6] in {0x01, 0x02}:  TesseraID.decode(buf)
+  else: error
+</w:t>
+      </w:r>
+    </w:p>
+    <w:p>
+      <w:pPr>
+        <w:pStyle w:val="Heading3"/>
+      </w:pPr>
+      <w:r>
+        <w:t xml:space="preserve">Encodings</w:t>
+      </w:r>
+    </w:p>
+    <w:p>
+      <w:pPr>
+        <w:pStyle w:val="ListParagraph"/>
+        <w:numPr>
+          <w:ilvl w:val="0"/>
+          <w:numId w:val="2"/>
+        </w:numPr>
+        <w:spacing w:after="40" w:before="40" w:line="300"/>
+      </w:pPr>
+      <w:r>
+        <w:rPr>
+          <w:b/>
+          <w:bCs/>
+          <w:sz w:val="22"/>
+          <w:szCs w:val="22"/>
+        </w:rPr>
+        <w:t xml:space="preserve">Base64URL: 98 characters. </w:t>
+      </w:r>
+      <w:r>
+        <w:rPr>
+          <w:sz w:val="22"/>
+          <w:szCs w:val="22"/>
+        </w:rPr>
+        <w:t xml:space="preserve">ceil(73*8/6) = 98. 584 input bits fill 97 full characters plus 2 bits, so the final character carries 2 bits of value plus 4 bits of zero padding (it is always one of A, Q, g, w). Decoders MUST reject inputs whose final character carries non-zero padding bits.</w:t>
+      </w:r>
+    </w:p>
+    <w:p>
+      <w:pPr>
+        <w:pStyle w:val="ListParagraph"/>
+        <w:numPr>
+          <w:ilvl w:val="0"/>
+          <w:numId w:val="2"/>
+        </w:numPr>
+        <w:spacing w:after="40" w:before="40" w:line="300"/>
+      </w:pPr>
+      <w:r>
+        <w:rPr>
+          <w:b/>
+          <w:bCs/>
+          <w:sz w:val="22"/>
+          <w:szCs w:val="22"/>
+        </w:rPr>
+        <w:t xml:space="preserve">Crockford Base32: 117 characters. </w:t>
+      </w:r>
+      <w:r>
+        <w:rPr>
+          <w:sz w:val="22"/>
+          <w:szCs w:val="22"/>
+        </w:rPr>
+        <w:t xml:space="preserve">ceil(73*8/5) = 117. 584 input bits → 585 output bits with 1 zero pad bit at the bottom of the final character. Case-insensitive with the same I/L→1 and O→0 confusables as TesseraID.</w:t>
+      </w:r>
+    </w:p>
+    <w:p>
+      <w:pPr>
+        <w:pStyle w:val="Heading3"/>
+      </w:pPr>
+      <w:r>
+        <w:t xml:space="preserve">Verify</w:t>
+      </w:r>
+    </w:p>
+    <w:p>
+      <w:pPr>
+        <w:spacing w:after="80" w:before="60" w:line="300"/>
+      </w:pPr>
+      <w:r>
+        <w:rPr>
+          <w:sz w:val="22"/>
+          <w:szCs w:val="22"/>
+        </w:rPr>
+        <w:t xml:space="preserve">A conformant TesseraHash implementation MUST expose a </w:t>
+      </w:r>
+      <w:r>
+        <w:rPr>
+          <w:b/>
+          <w:bCs/>
+          <w:sz w:val="22"/>
+          <w:szCs w:val="22"/>
+        </w:rPr>
+        <w:t xml:space="preserve">verify(raw, content)</w:t>
+      </w:r>
+      <w:r>
+        <w:rPr>
+          <w:sz w:val="22"/>
+          <w:szCs w:val="22"/>
+        </w:rPr>
+        <w:t xml:space="preserve"> predicate that returns true iff raw is a 73-byte TesseraHash with variant 0x03 AND its tail equals SHAKE-256(content) truncated to 64 bytes. The tail comparison MUST be constant-time on the 64-byte input to avoid timing oracles. Malformed buffers return false rather than raising.</w:t>
+      </w:r>
+    </w:p>
+    <w:p>
+      <w:pPr>
         <w:pStyle w:val="Heading1"/>
         <w:pageBreakBefore/>
       </w:pPr>
@@ -4025,7 +5105,7 @@
           <w:sz w:val="22"/>
           <w:szCs w:val="22"/>
         </w:rPr>
-        <w:t xml:space="preserve">Specifications often present numeric choices as if they fell from the sky. This part walks through each significant number in PQID and explains why that number, and not a slightly different one, is in the spec. The intent is to give future implementers enough context to evaluate proposed extensions and to give reviewers enough material to push back if the reasoning fails to convince.</w:t>
+        <w:t xml:space="preserve">Specifications often present numeric choices as if they fell from the sky. This part walks through each significant number in TesseraID and explains why that number, and not a slightly different one, is in the spec. The intent is to give future implementers enough context to evaluate proposed extensions and to give reviewers enough material to push back if the reasoning fails to convince.</w:t>
       </w:r>
     </w:p>
     <w:p>
@@ -4120,7 +5200,7 @@
           <w:sz w:val="22"/>
           <w:szCs w:val="22"/>
         </w:rPr>
-        <w:t xml:space="preserve"> — though for the use case that matters here, namely targeted second-preimage ("find another PQID with the same random field as this one"), the quantum cost is 2</w:t>
+        <w:t xml:space="preserve"> — though for the use case that matters here, namely targeted second-preimage ("find another TesseraID with the same random field as this one"), the quantum cost is 2</w:t>
       </w:r>
       <w:r>
         <w:rPr>
@@ -4163,7 +5243,7 @@
           <w:sz w:val="22"/>
           <w:szCs w:val="22"/>
         </w:rPr>
-        <w:t xml:space="preserve">. UUIDv4: 61 bits. UUIDv7: 37 bits. ULID: 40 bits. KSUID: 64 bits. PQID: 128 bits. The 128-bit target is not arbitrary; it is the level NIST has designated as adequate for symmetric cryptographic primitives through 2030 and beyond [10], and it is the level the post-quantum signature standards (ML-DSA-44 [12], ML-KEM-512 [11]) are calibrated to. Choosing less for a new identifier means accepting that the identifier becomes the weakest cryptographic component of any system that combines it with AES-128 [22] or stronger.</w:t>
+        <w:t xml:space="preserve">. UUIDv4: 61 bits. UUIDv7: 37 bits. ULID: 40 bits. KSUID: 64 bits. TesseraID: 128 bits. The 128-bit target is not arbitrary; it is the level NIST has designated as adequate for symmetric cryptographic primitives through 2030 and beyond [10], and it is the level the post-quantum signature standards (ML-DSA-44 [12], ML-KEM-512 [11]) are calibrated to. Choosing less for a new identifier means accepting that the identifier becomes the weakest cryptographic component of any system that combines it with AES-128 [22] or stronger.</w:t>
       </w:r>
     </w:p>
     <w:p>
@@ -4234,7 +5314,7 @@
                 <w:sz w:val="22"/>
                 <w:szCs w:val="22"/>
               </w:rPr>
-              <w:t xml:space="preserve">Apply the standard birthday bound to the 256-bit random field: a 50% probability of any collision arrives after roughly √(π/2) · 2^128 ≈ 4.27 × 10^38 generations. At one billion PQIDs generated per second (more than the entire AWS S3 namespace per day), the expected time to a single random-field collision is approximately 1.35 × 10^22 years — about one trillion times the current age of the universe. The 256-bit field is not a marketing number; it is genuinely beyond the reach of any plausible attacker, including ones with quantum computers operating at theoretical limits.</w:t>
+              <w:t xml:space="preserve">Apply the standard birthday bound to the 256-bit random field: a 50% probability of any collision arrives after roughly √(π/2) · 2^128 ≈ 4.27 × 10^38 generations. At one billion TesseraIDs generated per second (more than the entire AWS S3 namespace per day), the expected time to a single random-field collision is approximately 1.35 × 10^22 years — about one trillion times the current age of the universe. The 256-bit field is not a marketing number; it is genuinely beyond the reach of any plausible attacker, including ones with quantum computers operating at theoretical limits.</w:t>
             </w:r>
           </w:p>
         </w:tc>
@@ -4297,7 +5377,7 @@
           <w:sz w:val="22"/>
           <w:szCs w:val="22"/>
         </w:rPr>
-        <w:t xml:space="preserve">Millisecond resolution is roughly the floor below which clock synchronization stops being useful. PQIDs generated within the same millisecond are disambiguated by the per-generator counter, which is monotonic by construction; PQIDs generated more than a millisecond apart are ordered correctly to within the synchronization quality of the underlying clocks. Going finer doesn't help and arguably hurts.</w:t>
+        <w:t xml:space="preserve">Millisecond resolution is roughly the floor below which clock synchronization stops being useful. TesseraIDs generated within the same millisecond are disambiguated by the per-generator counter, which is monotonic by construction; TesseraIDs generated more than a millisecond apart are ordered correctly to within the synchronization quality of the underlying clocks. Going finer doesn't help and arguably hurts.</w:t>
       </w:r>
     </w:p>
     <w:p>
@@ -4329,7 +5409,7 @@
           <w:sz w:val="22"/>
           <w:szCs w:val="22"/>
         </w:rPr>
-        <w:t xml:space="preserve">Two design choices were considered for the relationship between Standard and HLC PQIDs: separate identifier formats with separate names, or a single format with a discriminator byte. The variant-byte approach won on three grounds.</w:t>
+        <w:t xml:space="preserve">Two design choices were considered for the relationship between Standard and HLC TesseraIDs: separate identifier formats with separate names, or a single format with a discriminator byte. The variant-byte approach won on three grounds.</w:t>
       </w:r>
     </w:p>
     <w:p>
@@ -4350,7 +5430,7 @@
           <w:sz w:val="22"/>
           <w:szCs w:val="22"/>
         </w:rPr>
-        <w:t xml:space="preserve">Both variants are 41 bytes, both encode and decode identically, and both are lexicographically sortable. A consumer that has no opinion about whether an identifier was generated against a wall clock or an HLC can treat all PQIDs as opaque sortable bytes; only consumers that care about the timestamp's semantics need to read the variant byte. This minimizes the surface area producers and consumers must agree on.</w:t>
+        <w:t xml:space="preserve">Both variants are 41 bytes, both encode and decode identically, and both are lexicographically sortable. A consumer that has no opinion about whether an identifier was generated against a wall clock or an HLC can treat all TesseraIDs as opaque sortable bytes; only consumers that care about the timestamp's semantics need to read the variant byte. This minimizes the surface area producers and consumers must agree on.</w:t>
       </w:r>
     </w:p>
     <w:p>
@@ -4371,7 +5451,7 @@
           <w:sz w:val="22"/>
           <w:szCs w:val="22"/>
         </w:rPr>
-        <w:t xml:space="preserve">A single column type (CHAR(55), BYTEA(41), or whatever) holds both variants. Mixing variants in the same table is permitted and the rows still sort correctly across variants — though we caution users against doing this in practice (see Part VII for why mixing HLC and Standard PQIDs in the same ordered stream introduces some subtle gotchas).</w:t>
+        <w:t xml:space="preserve">A single column type (CHAR(55), BYTEA(41), or whatever) holds both variants. Mixing variants in the same table is permitted and the rows still sort correctly across variants — though we caution users against doing this in practice (see Part VII for why mixing HLC and Standard TesseraIDs in the same ordered stream introduces some subtle gotchas).</w:t>
       </w:r>
     </w:p>
     <w:p>
@@ -4392,7 +5472,7 @@
           <w:sz w:val="22"/>
           <w:szCs w:val="22"/>
         </w:rPr>
-        <w:t xml:space="preserve">The variant byte gives 254 unused values for future PQID variants without breaking the 41-byte commitment. If we discover in 2030 that 256 bits of randomness is no longer enough, we can define a variant 0x03 with a different layout — perhaps 384 random bits at the cost of a smaller timestamp range — and existing decoders will reject it cleanly rather than silently misinterpreting it. The discipline is: every variant MUST share the 6-byte timestamp at offset 0 (so byte-comparison ordering is preserved across variants), but the rest of the layout is free to evolve.</w:t>
+        <w:t xml:space="preserve">The variant byte gives 254 unused values for future TesseraID variants without breaking the 41-byte commitment. If we discover in 2030 that 256 bits of randomness is no longer enough, we can define a variant 0x03 with a different layout — perhaps 384 random bits at the cost of a smaller timestamp range — and existing decoders will reject it cleanly rather than silently misinterpreting it. The discipline is: every variant MUST share the 6-byte timestamp at offset 0 (so byte-comparison ordering is preserved across variants), but the rest of the layout is free to evolve.</w:t>
       </w:r>
     </w:p>
     <w:p>
@@ -4436,7 +5516,7 @@
           <w:sz w:val="22"/>
           <w:szCs w:val="22"/>
         </w:rPr>
-        <w:t xml:space="preserve">PQID elevates HLC to a co-equal variant rather than an extension because we believe distributed-systems use cases are common enough — and HLC's semantic value clear enough — that the format should make HLC a first-class option. The Standard variant remains the default for the 95% of cases where wall-clock semantics are what users actually want; the HLC variant is there for the 5% where causal ordering across nodes is a real requirement.</w:t>
+        <w:t xml:space="preserve">TesseraID elevates HLC to a co-equal variant rather than an extension because we believe distributed-systems use cases are common enough — and HLC's semantic value clear enough — that the format should make HLC a first-class option. The Standard variant remains the default for the 95% of cases where wall-clock semantics are what users actually want; the HLC variant is there for the 5% where causal ordering across nodes is a real requirement.</w:t>
       </w:r>
     </w:p>
     <w:p>
@@ -4448,7 +5528,7 @@
           <w:sz w:val="22"/>
           <w:szCs w:val="22"/>
         </w:rPr>
-        <w:t xml:space="preserve">A subtle but important property of this design: a system can start with Standard PQIDs and upgrade individual generators or services to HLC without rewriting consumers. The wire format is unchanged, the encoding is unchanged, and lexicographic ordering still works. Consumers that want to take advantage of HLC's causal ordering can read the variant byte; consumers that don't can ignore it.</w:t>
+        <w:t xml:space="preserve">A subtle but important property of this design: a system can start with Standard TesseraIDs and upgrade individual generators or services to HLC without rewriting consumers. The wire format is unchanged, the encoding is unchanged, and lexicographic ordering still works. Consumers that want to take advantage of HLC's causal ordering can read the variant byte; consumers that don't can ignore it.</w:t>
       </w:r>
     </w:p>
     <w:p>
@@ -4480,7 +5560,7 @@
           <w:sz w:val="22"/>
           <w:szCs w:val="22"/>
         </w:rPr>
-        <w:t xml:space="preserve">Crockford Base32 exists for two related use cases. The first is human transcription. The Base64URL alphabet contains characters that are visually ambiguous in many fonts (lowercase l vs uppercase I, lowercase o vs digit 0) and is case-sensitive. A user who reads a PQID from a sticker, a paper printout, or a printed receipt and types it back in is significantly more error-prone with Base64URL than with Crockford Base32. Crockford's alphabet drops the ambiguous letters entirely and treats case as insignificant; the I/L/O/0 confusables are explicitly canonicalized by the decoder. The second use case is text-level lexicographic sort. Crockford's alphabet (0-9 then A-Z minus I/L/O/U) is monotonic in ASCII, so sorting Crockford strings as text yields the same order as sorting their decoded bytes. The Base64URL alphabet does not have that property, so a database column whose contents are sorted as text rather than as bytes will not produce time-ordered results from canonical Base64URL strings. The cost of Crockford is 11 extra characters per identifier (66 vs 55), which we consider acceptable for the use cases that need either property.</w:t>
+        <w:t xml:space="preserve">Crockford Base32 exists for two related use cases. The first is human transcription. The Base64URL alphabet contains characters that are visually ambiguous in many fonts (lowercase l vs uppercase I, lowercase o vs digit 0) and is case-sensitive. A user who reads a TesseraID from a sticker, a paper printout, or a printed receipt and types it back in is significantly more error-prone with Base64URL than with Crockford Base32. Crockford's alphabet drops the ambiguous letters entirely and treats case as insignificant; the I/L/O/0 confusables are explicitly canonicalized by the decoder. The second use case is text-level lexicographic sort. Crockford's alphabet (0-9 then A-Z minus I/L/O/U) is monotonic in ASCII, so sorting Crockford strings as text yields the same order as sorting their decoded bytes. The Base64URL alphabet does not have that property, so a database column whose contents are sorted as text rather than as bytes will not produce time-ordered results from canonical Base64URL strings. The cost of Crockford is 11 extra characters per identifier (66 vs 55), which we consider acceptable for the use cases that need either property.</w:t>
       </w:r>
     </w:p>
     <w:p>
@@ -4512,7 +5592,7 @@
           <w:sz w:val="22"/>
           <w:szCs w:val="22"/>
         </w:rPr>
-        <w:t xml:space="preserve">The counter exists to disambiguate IDs generated in the same millisecond by the same generator. Sixteen bits gives 65,536 distinct values per millisecond — sufficient to distinguish IDs at a generation rate of 65 million per second from a single generator. Above that rate, the spec requires the generator to spin to the next millisecond before continuing; in practice, no PQID implementation we've benchmarked comes close to exhausting the counter budget within a millisecond on commodity hardware.</w:t>
+        <w:t xml:space="preserve">The counter exists to disambiguate IDs generated in the same millisecond by the same generator. Sixteen bits gives 65,536 distinct values per millisecond — sufficient to distinguish IDs at a generation rate of 65 million per second from a single generator. Above that rate, the spec requires the generator to spin to the next millisecond before continuing; in practice, no TesseraID implementation we've benchmarked comes close to exhausting the counter budget within a millisecond on commodity hardware.</w:t>
       </w:r>
     </w:p>
     <w:p>
@@ -4607,7 +5687,7 @@
           <w:sz w:val="22"/>
           <w:szCs w:val="22"/>
         </w:rPr>
-        <w:t xml:space="preserve">This part is the practical decision guide. We work through the question "should I use PQID, and if so, which variant?" in three layers: when PQID is the right format at all, when to choose Standard vs HLC, and when to reach for something else.</w:t>
+        <w:t xml:space="preserve">This part is the practical decision guide. We work through the question "should I use TesseraID, and if so, which variant?" in three layers: when TesseraID is the right format at all, when to choose Standard vs HLC, and when to reach for something else.</w:t>
       </w:r>
     </w:p>
     <w:p>
@@ -4615,7 +5695,7 @@
         <w:pStyle w:val="Heading2"/>
       </w:pPr>
       <w:r>
-        <w:t xml:space="preserve">When PQID is the Right Choice</w:t>
+        <w:t xml:space="preserve">When TesseraID is the Right Choice</w:t>
       </w:r>
     </w:p>
     <w:p>
@@ -4623,7 +5703,7 @@
         <w:spacing w:after="80" w:before="60" w:line="300"/>
       </w:pPr>
       <w:r>
-        <w:t xml:space="preserve">PQID is a good fit when at least two of the following are true:</w:t>
+        <w:t xml:space="preserve">TesseraID is a good fit when at least two of the following are true:</w:t>
       </w:r>
     </w:p>
     <w:p>
@@ -4720,7 +5800,7 @@
           <w:sz w:val="22"/>
           <w:szCs w:val="22"/>
         </w:rPr>
-        <w:t xml:space="preserve">If your system has only one of these, simpler formats are worth considering. UUIDv4 is great when ordering doesn't matter and you want minimal byte cost. ULID is great when ordering matters but post-quantum margins don't. A `BIGSERIAL` PostgreSQL column is great when you have a single database and no horizontal scaling pressure. PQID's value increases with the number of these constraints that apply simultaneously.</w:t>
+        <w:t xml:space="preserve">If your system has only one of these, simpler formats are worth considering. UUIDv4 is great when ordering doesn't matter and you want minimal byte cost. ULID is great when ordering matters but post-quantum margins don't. A `BIGSERIAL` PostgreSQL column is great when you have a single database and no horizontal scaling pressure. TesseraID's value increases with the number of these constraints that apply simultaneously.</w:t>
       </w:r>
     </w:p>
     <w:p>
@@ -4834,7 +5914,7 @@
           <w:sz w:val="22"/>
           <w:szCs w:val="22"/>
         </w:rPr>
-        <w:t xml:space="preserve">CockroachDB's MVCC layer uses HLC internally; exposing PQIDs in the HLC variant gives a natural primary-key format with built-in version semantics.</w:t>
+        <w:t xml:space="preserve">CockroachDB's MVCC layer uses HLC internally; exposing TesseraIDs in the HLC variant gives a natural primary-key format with built-in version semantics.</w:t>
       </w:r>
     </w:p>
     <w:p>
@@ -4984,7 +6064,7 @@
         <w:pStyle w:val="Heading2"/>
       </w:pPr>
       <w:r>
-        <w:t xml:space="preserve">When Not to Use PQID</w:t>
+        <w:t xml:space="preserve">When Not to Use TesseraID</w:t>
       </w:r>
     </w:p>
     <w:p>
@@ -4996,7 +6076,7 @@
           <w:sz w:val="22"/>
           <w:szCs w:val="22"/>
         </w:rPr>
-        <w:t xml:space="preserve">PQID is not a good choice in three classes of situation.</w:t>
+        <w:t xml:space="preserve">TesseraID is not a good choice in three classes of situation.</w:t>
       </w:r>
     </w:p>
     <w:p>
@@ -5016,7 +6096,7 @@
           <w:sz w:val="22"/>
           <w:szCs w:val="22"/>
         </w:rPr>
-        <w:t xml:space="preserve">PQID is 41 bytes binary, 55 characters Base64URL. UUIDv4 is 16 bytes, 22 characters. KSUID is 20 bytes, 27 characters. If you are storing billions of identifiers per gigabyte of headroom, or transmitting identifier-dense streams over bandwidth-constrained links, the size difference matters. Common cases where PQID's size is unacceptable: embedded systems with kilobyte-scale storage budgets, real-time wire protocols where every byte counts, and high-frequency trading systems where serialization latency is bound by byte count. In these cases, ULID or KSUID is usually the right answer.</w:t>
+        <w:t xml:space="preserve">TesseraID is 41 bytes binary, 55 characters Base64URL. UUIDv4 is 16 bytes, 22 characters. KSUID is 20 bytes, 27 characters. If you are storing billions of identifiers per gigabyte of headroom, or transmitting identifier-dense streams over bandwidth-constrained links, the size difference matters. Common cases where TesseraID's size is unacceptable: embedded systems with kilobyte-scale storage budgets, real-time wire protocols where every byte counts, and high-frequency trading systems where serialization latency is bound by byte count. In these cases, ULID or KSUID is usually the right answer.</w:t>
       </w:r>
     </w:p>
     <w:p>
@@ -5036,7 +6116,7 @@
           <w:sz w:val="22"/>
           <w:szCs w:val="22"/>
         </w:rPr>
-        <w:t xml:space="preserve">PQID's timestamp is recoverable from the identifier. An attacker who sees a PQID learns within ~1ms when it was generated. For systems that need to hide creation time (anti-enumeration tokens, share links, magic login URLs), PQID is the wrong choice. Use a 256-bit random nonce, possibly indexed by a separate non-leaking key, instead.</w:t>
+        <w:t xml:space="preserve">TesseraID's timestamp is recoverable from the identifier. An attacker who sees a TesseraID learns within ~1ms when it was generated. For systems that need to hide creation time (anti-enumeration tokens, share links, magic login URLs), TesseraID is the wrong choice. Use a 256-bit random nonce, possibly indexed by a separate non-leaking key, instead.</w:t>
       </w:r>
     </w:p>
     <w:p>
@@ -5056,7 +6136,7 @@
           <w:sz w:val="22"/>
           <w:szCs w:val="22"/>
         </w:rPr>
-        <w:t xml:space="preserve">Anyone with a CSPRNG can produce a PQID that looks valid. The format does not authenticate the producer. For unforgeable identifiers (capability tokens, signed object identifiers, audit-log entries that must not be repudiated), use a signed token format like PASETO [21], JWT [18], or a custom MAC-protected format. PQIDs can be valuable as the </w:t>
+        <w:t xml:space="preserve">Anyone with a CSPRNG can produce a TesseraID that looks valid. The format does not authenticate the producer. For unforgeable identifiers (capability tokens, signed object identifiers, audit-log entries that must not be repudiated), use a signed token format like PASETO [21], JWT [18], or a custom MAC-protected format. TesseraIDs can be valuable as the </w:t>
       </w:r>
       <w:r>
         <w:rPr>
@@ -5155,7 +6235,7 @@
                 <w:sz w:val="18"/>
                 <w:szCs w:val="18"/>
               </w:rPr>
-              <w:t xml:space="preserve">    No  → Use UUIDv4 (or PQID Standard if post-quantum margin matters).</w:t>
+              <w:t xml:space="preserve">    No  → Use UUIDv4 (or TesseraID Standard if post-quantum margin matters).</w:t>
             </w:r>
           </w:p>
           <w:p>
@@ -5246,7 +6326,7 @@
                 <w:sz w:val="18"/>
                 <w:szCs w:val="18"/>
               </w:rPr>
-              <w:t xml:space="preserve">    Yes → Q3 (PQID is the candidate).</w:t>
+              <w:t xml:space="preserve">    Yes → Q3 (TesseraID is the candidate).</w:t>
             </w:r>
           </w:p>
           <w:p>
@@ -5298,7 +6378,7 @@
                 <w:sz w:val="18"/>
                 <w:szCs w:val="18"/>
               </w:rPr>
-              <w:t xml:space="preserve">    No  → PQID Standard (variant 0x01).</w:t>
+              <w:t xml:space="preserve">    No  → TesseraID Standard (variant 0x01).</w:t>
             </w:r>
           </w:p>
           <w:p>
@@ -5376,7 +6456,7 @@
                 <w:sz w:val="18"/>
                 <w:szCs w:val="18"/>
               </w:rPr>
-              <w:t xml:space="preserve">    No  → PQID Standard (you won't get HLC's value without observation).</w:t>
+              <w:t xml:space="preserve">    No  → TesseraID Standard (you won't get HLC's value without observation).</w:t>
             </w:r>
           </w:p>
           <w:p>
@@ -5389,7 +6469,7 @@
                 <w:sz w:val="18"/>
                 <w:szCs w:val="18"/>
               </w:rPr>
-              <w:t xml:space="preserve">    Yes → PQID HLC (variant 0x02).</w:t>
+              <w:t xml:space="preserve">    Yes → TesseraID HLC (variant 0x02).</w:t>
             </w:r>
           </w:p>
           <w:p>
@@ -6414,20 +7494,15 @@
           <w:sz w:val="22"/>
           <w:szCs w:val="22"/>
         </w:rPr>
-        <w:t xml:space="preserve">Drift bound. </w:t>
-      </w:r>
-      <w:r>
-        <w:rPr>
-          <w:sz w:val="22"/>
-          <w:szCs w:val="22"/>
-        </w:rPr>
-        <w:t xml:space="preserve">The HLC_MAX_DRIFT_MS constant is the maximum offset by which an observed HLC may exceed the physical clock before the implementation rejects it. The reference implementations use 60,000ms (60 seconds). Without a drift bound, a malicious or buggy peer that sends an HLC value far in the future would force the local HLC to follow, and the local HLC would never recover. With a drift bound, observations beyond the bound are simply rejected, with the assumption that something has gone wrong upstream.</w:t>
-      </w:r>
-    </w:p>
-    <w:p>
-      <w:pPr>
-        <w:spacing w:after="80" w:before="60" w:line="300"/>
-      </w:pPr>
+        <w:t xml:space="preserve">Drift bound (two thresholds). </w:t>
+      </w:r>
+      <w:r>
+        <w:rPr>
+          <w:sz w:val="22"/>
+          <w:szCs w:val="22"/>
+        </w:rPr>
+        <w:t xml:space="preserve">The HLC contract uses two thresholds, distinct in purpose. The </w:t>
+      </w:r>
       <w:r>
         <w:rPr>
           <w:b/>
@@ -6435,6 +7510,43 @@
           <w:sz w:val="22"/>
           <w:szCs w:val="22"/>
         </w:rPr>
+        <w:t xml:space="preserve">hard outer bound HLC_MAX_DRIFT_MS = 60,000 ms</w:t>
+      </w:r>
+      <w:r>
+        <w:rPr>
+          <w:sz w:val="22"/>
+          <w:szCs w:val="22"/>
+        </w:rPr>
+        <w:t xml:space="preserve"> is normative: conformant generators MUST reject observations whose logical time exceeds the local physical clock by more than this. It is part of the wire format — every implementation exposes the same named constant, and a 60-second peer-ahead-of-local observation that one implementation accepts and another rejects is an interoperability bug. The </w:t>
+      </w:r>
+      <w:r>
+        <w:rPr>
+          <w:b/>
+          <w:bCs/>
+          <w:sz w:val="22"/>
+          <w:szCs w:val="22"/>
+        </w:rPr>
+        <w:t xml:space="preserve">soft alarm threshold (default 1,000 ms)</w:t>
+      </w:r>
+      <w:r>
+        <w:rPr>
+          <w:sz w:val="22"/>
+          <w:szCs w:val="22"/>
+        </w:rPr>
+        <w:t xml:space="preserve"> is configurable and operator-facing: implementations SHOULD log/alert when an observation exceeds it, even if still below the hard bound. 60 s is large enough to absorb a brief NTP outage or VM migration; 1 s is where well-disciplined hosts (NTP, chrony, AWS Time Sync) already live, so a peer 1 s ahead almost certainly means clock discipline broke upstream. The CockroachDB and kronos operational practice in production is approximately 500 ms to 1 s, consistent with this default.</w:t>
+      </w:r>
+    </w:p>
+    <w:p>
+      <w:pPr>
+        <w:spacing w:after="80" w:before="60" w:line="300"/>
+      </w:pPr>
+      <w:r>
+        <w:rPr>
+          <w:b/>
+          <w:bCs/>
+          <w:sz w:val="22"/>
+          <w:szCs w:val="22"/>
+        </w:rPr>
         <w:t xml:space="preserve">Counter overflow bumps logical time. </w:t>
       </w:r>
       <w:r>
@@ -6462,7 +7574,7 @@
           <w:sz w:val="22"/>
           <w:szCs w:val="22"/>
         </w:rPr>
-        <w:t xml:space="preserve">Decoders must validate inputs at every layer. The full validation chain for a decoded PQID:</w:t>
+        <w:t xml:space="preserve">Decoders must validate inputs at every layer. The full validation chain for a decoded TesseraID:</w:t>
       </w:r>
     </w:p>
     <w:p>
@@ -6599,7 +7711,7 @@
           <w:sz w:val="22"/>
           <w:szCs w:val="22"/>
         </w:rPr>
-        <w:t xml:space="preserve">The simplest API is a module-level function that returns a fresh PQID using a hidden default generator. This is what most callers want most of the time:</w:t>
+        <w:t xml:space="preserve">The simplest API is a module-level function that returns a fresh TesseraID using a hidden default generator. This is what most callers want most of the time:</w:t>
       </w:r>
     </w:p>
     <w:p>
@@ -6653,7 +7765,7 @@
                 <w:sz w:val="18"/>
                 <w:szCs w:val="18"/>
               </w:rPr>
-              <w:t xml:space="preserve">import pqid</w:t>
+              <w:t xml:space="preserve">import tessera_id</w:t>
             </w:r>
           </w:p>
           <w:p>
@@ -6679,7 +7791,7 @@
                 <w:sz w:val="18"/>
                 <w:szCs w:val="18"/>
               </w:rPr>
-              <w:t xml:space="preserve">id_bytes = pqid.new()                    # Standard variant, default generator</w:t>
+              <w:t xml:space="preserve">id_bytes = tessera_id.new()                    # Standard variant, default generator</w:t>
             </w:r>
           </w:p>
           <w:p>
@@ -6692,7 +7804,7 @@
                 <w:sz w:val="18"/>
                 <w:szCs w:val="18"/>
               </w:rPr>
-              <w:t xml:space="preserve">id_str   = pqid.encode_b64(id_bytes)     # 55-character Base64URL</w:t>
+              <w:t xml:space="preserve">id_str   = tessera_id.encode_b64(id_bytes)     # 55-character Base64URL</w:t>
             </w:r>
           </w:p>
         </w:tc>
@@ -6769,7 +7881,7 @@
                 <w:sz w:val="18"/>
                 <w:szCs w:val="18"/>
               </w:rPr>
-              <w:t xml:space="preserve">from pqid import StandardGenerator</w:t>
+              <w:t xml:space="preserve">from tessera_id import StandardGenerator</w:t>
             </w:r>
           </w:p>
           <w:p>
@@ -6989,7 +8101,7 @@
                 <w:sz w:val="18"/>
                 <w:szCs w:val="18"/>
               </w:rPr>
-              <w:t xml:space="preserve">id_for_event_log    = pqid.new_hlc(observe=incoming_hlc)</w:t>
+              <w:t xml:space="preserve">id_for_event_log    = tessera_id.new_hlc(observe=incoming_hlc)</w:t>
             </w:r>
           </w:p>
           <w:p>
@@ -7002,7 +8114,7 @@
                 <w:sz w:val="18"/>
                 <w:szCs w:val="18"/>
               </w:rPr>
-              <w:t xml:space="preserve">id_for_request      = pqid.new()         # Standard</w:t>
+              <w:t xml:space="preserve">id_for_request      = tessera_id.new()         # Standard</w:t>
             </w:r>
           </w:p>
           <w:p>
@@ -7015,7 +8127,7 @@
                 <w:sz w:val="18"/>
                 <w:szCs w:val="18"/>
               </w:rPr>
-              <w:t xml:space="preserve">id_for_audit_record = pqid.new_hlc()     # HLC, no peer to observe</w:t>
+              <w:t xml:space="preserve">id_for_audit_record = tessera_id.new_hlc()     # HLC, no peer to observe</w:t>
             </w:r>
           </w:p>
         </w:tc>
@@ -7051,7 +8163,7 @@
           <w:sz w:val="22"/>
           <w:szCs w:val="22"/>
         </w:rPr>
-        <w:t xml:space="preserve">This part lays out the threat model PQID is designed to handle, the cryptographic assumptions it makes, and the situations where it does not protect what users might assume it does. Many of the points here repeat themes from Parts III and IV in more rigorous form.</w:t>
+        <w:t xml:space="preserve">This part lays out the threat model TesseraID is designed to handle, the cryptographic assumptions it makes, and the situations where it does not protect what users might assume it does. Many of the points here repeat themes from Parts III and IV in more rigorous form.</w:t>
       </w:r>
     </w:p>
     <w:p>
@@ -7071,7 +8183,7 @@
           <w:sz w:val="22"/>
           <w:szCs w:val="22"/>
         </w:rPr>
-        <w:t xml:space="preserve">PQID provides three security properties:</w:t>
+        <w:t xml:space="preserve">TesseraID provides three security properties:</w:t>
       </w:r>
     </w:p>
     <w:p>
@@ -7097,7 +8209,7 @@
           <w:sz w:val="22"/>
           <w:szCs w:val="22"/>
         </w:rPr>
-        <w:t xml:space="preserve">two PQIDs generated by independent parties using independent CSPRNGs are astronomically unlikely to collide. The 256-bit random field gives 128-bit post-quantum security against second-preimage attacks.</w:t>
+        <w:t xml:space="preserve">two TesseraIDs generated by independent parties using independent CSPRNGs are astronomically unlikely to collide. The 256-bit random field gives 128-bit post-quantum security against second-preimage attacks.</w:t>
       </w:r>
     </w:p>
     <w:p>
@@ -7123,7 +8235,7 @@
           <w:sz w:val="22"/>
           <w:szCs w:val="22"/>
         </w:rPr>
-        <w:t xml:space="preserve">the timestamp embedded in the PQID is recoverable, and is intended to be. Consumers can sort PQIDs by time without consulting external metadata.</w:t>
+        <w:t xml:space="preserve">the timestamp embedded in the TesseraID is recoverable, and is intended to be. Consumers can sort TesseraIDs by time without consulting external metadata.</w:t>
       </w:r>
     </w:p>
     <w:p>
@@ -7161,7 +8273,7 @@
           <w:sz w:val="22"/>
           <w:szCs w:val="22"/>
         </w:rPr>
-        <w:t xml:space="preserve">PQID does NOT provide:</w:t>
+        <w:t xml:space="preserve">TesseraID does NOT provide:</w:t>
       </w:r>
     </w:p>
     <w:p>
@@ -7187,7 +8299,7 @@
           <w:sz w:val="22"/>
           <w:szCs w:val="22"/>
         </w:rPr>
-        <w:t xml:space="preserve">anyone with a CSPRNG can forge a valid-looking PQID. Use a signed envelope (PASETO [21], JWT [18], custom MAC) if you need to verify the producer.</w:t>
+        <w:t xml:space="preserve">anyone with a CSPRNG can forge a valid-looking TesseraID. Use a signed envelope (PASETO [21], JWT [18], custom MAC) if you need to verify the producer.</w:t>
       </w:r>
     </w:p>
     <w:p>
@@ -7213,7 +8325,7 @@
           <w:sz w:val="22"/>
           <w:szCs w:val="22"/>
         </w:rPr>
-        <w:t xml:space="preserve">PQID has no checksum, MAC, or hash. A bit-flipped PQID may decode to another valid PQID. If integrity matters, the PQID belongs inside a signed or HMAC'd [16] container that protects it.</w:t>
+        <w:t xml:space="preserve">TesseraID has no checksum, MAC, or hash. A bit-flipped TesseraID may decode to another valid TesseraID. If integrity matters, the TesseraID belongs inside a signed or HMAC'd [16] container that protects it.</w:t>
       </w:r>
     </w:p>
     <w:p>
@@ -7239,7 +8351,7 @@
           <w:sz w:val="22"/>
           <w:szCs w:val="22"/>
         </w:rPr>
-        <w:t xml:space="preserve">the timestamp is recoverable. Don't use PQID where the time of generation must be hidden.</w:t>
+        <w:t xml:space="preserve">the timestamp is recoverable. Don't use TesseraID where the time of generation must be hidden.</w:t>
       </w:r>
     </w:p>
     <w:p>
@@ -7265,7 +8377,7 @@
           <w:sz w:val="22"/>
           <w:szCs w:val="22"/>
         </w:rPr>
-        <w:t xml:space="preserve">two PQIDs generated by the same generator within a short window may share a recoverable counter pattern that allows an observer to attribute them to the same source. The random initial counter and random step mitigate but do not eliminate this. If unlinkability across IDs matters, generate them from different processes or generator instances.</w:t>
+        <w:t xml:space="preserve">two TesseraIDs generated by the same generator within a short window may share a recoverable counter pattern that allows an observer to attribute them to the same source. The random initial counter and random step mitigate but do not eliminate this. If unlinkability across IDs matters, generate them from different processes or generator instances.</w:t>
       </w:r>
     </w:p>
     <w:p>
@@ -7285,7 +8397,7 @@
           <w:sz w:val="22"/>
           <w:szCs w:val="22"/>
         </w:rPr>
-        <w:t xml:space="preserve">The 32-byte random tail is what makes PQIDs unique. Generating it from anything other than a cryptographically-secure source destroys the format's security argument. Recommended sources by platform:</w:t>
+        <w:t xml:space="preserve">The 32-byte random tail is what makes TesseraIDs unique. Generating it from anything other than a cryptographically-secure source destroys the format's security argument. Recommended sources by platform:</w:t>
       </w:r>
     </w:p>
     <w:p>
@@ -8321,7 +9433,7 @@
           <w:sz w:val="22"/>
           <w:szCs w:val="22"/>
         </w:rPr>
-        <w:t xml:space="preserve">Implementations MUST NOT use Math.random, rand(), Mersenne Twister, or any non-cryptographic PRNG. Implementations MUST treat CSPRNG failure as a fatal error — generating a PQID with predictable randomness is worse than failing to generate one, because the predictable PQID may collide with other predictable PQIDs and cause silent data corruption.</w:t>
+        <w:t xml:space="preserve">Implementations MUST NOT use Math.random, rand(), Mersenne Twister, or any non-cryptographic PRNG. Implementations MUST treat CSPRNG failure as a fatal error — generating a TesseraID with predictable randomness is worse than failing to generate one, because the predictable TesseraID may collide with other predictable TesseraIDs and cause silent data corruption.</w:t>
       </w:r>
     </w:p>
     <w:p>
@@ -8391,7 +9503,7 @@
           <w:sz w:val="22"/>
           <w:szCs w:val="22"/>
         </w:rPr>
-        <w:t xml:space="preserve"> classical operations. For PQID's 256-bit random field, that's 2</w:t>
+        <w:t xml:space="preserve"> classical operations. For TesseraID's 256-bit random field, that's 2</w:t>
       </w:r>
       <w:r>
         <w:rPr>
@@ -8441,7 +9553,7 @@
           <w:sz w:val="22"/>
           <w:szCs w:val="22"/>
         </w:rPr>
-        <w:t xml:space="preserve">) operations. For PQID's 256-bit field, that's 2</w:t>
+        <w:t xml:space="preserve">) operations. For TesseraID's 256-bit field, that's 2</w:t>
       </w:r>
       <w:r>
         <w:rPr>
@@ -8472,7 +9584,7 @@
           <w:sz w:val="22"/>
           <w:szCs w:val="22"/>
         </w:rPr>
-        <w:t xml:space="preserve"> use cases, second-preimage is the threat model that matters: an attacker wants to collide with a specific known PQID, not find any two PQIDs that collide. For audit-log integrity, second-preimage is the right bound, and 128 bits is the target.</w:t>
+        <w:t xml:space="preserve"> use cases, second-preimage is the threat model that matters: an attacker wants to collide with a specific known TesseraID, not find any two TesseraIDs that collide. For audit-log integrity, second-preimage is the right bound, and 128 bits is the target.</w:t>
       </w:r>
     </w:p>
     <w:p>
@@ -8492,7 +9604,7 @@
           <w:sz w:val="22"/>
           <w:szCs w:val="22"/>
         </w:rPr>
-        <w:t xml:space="preserve">Doubling the random field from 256 to 512 bits would give 256-bit post-quantum security, beyond any conceivable threat. The cost would be 32 extra bytes per identifier (PQID would grow from 41 to 73 bytes; Base64URL form would grow from 55 to 98 characters). At 128 bits of post-quantum security, PQIDs are already at the level the cryptographic community designs for; going further provides no practical security gain at significant byte cost. We chose 256 bits as the smallest field that achieves the target.</w:t>
+        <w:t xml:space="preserve">Doubling the random field from 256 to 512 bits would give 256-bit post-quantum security, beyond any conceivable threat. The cost would be 32 extra bytes per identifier (TesseraID would grow from 41 to 73 bytes; Base64URL form would grow from 55 to 98 characters). At 128 bits of post-quantum security, TesseraIDs are already at the level the cryptographic community designs for; going further provides no practical security gain at significant byte cost. We chose 256 bits as the smallest field that achieves the target.</w:t>
       </w:r>
     </w:p>
     <w:p>
@@ -8512,7 +9624,7 @@
           <w:sz w:val="22"/>
           <w:szCs w:val="22"/>
         </w:rPr>
-        <w:t xml:space="preserve">Two side channels in the PQID format deserve mention.</w:t>
+        <w:t xml:space="preserve">Two side channels in the TesseraID format deserve mention.</w:t>
       </w:r>
     </w:p>
     <w:p>
@@ -8532,7 +9644,7 @@
           <w:sz w:val="22"/>
           <w:szCs w:val="22"/>
         </w:rPr>
-        <w:t xml:space="preserve">Any attacker with access to a PQID can read its timestamp to within ~1ms. This is intended; the timestamp is what makes the format sortable. But it means PQIDs are unsuitable for use cases where the time of creation is itself sensitive (anti-fingerprinting tokens, anonymity-preserving identifiers). Use a separate identifier format derived from a random key for those cases.</w:t>
+        <w:t xml:space="preserve">Any attacker with access to a TesseraID can read its timestamp to within ~1ms. This is intended; the timestamp is what makes the format sortable. But it means TesseraIDs are unsuitable for use cases where the time of creation is itself sensitive (anti-fingerprinting tokens, anonymity-preserving identifiers). Use a separate identifier format derived from a random key for those cases.</w:t>
       </w:r>
     </w:p>
     <w:p>
@@ -8552,7 +9664,7 @@
           <w:sz w:val="22"/>
           <w:szCs w:val="22"/>
         </w:rPr>
-        <w:t xml:space="preserve">An attacker who can observe many PQIDs from the same generator within a short window can, in principle, infer the generator's throughput by analyzing counter progression. The format mitigates this by starting the counter at a random offset within each new millisecond and incrementing by random steps in [1, 16]. The remaining signal is roughly equivalent to an adversary who measures generator throughput by externally counting requests; we consider this acceptable.</w:t>
+        <w:t xml:space="preserve">An attacker who can observe many TesseraIDs from the same generator within a short window can, in principle, infer the generator's throughput by analyzing counter progression. The format mitigates this by starting the counter at a random offset within each new millisecond and incrementing by random steps in [1, 16]. The remaining signal is roughly equivalent to an adversary who measures generator throughput by externally counting requests; we consider this acceptable.</w:t>
       </w:r>
     </w:p>
     <w:p>
@@ -8585,7 +9697,7 @@
           <w:sz w:val="22"/>
           <w:szCs w:val="22"/>
         </w:rPr>
-        <w:t xml:space="preserve">PQID was designed with multi-node generation in mind. This part covers the operational properties of running PQID at scale: collision math under multi-generator workloads, behavior under clock skew, the mechanics of HLC propagation, and patterns for horizontal scaling of HLC state.</w:t>
+        <w:t xml:space="preserve">TesseraID was designed with multi-node generation in mind. This part covers the operational properties of running TesseraID at scale: collision math under multi-generator workloads, behavior under clock skew, the mechanics of HLC propagation, and patterns for horizontal scaling of HLC state.</w:t>
       </w:r>
     </w:p>
     <w:p>
@@ -9369,7 +10481,7 @@
           <w:sz w:val="22"/>
           <w:szCs w:val="22"/>
         </w:rPr>
-        <w:t xml:space="preserve"> years). PQID's random field is large enough that collisions among independent generators are not a practical concern under any realistic load.</w:t>
+        <w:t xml:space="preserve"> years). TesseraID's random field is large enough that collisions among independent generators are not a practical concern under any realistic load.</w:t>
       </w:r>
     </w:p>
     <w:tbl>
@@ -9428,7 +10540,7 @@
                 <w:sz w:val="22"/>
                 <w:szCs w:val="22"/>
               </w:rPr>
-              <w:t xml:space="preserve">The collision argument assumes that every generator's CSPRNG produces statistically independent output. This is true for separate processes on separate machines using their respective OS CSPRNGs. It is NOT true if multiple generators share a single user-space PRNG state via fork(), or if multiple processes seed their PRNG from the same source at the same instant. fork() in Python especially deserves attention: child processes inherit the parent's os.urandom file descriptor cleanly (each call goes to the kernel afresh), but if you have any user-space RNG between you and os.urandom (e.g. random.SystemRandom mixed with random.Random), you may end up with shared state. Always confirm that each PQID generator backs onto a separate kernel-level CSPRNG instance.</w:t>
+              <w:t xml:space="preserve">The collision argument assumes that every generator's CSPRNG produces statistically independent output. This is true for separate processes on separate machines using their respective OS CSPRNGs. It is NOT true if multiple generators share a single user-space PRNG state via fork(), or if multiple processes seed their PRNG from the same source at the same instant. fork() in Python especially deserves attention: child processes inherit the parent's os.urandom file descriptor cleanly (each call goes to the kernel afresh), but if you have any user-space RNG between you and os.urandom (e.g. random.SystemRandom mixed with random.Random), you may end up with shared state. Always confirm that each TesseraID generator backs onto a separate kernel-level CSPRNG instance.</w:t>
             </w:r>
           </w:p>
         </w:tc>
@@ -9451,7 +10563,7 @@
           <w:sz w:val="22"/>
           <w:szCs w:val="22"/>
         </w:rPr>
-        <w:t xml:space="preserve">PQID generators on different machines are subject to whatever clock skew exists between those machines. NTP [14] can synchronize machine clocks to roughly 1ms in a controlled data center and 10–100ms across the open internet; chronyd or PTP [15] can do better in tightly-controlled environments. PQID's behavior under skew depends on the variant.</w:t>
+        <w:t xml:space="preserve">TesseraID generators on different machines are subject to whatever clock skew exists between those machines. NTP [14] can synchronize machine clocks to roughly 1ms in a controlled data center and 10–100ms across the open internet; chronyd or PTP [15] can do better in tightly-controlled environments. TesseraID's behavior under skew depends on the variant.</w:t>
       </w:r>
     </w:p>
     <w:p>
@@ -9471,7 +10583,7 @@
           <w:sz w:val="22"/>
           <w:szCs w:val="22"/>
         </w:rPr>
-        <w:t xml:space="preserve">Two Standard PQIDs generated on two different machines have timestamps that differ by approximately the clock skew between those machines. If machine A is 50ms ahead of machine B, an event A1 generated on A 30ms after event B1 on B will sort B1, A1 — correctly — but an event A2 generated on A 60ms before event B2 on B will sort A2, B2 — incorrectly, because A2's wall-clock timestamp is ahead of B2's even though B2 happened later.</w:t>
+        <w:t xml:space="preserve">Two Standard TesseraIDs generated on two different machines have timestamps that differ by approximately the clock skew between those machines. If machine A is 50ms ahead of machine B, an event A1 generated on A 30ms after event B1 on B will sort B1, A1 — correctly — but an event A2 generated on A 60ms before event B2 on B will sort A2, B2 — incorrectly, because A2's wall-clock timestamp is ahead of B2's even though B2 happened later.</w:t>
       </w:r>
     </w:p>
     <w:p>
@@ -9503,7 +10615,7 @@
           <w:sz w:val="22"/>
           <w:szCs w:val="22"/>
         </w:rPr>
-        <w:t xml:space="preserve">HLC PQIDs are not subject to clock skew in the same way, but only when nodes exchange HLC values through messaging. The HLC update rule l_new = max(l_old, l_msg, pt) ensures that if node B receives a message from node A carrying A's HLC, B's subsequent HLCs will be at least as large as A's HLC — preserving the causal ordering A → B even if B's wall clock is behind A's.</w:t>
+        <w:t xml:space="preserve">HLC TesseraIDs are not subject to clock skew in the same way, but only when nodes exchange HLC values through messaging. The HLC update rule l_new = max(l_old, l_msg, pt) ensures that if node B receives a message from node A carrying A's HLC, B's subsequent HLCs will be at least as large as A's HLC — preserving the causal ordering A → B even if B's wall clock is behind A's.</w:t>
       </w:r>
     </w:p>
     <w:p>
@@ -9598,7 +10710,7 @@
           <w:sz w:val="22"/>
           <w:szCs w:val="22"/>
         </w:rPr>
-        <w:t xml:space="preserve">In practice, this often looks like an extra 9-byte field on every message — six bytes of timestamp, one byte of variant, two bytes of counter — or even simpler, a full 41-byte PQID that doubles as a message identifier and an HLC reading. Many systems already carry an event ID with each message; promoting that to a PQID-HLC means HLC observation is automatic and zero-cost.</w:t>
+        <w:t xml:space="preserve">In practice, this often looks like an extra 9-byte field on every message — six bytes of timestamp, one byte of variant, two bytes of counter — or even simpler, a full 41-byte TesseraID that doubles as a message identifier and an HLC reading. Many systems already carry an event ID with each message; promoting that to a TesseraID-HLC means HLC observation is automatic and zero-cost.</w:t>
       </w:r>
     </w:p>
     <w:p>
@@ -9782,7 +10894,7 @@
                 <w:sz w:val="18"/>
                 <w:szCs w:val="18"/>
               </w:rPr>
-              <w:t xml:space="preserve">Pqid local_id() { return local_hlc.new_id(); }</w:t>
+              <w:t xml:space="preserve">TesseraId local_id() { return local_hlc.new_id(); }</w:t>
             </w:r>
           </w:p>
           <w:p>
@@ -9934,7 +11046,7 @@
           <w:sz w:val="22"/>
           <w:szCs w:val="22"/>
         </w:rPr>
-        <w:t xml:space="preserve">PQID Standard and PQID HLC share the same wire format and the same lexicographic ordering, so the format technically permits mixing them in a single stream. We caution against doing so. The variant byte's purpose is to communicate the timestamp's semantics to consumers; if a consumer sees a stream of mixed variants, it cannot rely on any specific ordering interpretation.</w:t>
+        <w:t xml:space="preserve">TesseraID Standard and TesseraID HLC share the same wire format and the same lexicographic ordering, so the format technically permits mixing them in a single stream. We caution against doing so. The variant byte's purpose is to communicate the timestamp's semantics to consumers; if a consumer sees a stream of mixed variants, it cannot rely on any specific ordering interpretation.</w:t>
       </w:r>
     </w:p>
     <w:p>
@@ -9967,7 +11079,7 @@
           <w:sz w:val="22"/>
           <w:szCs w:val="22"/>
         </w:rPr>
-        <w:t xml:space="preserve">PQID is one option among many. This part walks through the formats most likely to be on the table — UUIDv4 [1], UUIDv7 [2], ULID [4], KSUID [5], and Snowflake [6] — and explains where PQID is the better choice and where the existing format is the right answer. The intent is to make the tradeoffs explicit, not to claim that PQID is universally superior.</w:t>
+        <w:t xml:space="preserve">TesseraID is one option among many. This part walks through the formats most likely to be on the table — UUIDv4 [1], UUIDv7 [2], ULID [4], KSUID [5], and Snowflake [6] — and explains where TesseraID is the better choice and where the existing format is the right answer. The intent is to make the tradeoffs explicit, not to claim that TesseraID is universally superior.</w:t>
       </w:r>
     </w:p>
     <w:p>
@@ -10001,7 +11113,7 @@
           <w:sz w:val="22"/>
           <w:szCs w:val="22"/>
         </w:rPr>
-        <w:t xml:space="preserve">PQID wins when: </w:t>
+        <w:t xml:space="preserve">TesseraID wins when: </w:t>
       </w:r>
       <w:r>
         <w:rPr>
@@ -10049,7 +11161,7 @@
           <w:sz w:val="22"/>
           <w:szCs w:val="22"/>
         </w:rPr>
-        <w:t xml:space="preserve">UUIDv7 is the IETF's 2024 response to the demand for time-ordered UUIDs. Of all the formats discussed in this paper, it is the one most likely to be on the table when PQID is being evaluated, because it is the only RFC-standardized time-sortable UUID variant and because it is the format that ships in the language standard libraries published in 2024 and 2025. It deserves a careful comparison rather than a one-line dismissal.</w:t>
+        <w:t xml:space="preserve">UUIDv7 is the IETF's 2024 response to the demand for time-ordered UUIDs. Of all the formats discussed in this paper, it is the one most likely to be on the table when TesseraID is being evaluated, because it is the only RFC-standardized time-sortable UUID variant and because it is the format that ships in the language standard libraries published in 2024 and 2025. It deserves a careful comparison rather than a one-line dismissal.</w:t>
       </w:r>
     </w:p>
     <w:p>
@@ -10069,7 +11181,7 @@
           <w:sz w:val="22"/>
           <w:szCs w:val="22"/>
         </w:rPr>
-        <w:t xml:space="preserve">UUIDv7 packs into 16 bytes: 48 bits of millisecond timestamp, 4 bits fixed to the value 7 (version), 12 bits of "rand_a," 2 bits fixed to UUID's standard variant marker, and 62 bits of "rand_b" — 74 random bits total, distributed across two non-contiguous fields. Compared to PQID:</w:t>
+        <w:t xml:space="preserve">UUIDv7 packs into 16 bytes: 48 bits of millisecond timestamp, 4 bits fixed to the value 7 (version), 12 bits of "rand_a," 2 bits fixed to UUID's standard variant marker, and 62 bits of "rand_b" — 74 random bits total, distributed across two non-contiguous fields. Compared to TesseraID:</w:t>
       </w:r>
     </w:p>
     <w:tbl>
@@ -10188,7 +11300,7 @@
                 <w:sz w:val="22"/>
                 <w:szCs w:val="22"/>
               </w:rPr>
-              <w:t xml:space="preserve">PQID</w:t>
+              <w:t xml:space="preserve">TesseraID</w:t>
             </w:r>
           </w:p>
         </w:tc>
@@ -11095,7 +12207,7 @@
           <w:sz w:val="22"/>
           <w:szCs w:val="22"/>
         </w:rPr>
-        <w:t xml:space="preserve">PQID's specification mandates intra-ms monotonicity unconditionally. The 16-bit counter at offset 7 increments on every call within the same ms, randomized step + random initial offset, with explicit spin-to-next-ms behavior on counter overflow. There is no implementation-defined alternative; conformant generators produce strictly increasing sequences. The benchmark sortedness against 10,000 consecutive IDs is 100%.</w:t>
+        <w:t xml:space="preserve">TesseraID's specification mandates intra-ms monotonicity unconditionally. The 16-bit counter at offset 7 increments on every call within the same ms, randomized step + random initial offset, with explicit spin-to-next-ms behavior on counter overflow. There is no implementation-defined alternative; conformant generators produce strictly increasing sequences. The benchmark sortedness against 10,000 consecutive IDs is 100%.</w:t>
       </w:r>
     </w:p>
     <w:tbl>
@@ -11154,7 +12266,7 @@
                 <w:sz w:val="22"/>
                 <w:szCs w:val="22"/>
               </w:rPr>
-              <w:t xml:space="preserve">Time-sortable identifier formats deliver their value (B-tree locality, replication ordering, log analysis) through the assumption that sorting reflects generation time. UUIDv7 partially honors this assumption between milliseconds but only conditionally honors it within milliseconds, and the conditionality is not visible from the format. In a heterogeneous deployment that spans multiple languages, frameworks, or library versions — exactly the deployment shape of large clusters — the assumption holds for some IDs and fails for others, with no way to distinguish them downstream. PQID makes the guarantee unconditional.</w:t>
+              <w:t xml:space="preserve">Time-sortable identifier formats deliver their value (B-tree locality, replication ordering, log analysis) through the assumption that sorting reflects generation time. UUIDv7 partially honors this assumption between milliseconds but only conditionally honors it within milliseconds, and the conditionality is not visible from the format. In a heterogeneous deployment that spans multiple languages, frameworks, or library versions — exactly the deployment shape of large clusters — the assumption holds for some IDs and fails for others, with no way to distinguish them downstream. TesseraID makes the guarantee unconditional.</w:t>
             </w:r>
           </w:p>
         </w:tc>
@@ -11189,7 +12301,7 @@
           <w:sz w:val="22"/>
           <w:szCs w:val="22"/>
         </w:rPr>
-        <w:t xml:space="preserve">This is fine for the use cases UUIDv7 was actually designed for: request IDs in a stateless service, primary keys in a single database, span IDs in a distributed trace where the trace itself records causal relationships separately. It is not fine for use cases that need the identifier itself to encode causal ordering: distributed event logs spanning multiple nodes, CRDT version vectors, gradient-update streams in distributed training, multi-agent interaction traces. These cases need HLC semantics, which UUIDv7 cannot provide and PQID's variant 0x02 makes a first-class option.</w:t>
+        <w:t xml:space="preserve">This is fine for the use cases UUIDv7 was actually designed for: request IDs in a stateless service, primary keys in a single database, span IDs in a distributed trace where the trace itself records causal relationships separately. It is not fine for use cases that need the identifier itself to encode causal ordering: distributed event logs spanning multiple nodes, CRDT version vectors, gradient-update streams in distributed training, multi-agent interaction traces. These cases need HLC semantics, which UUIDv7 cannot provide and TesseraID's variant 0x02 makes a first-class option.</w:t>
       </w:r>
     </w:p>
     <w:p>
@@ -11209,7 +12321,7 @@
           <w:sz w:val="22"/>
           <w:szCs w:val="22"/>
         </w:rPr>
-        <w:t xml:space="preserve">UUIDv7's 74-bit random field gives 37 bits of effective security against Grover-style quantum search for a targeted second-preimage. For ephemeral identifiers (request IDs measured in seconds, span IDs measured in milliseconds), 37 bits is more than enough — no plausible attacker has a quantum computer that can find a specific 74-bit value in any window where the identifier remains operationally meaningful. For long-lived identifiers (training-corpus records, audit logs, archival keys, financial transaction identifiers in long-retention systems), 37 bits is genuinely thin in a world where quantum-relevant attackers may exist by 2045–2050. PQID's 128-bit post-quantum margin is calibrated to the same long-horizon threat model that drives NIST's selection of 128-bit symmetric security as the appropriate level through 2030 and beyond.</w:t>
+        <w:t xml:space="preserve">UUIDv7's 74-bit random field gives 37 bits of effective security against Grover-style quantum search for a targeted second-preimage. For ephemeral identifiers (request IDs measured in seconds, span IDs measured in milliseconds), 37 bits is more than enough — no plausible attacker has a quantum computer that can find a specific 74-bit value in any window where the identifier remains operationally meaningful. For long-lived identifiers (training-corpus records, audit logs, archival keys, financial transaction identifiers in long-retention systems), 37 bits is genuinely thin in a world where quantum-relevant attackers may exist by 2045–2050. TesseraID's 128-bit post-quantum margin is calibrated to the same long-horizon threat model that drives NIST's selection of 128-bit symmetric security as the appropriate level through 2030 and beyond.</w:t>
       </w:r>
     </w:p>
     <w:p>
@@ -11221,7 +12333,7 @@
           <w:sz w:val="22"/>
           <w:szCs w:val="22"/>
         </w:rPr>
-        <w:t xml:space="preserve">Pragmatically, this means UUIDv7 is a good choice for transient and operational identifiers, and a worse choice for identifiers that may need to remain unforgeable for decades. The two regimes coexist in most systems — a frontier-AI training run produces both ephemeral request IDs (UUIDv7 fine) and long-archived training-corpus records (UUIDv7 risky). PQID's properties make it suitable for both regimes; the cost is the byte overhead.</w:t>
+        <w:t xml:space="preserve">Pragmatically, this means UUIDv7 is a good choice for transient and operational identifiers, and a worse choice for identifiers that may need to remain unforgeable for decades. The two regimes coexist in most systems — a frontier-AI training run produces both ephemeral request IDs (UUIDv7 fine) and long-archived training-corpus records (UUIDv7 risky). TesseraID's properties make it suitable for both regimes; the cost is the byte overhead.</w:t>
       </w:r>
     </w:p>
     <w:p>
@@ -11241,7 +12353,7 @@
           <w:sz w:val="22"/>
           <w:szCs w:val="22"/>
         </w:rPr>
-        <w:t xml:space="preserve">Standards compliance matters (UUIDv7 is an RFC, PQID is not yet); the 16-byte fixed size matters; the existing UUID tooling ecosystem (database UUID column types, language UUID libraries, tracing systems built around UUID conventions) provides operational value worth preserving; the use case is operational/transient rather than archival; the deployment is single-tenant with controlled implementation choice; or causal ordering across nodes is genuinely not part of the requirements. For these cases, UUIDv7 is well-designed and PQID is overkill.</w:t>
+        <w:t xml:space="preserve">Standards compliance matters (UUIDv7 is an RFC, TesseraID is not yet); the 16-byte fixed size matters; the existing UUID tooling ecosystem (database UUID column types, language UUID libraries, tracing systems built around UUID conventions) provides operational value worth preserving; the use case is operational/transient rather than archival; the deployment is single-tenant with controlled implementation choice; or causal ordering across nodes is genuinely not part of the requirements. For these cases, UUIDv7 is well-designed and TesseraID is overkill.</w:t>
       </w:r>
     </w:p>
     <w:p>
@@ -11253,7 +12365,7 @@
           <w:sz w:val="22"/>
           <w:szCs w:val="22"/>
         </w:rPr>
-        <w:t xml:space="preserve">When PQID is the right answer: post-quantum margins matter for long-horizon identifier defensibility; intra-millisecond ordering must be guaranteed across heterogeneous implementations; causal ordering across distributed nodes is part of the requirements (HLC variant); or the deployment scale is large enough that the small per-format failures in UUIDv7 (Method-1 sortedness, 37-bit PQ margin) compound into observable defects. Part XI works through the specific case of million-node clusters in detail.</w:t>
+        <w:t xml:space="preserve">When TesseraID is the right answer: post-quantum margins matter for long-horizon identifier defensibility; intra-millisecond ordering must be guaranteed across heterogeneous implementations; causal ordering across distributed nodes is part of the requirements (HLC variant); or the deployment scale is large enough that the small per-format failures in UUIDv7 (Method-1 sortedness, 37-bit PQ margin) compound into observable defects. Part XI works through the specific case of million-node clusters in detail.</w:t>
       </w:r>
     </w:p>
     <w:p>
@@ -11287,14 +12399,14 @@
           <w:sz w:val="22"/>
           <w:szCs w:val="22"/>
         </w:rPr>
-        <w:t xml:space="preserve">PQID wins when: </w:t>
-      </w:r>
-      <w:r>
-        <w:rPr>
-          <w:sz w:val="22"/>
-          <w:szCs w:val="22"/>
-        </w:rPr>
-        <w:t xml:space="preserve">Post-quantum margins matter (ULID's 40 post-quantum bits is too thin for new designs targeting 2030+), or distributed-systems semantics matter (ULID is wall-clock only). PQID's design is essentially "ULID with more entropy and a distributed-systems variant"; if you like ULID, PQID is the natural upgrade path.</w:t>
+        <w:t xml:space="preserve">TesseraID wins when: </w:t>
+      </w:r>
+      <w:r>
+        <w:rPr>
+          <w:sz w:val="22"/>
+          <w:szCs w:val="22"/>
+        </w:rPr>
+        <w:t xml:space="preserve">Post-quantum margins matter (ULID's 40 post-quantum bits is too thin for new designs targeting 2030+), or distributed-systems semantics matter (ULID is wall-clock only). TesseraID's design is essentially "ULID with more entropy and a distributed-systems variant"; if you like ULID, TesseraID is the natural upgrade path.</w:t>
       </w:r>
     </w:p>
     <w:p>
@@ -11315,7 +12427,7 @@
           <w:sz w:val="22"/>
           <w:szCs w:val="22"/>
         </w:rPr>
-        <w:t xml:space="preserve">Byte cost matters (ULID is 39% smaller than PQID), the broad ecosystem support matters (ULID has libraries in roughly every language now), or post-quantum security is genuinely not a concern for your use case.</w:t>
+        <w:t xml:space="preserve">Byte cost matters (ULID is 39% smaller than TesseraID), the broad ecosystem support matters (ULID has libraries in roughly every language now), or post-quantum security is genuinely not a concern for your use case.</w:t>
       </w:r>
     </w:p>
     <w:p>
@@ -11349,7 +12461,7 @@
           <w:sz w:val="22"/>
           <w:szCs w:val="22"/>
         </w:rPr>
-        <w:t xml:space="preserve">PQID wins when: </w:t>
+        <w:t xml:space="preserve">TesseraID wins when: </w:t>
       </w:r>
       <w:r>
         <w:rPr>
@@ -11411,14 +12523,14 @@
           <w:sz w:val="22"/>
           <w:szCs w:val="22"/>
         </w:rPr>
-        <w:t xml:space="preserve">PQID wins when: </w:t>
-      </w:r>
-      <w:r>
-        <w:rPr>
-          <w:sz w:val="22"/>
-          <w:szCs w:val="22"/>
-        </w:rPr>
-        <w:t xml:space="preserve">You can't coordinate machine-ID assignment (PQID is uncoordinated; Snowflake requires every generator to have a unique pre-assigned ID), or you need cryptographic-grade uniqueness (Snowflake has zero random bits and zero collision resistance — its uniqueness depends entirely on machine-ID assignment correctness), or distributed-systems semantics matter.</w:t>
+        <w:t xml:space="preserve">TesseraID wins when: </w:t>
+      </w:r>
+      <w:r>
+        <w:rPr>
+          <w:sz w:val="22"/>
+          <w:szCs w:val="22"/>
+        </w:rPr>
+        <w:t xml:space="preserve">You can't coordinate machine-ID assignment (TesseraID is uncoordinated; Snowflake requires every generator to have a unique pre-assigned ID), or you need cryptographic-grade uniqueness (Snowflake has zero random bits and zero collision resistance — its uniqueness depends entirely on machine-ID assignment correctness), or distributed-systems semantics matter.</w:t>
       </w:r>
     </w:p>
     <w:p>
@@ -11447,6 +12559,130 @@
         <w:pStyle w:val="Heading2"/>
       </w:pPr>
       <w:r>
+        <w:t xml:space="preserve">vs TSID</w:t>
+      </w:r>
+    </w:p>
+    <w:p>
+      <w:pPr>
+        <w:spacing w:after="80" w:before="60" w:line="300"/>
+      </w:pPr>
+      <w:r>
+        <w:rPr>
+          <w:sz w:val="22"/>
+          <w:szCs w:val="22"/>
+        </w:rPr>
+        <w:t xml:space="preserve">TSID (Time-Sorted ID, Mihalcea 2020) is a Snowflake-shape compact identifier with a configurable random portion: 42-bit ms timestamp + 22-bit random/sequence, packed into a 64-bit integer. Eight bytes total. Time-ordered at millisecond granularity, uncoordinated (unlike Snowflake), and time-sortable lexicographically when serialized as Crockford Base32 (13 chars).</w:t>
+      </w:r>
+    </w:p>
+    <w:p>
+      <w:pPr>
+        <w:spacing w:after="80" w:before="60" w:line="300"/>
+      </w:pPr>
+      <w:r>
+        <w:rPr>
+          <w:b/>
+          <w:bCs/>
+          <w:sz w:val="22"/>
+          <w:szCs w:val="22"/>
+        </w:rPr>
+        <w:t xml:space="preserve">TesseraID wins when: </w:t>
+      </w:r>
+      <w:r>
+        <w:rPr>
+          <w:sz w:val="22"/>
+          <w:szCs w:val="22"/>
+        </w:rPr>
+        <w:t xml:space="preserve">Post-quantum margins matter (TSID's 22 random bits give 11 PQ bits, well below comfortable margins), distributed-systems semantics matter (TSID is wall-clock only), or you need stronger collision-resistance margins than a 22-bit random field can provide at high generation rates.</w:t>
+      </w:r>
+    </w:p>
+    <w:p>
+      <w:pPr>
+        <w:spacing w:after="80" w:before="60" w:line="300"/>
+      </w:pPr>
+      <w:r>
+        <w:rPr>
+          <w:b/>
+          <w:bCs/>
+          <w:sz w:val="22"/>
+          <w:szCs w:val="22"/>
+        </w:rPr>
+        <w:t xml:space="preserve">TSID wins when: </w:t>
+      </w:r>
+      <w:r>
+        <w:rPr>
+          <w:sz w:val="22"/>
+          <w:szCs w:val="22"/>
+        </w:rPr>
+        <w:t xml:space="preserve">Byte cost is the dominant constraint and you still need uncoordinated generation. TSID is what you reach for when Snowflake's coordination cost is unacceptable but Snowflake's 8 bytes is.</w:t>
+      </w:r>
+    </w:p>
+    <w:p>
+      <w:pPr>
+        <w:pStyle w:val="Heading2"/>
+      </w:pPr>
+      <w:r>
+        <w:t xml:space="preserve">vs NanoID</w:t>
+      </w:r>
+    </w:p>
+    <w:p>
+      <w:pPr>
+        <w:spacing w:after="80" w:before="60" w:line="300"/>
+      </w:pPr>
+      <w:r>
+        <w:rPr>
+          <w:sz w:val="22"/>
+          <w:szCs w:val="22"/>
+        </w:rPr>
+        <w:t xml:space="preserve">NanoID (Sitnik 2017): pure random identifiers with no timestamp. Default 21 characters of a custom 64-character alphabet (URL-safe), carrying 126 bits of randomness. Configurable to any length / any alphabet. Time-unordered by design.</w:t>
+      </w:r>
+    </w:p>
+    <w:p>
+      <w:pPr>
+        <w:spacing w:after="80" w:before="60" w:line="300"/>
+      </w:pPr>
+      <w:r>
+        <w:rPr>
+          <w:b/>
+          <w:bCs/>
+          <w:sz w:val="22"/>
+          <w:szCs w:val="22"/>
+        </w:rPr>
+        <w:t xml:space="preserve">TesseraID wins when: </w:t>
+      </w:r>
+      <w:r>
+        <w:rPr>
+          <w:sz w:val="22"/>
+          <w:szCs w:val="22"/>
+        </w:rPr>
+        <w:t xml:space="preserve">Time-sortability matters (NanoID has none), distributed-systems semantics matter, or you want the post-quantum margin baked in (NanoID's default 126 bits gives 63 PQ bits; achieving TesseraID-level 128 PQ bits requires NanoID at 42+ chars, same size class as TesseraID but without any of the structure).</w:t>
+      </w:r>
+    </w:p>
+    <w:p>
+      <w:pPr>
+        <w:spacing w:after="80" w:before="60" w:line="300"/>
+      </w:pPr>
+      <w:r>
+        <w:rPr>
+          <w:b/>
+          <w:bCs/>
+          <w:sz w:val="22"/>
+          <w:szCs w:val="22"/>
+        </w:rPr>
+        <w:t xml:space="preserve">NanoID wins when: </w:t>
+      </w:r>
+      <w:r>
+        <w:rPr>
+          <w:sz w:val="22"/>
+          <w:szCs w:val="22"/>
+        </w:rPr>
+        <w:t xml:space="preserve">You want an opaque, time-unordered, configurable-length token. TesseraID is one shape; NanoID is a family. For any use case where the identifier should NOT encode time, NanoID is the right tool.</w:t>
+      </w:r>
+    </w:p>
+    <w:p>
+      <w:pPr>
+        <w:pStyle w:val="Heading2"/>
+      </w:pPr>
+      <w:r>
         <w:t xml:space="preserve">Decision Matrix</w:t>
       </w:r>
     </w:p>
@@ -11472,7 +12708,7 @@
     </w:p>
     <w:tbl>
       <w:tblPr>
-        <w:tblW w:type="dxa" w:w="9360"/>
+        <w:tblW w:type="dxa" w:w="8400"/>
         <w:tblBorders>
           <w:top w:val="single" w:color="CCCCCC" w:sz="4"/>
           <w:left w:val="single" w:color="CCCCCC" w:sz="4"/>
@@ -11483,14 +12719,16 @@
         </w:tblBorders>
       </w:tblPr>
       <w:tblGrid>
-        <w:gridCol w:w="2400"/>
-        <w:gridCol w:w="800"/>
-        <w:gridCol w:w="800"/>
-        <w:gridCol w:w="800"/>
-        <w:gridCol w:w="800"/>
-        <w:gridCol w:w="1000"/>
-        <w:gridCol w:w="1000"/>
-        <w:gridCol w:w="1760"/>
+        <w:gridCol w:w="1900"/>
+        <w:gridCol w:w="650"/>
+        <w:gridCol w:w="650"/>
+        <w:gridCol w:w="650"/>
+        <w:gridCol w:w="650"/>
+        <w:gridCol w:w="700"/>
+        <w:gridCol w:w="650"/>
+        <w:gridCol w:w="650"/>
+        <w:gridCol w:w="700"/>
+        <w:gridCol w:w="1200"/>
       </w:tblGrid>
       <w:tr>
         <w:trPr>
@@ -11498,7 +12736,7 @@
         </w:trPr>
         <w:tc>
           <w:tcPr>
-            <w:tcW w:type="dxa" w:w="2400"/>
+            <w:tcW w:type="dxa" w:w="1900"/>
             <w:tcBorders>
               <w:top w:val="single" w:color="CCCCCC" w:sz="4"/>
               <w:left w:val="single" w:color="CCCCCC" w:sz="4"/>
@@ -11531,7 +12769,7 @@
         </w:tc>
         <w:tc>
           <w:tcPr>
-            <w:tcW w:type="dxa" w:w="800"/>
+            <w:tcW w:type="dxa" w:w="650"/>
             <w:tcBorders>
               <w:top w:val="single" w:color="CCCCCC" w:sz="4"/>
               <w:left w:val="single" w:color="CCCCCC" w:sz="4"/>
@@ -11564,7 +12802,7 @@
         </w:tc>
         <w:tc>
           <w:tcPr>
-            <w:tcW w:type="dxa" w:w="800"/>
+            <w:tcW w:type="dxa" w:w="650"/>
             <w:tcBorders>
               <w:top w:val="single" w:color="CCCCCC" w:sz="4"/>
               <w:left w:val="single" w:color="CCCCCC" w:sz="4"/>
@@ -11597,7 +12835,7 @@
         </w:tc>
         <w:tc>
           <w:tcPr>
-            <w:tcW w:type="dxa" w:w="800"/>
+            <w:tcW w:type="dxa" w:w="650"/>
             <w:tcBorders>
               <w:top w:val="single" w:color="CCCCCC" w:sz="4"/>
               <w:left w:val="single" w:color="CCCCCC" w:sz="4"/>
@@ -11630,7 +12868,7 @@
         </w:tc>
         <w:tc>
           <w:tcPr>
-            <w:tcW w:type="dxa" w:w="800"/>
+            <w:tcW w:type="dxa" w:w="650"/>
             <w:tcBorders>
               <w:top w:val="single" w:color="CCCCCC" w:sz="4"/>
               <w:left w:val="single" w:color="CCCCCC" w:sz="4"/>
@@ -11663,7 +12901,7 @@
         </w:tc>
         <w:tc>
           <w:tcPr>
-            <w:tcW w:type="dxa" w:w="1000"/>
+            <w:tcW w:type="dxa" w:w="700"/>
             <w:tcBorders>
               <w:top w:val="single" w:color="CCCCCC" w:sz="4"/>
               <w:left w:val="single" w:color="CCCCCC" w:sz="4"/>
@@ -11696,7 +12934,7 @@
         </w:tc>
         <w:tc>
           <w:tcPr>
-            <w:tcW w:type="dxa" w:w="1000"/>
+            <w:tcW w:type="dxa" w:w="650"/>
             <w:tcBorders>
               <w:top w:val="single" w:color="CCCCCC" w:sz="4"/>
               <w:left w:val="single" w:color="CCCCCC" w:sz="4"/>
@@ -11723,13 +12961,13 @@
                 <w:sz w:val="22"/>
                 <w:szCs w:val="22"/>
               </w:rPr>
-              <w:t xml:space="preserve">PQID Std</w:t>
-            </w:r>
-          </w:p>
-        </w:tc>
-        <w:tc>
-          <w:tcPr>
-            <w:tcW w:type="dxa" w:w="1760"/>
+              <w:t xml:space="preserve">TSID</w:t>
+            </w:r>
+          </w:p>
+        </w:tc>
+        <w:tc>
+          <w:tcPr>
+            <w:tcW w:type="dxa" w:w="650"/>
             <w:tcBorders>
               <w:top w:val="single" w:color="CCCCCC" w:sz="4"/>
               <w:left w:val="single" w:color="CCCCCC" w:sz="4"/>
@@ -11756,7 +12994,73 @@
                 <w:sz w:val="22"/>
                 <w:szCs w:val="22"/>
               </w:rPr>
-              <w:t xml:space="preserve">PQID HLC</w:t>
+              <w:t xml:space="preserve">NanoID*</w:t>
+            </w:r>
+          </w:p>
+        </w:tc>
+        <w:tc>
+          <w:tcPr>
+            <w:tcW w:type="dxa" w:w="700"/>
+            <w:tcBorders>
+              <w:top w:val="single" w:color="CCCCCC" w:sz="4"/>
+              <w:left w:val="single" w:color="CCCCCC" w:sz="4"/>
+              <w:bottom w:val="single" w:color="CCCCCC" w:sz="4"/>
+              <w:right w:val="single" w:color="CCCCCC" w:sz="4"/>
+            </w:tcBorders>
+            <w:shd w:fill="1B365D" w:val="clear"/>
+            <w:tcMar>
+              <w:top w:type="dxa" w:w="80"/>
+              <w:left w:type="dxa" w:w="120"/>
+              <w:bottom w:type="dxa" w:w="80"/>
+              <w:right w:type="dxa" w:w="120"/>
+            </w:tcMar>
+          </w:tcPr>
+          <w:p>
+            <w:pPr>
+              <w:spacing w:after="0" w:before="0"/>
+            </w:pPr>
+            <w:r>
+              <w:rPr>
+                <w:b/>
+                <w:bCs/>
+                <w:color w:val="FFFFFF"/>
+                <w:sz w:val="22"/>
+                <w:szCs w:val="22"/>
+              </w:rPr>
+              <w:t xml:space="preserve">TesseraID Std</w:t>
+            </w:r>
+          </w:p>
+        </w:tc>
+        <w:tc>
+          <w:tcPr>
+            <w:tcW w:type="dxa" w:w="1200"/>
+            <w:tcBorders>
+              <w:top w:val="single" w:color="CCCCCC" w:sz="4"/>
+              <w:left w:val="single" w:color="CCCCCC" w:sz="4"/>
+              <w:bottom w:val="single" w:color="CCCCCC" w:sz="4"/>
+              <w:right w:val="single" w:color="CCCCCC" w:sz="4"/>
+            </w:tcBorders>
+            <w:shd w:fill="1B365D" w:val="clear"/>
+            <w:tcMar>
+              <w:top w:type="dxa" w:w="80"/>
+              <w:left w:type="dxa" w:w="120"/>
+              <w:bottom w:type="dxa" w:w="80"/>
+              <w:right w:type="dxa" w:w="120"/>
+            </w:tcMar>
+          </w:tcPr>
+          <w:p>
+            <w:pPr>
+              <w:spacing w:after="0" w:before="0"/>
+            </w:pPr>
+            <w:r>
+              <w:rPr>
+                <w:b/>
+                <w:bCs/>
+                <w:color w:val="FFFFFF"/>
+                <w:sz w:val="22"/>
+                <w:szCs w:val="22"/>
+              </w:rPr>
+              <w:t xml:space="preserve">TesseraID HLC</w:t>
             </w:r>
           </w:p>
         </w:tc>
@@ -11764,257 +13068,321 @@
       <w:tr>
         <w:tc>
           <w:tcPr>
-            <w:tcW w:type="dxa" w:w="2400"/>
-            <w:tcBorders>
-              <w:top w:val="single" w:color="CCCCCC" w:sz="4"/>
-              <w:left w:val="single" w:color="CCCCCC" w:sz="4"/>
-              <w:bottom w:val="single" w:color="CCCCCC" w:sz="4"/>
-              <w:right w:val="single" w:color="CCCCCC" w:sz="4"/>
-            </w:tcBorders>
-            <w:tcMar>
-              <w:top w:type="dxa" w:w="80"/>
-              <w:left w:type="dxa" w:w="120"/>
-              <w:bottom w:type="dxa" w:w="80"/>
-              <w:right w:type="dxa" w:w="120"/>
-            </w:tcMar>
-          </w:tcPr>
-          <w:p>
-            <w:pPr>
-              <w:spacing w:after="0" w:before="0"/>
-            </w:pPr>
-            <w:r>
-              <w:rPr>
-                <w:b w:val="false"/>
-                <w:bCs w:val="false"/>
-                <w:color w:val="000000"/>
-                <w:sz w:val="22"/>
-                <w:szCs w:val="22"/>
-              </w:rPr>
-              <w:t xml:space="preserve">Time-sortable</w:t>
-            </w:r>
-          </w:p>
-        </w:tc>
-        <w:tc>
-          <w:tcPr>
-            <w:tcW w:type="dxa" w:w="800"/>
-            <w:tcBorders>
-              <w:top w:val="single" w:color="CCCCCC" w:sz="4"/>
-              <w:left w:val="single" w:color="CCCCCC" w:sz="4"/>
-              <w:bottom w:val="single" w:color="CCCCCC" w:sz="4"/>
-              <w:right w:val="single" w:color="CCCCCC" w:sz="4"/>
-            </w:tcBorders>
-            <w:tcMar>
-              <w:top w:type="dxa" w:w="80"/>
-              <w:left w:type="dxa" w:w="120"/>
-              <w:bottom w:type="dxa" w:w="80"/>
-              <w:right w:type="dxa" w:w="120"/>
-            </w:tcMar>
-          </w:tcPr>
-          <w:p>
-            <w:pPr>
-              <w:spacing w:after="0" w:before="0"/>
-            </w:pPr>
-            <w:r>
-              <w:rPr>
-                <w:b w:val="false"/>
-                <w:bCs w:val="false"/>
-                <w:color w:val="000000"/>
-                <w:sz w:val="22"/>
-                <w:szCs w:val="22"/>
-              </w:rPr>
-              <w:t xml:space="preserve">✗</w:t>
-            </w:r>
-          </w:p>
-        </w:tc>
-        <w:tc>
-          <w:tcPr>
-            <w:tcW w:type="dxa" w:w="800"/>
-            <w:tcBorders>
-              <w:top w:val="single" w:color="CCCCCC" w:sz="4"/>
-              <w:left w:val="single" w:color="CCCCCC" w:sz="4"/>
-              <w:bottom w:val="single" w:color="CCCCCC" w:sz="4"/>
-              <w:right w:val="single" w:color="CCCCCC" w:sz="4"/>
-            </w:tcBorders>
-            <w:tcMar>
-              <w:top w:type="dxa" w:w="80"/>
-              <w:left w:type="dxa" w:w="120"/>
-              <w:bottom w:type="dxa" w:w="80"/>
-              <w:right w:type="dxa" w:w="120"/>
-            </w:tcMar>
-          </w:tcPr>
-          <w:p>
-            <w:pPr>
-              <w:spacing w:after="0" w:before="0"/>
-            </w:pPr>
-            <w:r>
-              <w:rPr>
-                <w:b w:val="false"/>
-                <w:bCs w:val="false"/>
-                <w:color w:val="000000"/>
-                <w:sz w:val="22"/>
-                <w:szCs w:val="22"/>
-              </w:rPr>
-              <w:t xml:space="preserve">Partial</w:t>
-            </w:r>
-          </w:p>
-        </w:tc>
-        <w:tc>
-          <w:tcPr>
-            <w:tcW w:type="dxa" w:w="800"/>
-            <w:tcBorders>
-              <w:top w:val="single" w:color="CCCCCC" w:sz="4"/>
-              <w:left w:val="single" w:color="CCCCCC" w:sz="4"/>
-              <w:bottom w:val="single" w:color="CCCCCC" w:sz="4"/>
-              <w:right w:val="single" w:color="CCCCCC" w:sz="4"/>
-            </w:tcBorders>
-            <w:tcMar>
-              <w:top w:type="dxa" w:w="80"/>
-              <w:left w:type="dxa" w:w="120"/>
-              <w:bottom w:type="dxa" w:w="80"/>
-              <w:right w:type="dxa" w:w="120"/>
-            </w:tcMar>
-          </w:tcPr>
-          <w:p>
-            <w:pPr>
-              <w:spacing w:after="0" w:before="0"/>
-            </w:pPr>
-            <w:r>
-              <w:rPr>
-                <w:b w:val="false"/>
-                <w:bCs w:val="false"/>
-                <w:color w:val="000000"/>
-                <w:sz w:val="22"/>
-                <w:szCs w:val="22"/>
-              </w:rPr>
-              <w:t xml:space="preserve">✓</w:t>
-            </w:r>
-          </w:p>
-        </w:tc>
-        <w:tc>
-          <w:tcPr>
-            <w:tcW w:type="dxa" w:w="800"/>
-            <w:tcBorders>
-              <w:top w:val="single" w:color="CCCCCC" w:sz="4"/>
-              <w:left w:val="single" w:color="CCCCCC" w:sz="4"/>
-              <w:bottom w:val="single" w:color="CCCCCC" w:sz="4"/>
-              <w:right w:val="single" w:color="CCCCCC" w:sz="4"/>
-            </w:tcBorders>
-            <w:tcMar>
-              <w:top w:type="dxa" w:w="80"/>
-              <w:left w:type="dxa" w:w="120"/>
-              <w:bottom w:type="dxa" w:w="80"/>
-              <w:right w:type="dxa" w:w="120"/>
-            </w:tcMar>
-          </w:tcPr>
-          <w:p>
-            <w:pPr>
-              <w:spacing w:after="0" w:before="0"/>
-            </w:pPr>
-            <w:r>
-              <w:rPr>
-                <w:b w:val="false"/>
-                <w:bCs w:val="false"/>
-                <w:color w:val="000000"/>
-                <w:sz w:val="22"/>
-                <w:szCs w:val="22"/>
-              </w:rPr>
-              <w:t xml:space="preserve">(1s)</w:t>
-            </w:r>
-          </w:p>
-        </w:tc>
-        <w:tc>
-          <w:tcPr>
-            <w:tcW w:type="dxa" w:w="1000"/>
-            <w:tcBorders>
-              <w:top w:val="single" w:color="CCCCCC" w:sz="4"/>
-              <w:left w:val="single" w:color="CCCCCC" w:sz="4"/>
-              <w:bottom w:val="single" w:color="CCCCCC" w:sz="4"/>
-              <w:right w:val="single" w:color="CCCCCC" w:sz="4"/>
-            </w:tcBorders>
-            <w:tcMar>
-              <w:top w:type="dxa" w:w="80"/>
-              <w:left w:type="dxa" w:w="120"/>
-              <w:bottom w:type="dxa" w:w="80"/>
-              <w:right w:type="dxa" w:w="120"/>
-            </w:tcMar>
-          </w:tcPr>
-          <w:p>
-            <w:pPr>
-              <w:spacing w:after="0" w:before="0"/>
-            </w:pPr>
-            <w:r>
-              <w:rPr>
-                <w:b w:val="false"/>
-                <w:bCs w:val="false"/>
-                <w:color w:val="000000"/>
-                <w:sz w:val="22"/>
-                <w:szCs w:val="22"/>
-              </w:rPr>
-              <w:t xml:space="preserve">✓</w:t>
-            </w:r>
-          </w:p>
-        </w:tc>
-        <w:tc>
-          <w:tcPr>
-            <w:tcW w:type="dxa" w:w="1000"/>
-            <w:tcBorders>
-              <w:top w:val="single" w:color="CCCCCC" w:sz="4"/>
-              <w:left w:val="single" w:color="CCCCCC" w:sz="4"/>
-              <w:bottom w:val="single" w:color="CCCCCC" w:sz="4"/>
-              <w:right w:val="single" w:color="CCCCCC" w:sz="4"/>
-            </w:tcBorders>
-            <w:tcMar>
-              <w:top w:type="dxa" w:w="80"/>
-              <w:left w:type="dxa" w:w="120"/>
-              <w:bottom w:type="dxa" w:w="80"/>
-              <w:right w:type="dxa" w:w="120"/>
-            </w:tcMar>
-          </w:tcPr>
-          <w:p>
-            <w:pPr>
-              <w:spacing w:after="0" w:before="0"/>
-            </w:pPr>
-            <w:r>
-              <w:rPr>
-                <w:b w:val="false"/>
-                <w:bCs w:val="false"/>
-                <w:color w:val="000000"/>
-                <w:sz w:val="22"/>
-                <w:szCs w:val="22"/>
-              </w:rPr>
-              <w:t xml:space="preserve">✓</w:t>
-            </w:r>
-          </w:p>
-        </w:tc>
-        <w:tc>
-          <w:tcPr>
-            <w:tcW w:type="dxa" w:w="1760"/>
-            <w:tcBorders>
-              <w:top w:val="single" w:color="CCCCCC" w:sz="4"/>
-              <w:left w:val="single" w:color="CCCCCC" w:sz="4"/>
-              <w:bottom w:val="single" w:color="CCCCCC" w:sz="4"/>
-              <w:right w:val="single" w:color="CCCCCC" w:sz="4"/>
-            </w:tcBorders>
-            <w:tcMar>
-              <w:top w:type="dxa" w:w="80"/>
-              <w:left w:type="dxa" w:w="120"/>
-              <w:bottom w:type="dxa" w:w="80"/>
-              <w:right w:type="dxa" w:w="120"/>
-            </w:tcMar>
-          </w:tcPr>
-          <w:p>
-            <w:pPr>
-              <w:spacing w:after="0" w:before="0"/>
-            </w:pPr>
-            <w:r>
-              <w:rPr>
-                <w:b w:val="false"/>
-                <w:bCs w:val="false"/>
-                <w:color w:val="000000"/>
-                <w:sz w:val="22"/>
-                <w:szCs w:val="22"/>
-              </w:rPr>
-              <w:t xml:space="preserve">✓ (causal)</w:t>
+            <w:tcW w:type="dxa" w:w="1900"/>
+            <w:tcBorders>
+              <w:top w:val="single" w:color="CCCCCC" w:sz="4"/>
+              <w:left w:val="single" w:color="CCCCCC" w:sz="4"/>
+              <w:bottom w:val="single" w:color="CCCCCC" w:sz="4"/>
+              <w:right w:val="single" w:color="CCCCCC" w:sz="4"/>
+            </w:tcBorders>
+            <w:tcMar>
+              <w:top w:type="dxa" w:w="80"/>
+              <w:left w:type="dxa" w:w="120"/>
+              <w:bottom w:type="dxa" w:w="80"/>
+              <w:right w:type="dxa" w:w="120"/>
+            </w:tcMar>
+          </w:tcPr>
+          <w:p>
+            <w:pPr>
+              <w:spacing w:after="0" w:before="0"/>
+            </w:pPr>
+            <w:r>
+              <w:rPr>
+                <w:b w:val="false"/>
+                <w:bCs w:val="false"/>
+                <w:color w:val="000000"/>
+                <w:sz w:val="22"/>
+                <w:szCs w:val="22"/>
+              </w:rPr>
+              <w:t xml:space="preserve">Random bits</w:t>
+            </w:r>
+          </w:p>
+        </w:tc>
+        <w:tc>
+          <w:tcPr>
+            <w:tcW w:type="dxa" w:w="650"/>
+            <w:tcBorders>
+              <w:top w:val="single" w:color="CCCCCC" w:sz="4"/>
+              <w:left w:val="single" w:color="CCCCCC" w:sz="4"/>
+              <w:bottom w:val="single" w:color="CCCCCC" w:sz="4"/>
+              <w:right w:val="single" w:color="CCCCCC" w:sz="4"/>
+            </w:tcBorders>
+            <w:tcMar>
+              <w:top w:type="dxa" w:w="80"/>
+              <w:left w:type="dxa" w:w="120"/>
+              <w:bottom w:type="dxa" w:w="80"/>
+              <w:right w:type="dxa" w:w="120"/>
+            </w:tcMar>
+          </w:tcPr>
+          <w:p>
+            <w:pPr>
+              <w:spacing w:after="0" w:before="0"/>
+            </w:pPr>
+            <w:r>
+              <w:rPr>
+                <w:b w:val="false"/>
+                <w:bCs w:val="false"/>
+                <w:color w:val="000000"/>
+                <w:sz w:val="22"/>
+                <w:szCs w:val="22"/>
+              </w:rPr>
+              <w:t xml:space="preserve">122</w:t>
+            </w:r>
+          </w:p>
+        </w:tc>
+        <w:tc>
+          <w:tcPr>
+            <w:tcW w:type="dxa" w:w="650"/>
+            <w:tcBorders>
+              <w:top w:val="single" w:color="CCCCCC" w:sz="4"/>
+              <w:left w:val="single" w:color="CCCCCC" w:sz="4"/>
+              <w:bottom w:val="single" w:color="CCCCCC" w:sz="4"/>
+              <w:right w:val="single" w:color="CCCCCC" w:sz="4"/>
+            </w:tcBorders>
+            <w:tcMar>
+              <w:top w:type="dxa" w:w="80"/>
+              <w:left w:type="dxa" w:w="120"/>
+              <w:bottom w:type="dxa" w:w="80"/>
+              <w:right w:type="dxa" w:w="120"/>
+            </w:tcMar>
+          </w:tcPr>
+          <w:p>
+            <w:pPr>
+              <w:spacing w:after="0" w:before="0"/>
+            </w:pPr>
+            <w:r>
+              <w:rPr>
+                <w:b w:val="false"/>
+                <w:bCs w:val="false"/>
+                <w:color w:val="000000"/>
+                <w:sz w:val="22"/>
+                <w:szCs w:val="22"/>
+              </w:rPr>
+              <w:t xml:space="preserve">74</w:t>
+            </w:r>
+          </w:p>
+        </w:tc>
+        <w:tc>
+          <w:tcPr>
+            <w:tcW w:type="dxa" w:w="650"/>
+            <w:tcBorders>
+              <w:top w:val="single" w:color="CCCCCC" w:sz="4"/>
+              <w:left w:val="single" w:color="CCCCCC" w:sz="4"/>
+              <w:bottom w:val="single" w:color="CCCCCC" w:sz="4"/>
+              <w:right w:val="single" w:color="CCCCCC" w:sz="4"/>
+            </w:tcBorders>
+            <w:tcMar>
+              <w:top w:type="dxa" w:w="80"/>
+              <w:left w:type="dxa" w:w="120"/>
+              <w:bottom w:type="dxa" w:w="80"/>
+              <w:right w:type="dxa" w:w="120"/>
+            </w:tcMar>
+          </w:tcPr>
+          <w:p>
+            <w:pPr>
+              <w:spacing w:after="0" w:before="0"/>
+            </w:pPr>
+            <w:r>
+              <w:rPr>
+                <w:b w:val="false"/>
+                <w:bCs w:val="false"/>
+                <w:color w:val="000000"/>
+                <w:sz w:val="22"/>
+                <w:szCs w:val="22"/>
+              </w:rPr>
+              <w:t xml:space="preserve">80</w:t>
+            </w:r>
+          </w:p>
+        </w:tc>
+        <w:tc>
+          <w:tcPr>
+            <w:tcW w:type="dxa" w:w="650"/>
+            <w:tcBorders>
+              <w:top w:val="single" w:color="CCCCCC" w:sz="4"/>
+              <w:left w:val="single" w:color="CCCCCC" w:sz="4"/>
+              <w:bottom w:val="single" w:color="CCCCCC" w:sz="4"/>
+              <w:right w:val="single" w:color="CCCCCC" w:sz="4"/>
+            </w:tcBorders>
+            <w:tcMar>
+              <w:top w:type="dxa" w:w="80"/>
+              <w:left w:type="dxa" w:w="120"/>
+              <w:bottom w:type="dxa" w:w="80"/>
+              <w:right w:type="dxa" w:w="120"/>
+            </w:tcMar>
+          </w:tcPr>
+          <w:p>
+            <w:pPr>
+              <w:spacing w:after="0" w:before="0"/>
+            </w:pPr>
+            <w:r>
+              <w:rPr>
+                <w:b w:val="false"/>
+                <w:bCs w:val="false"/>
+                <w:color w:val="000000"/>
+                <w:sz w:val="22"/>
+                <w:szCs w:val="22"/>
+              </w:rPr>
+              <w:t xml:space="preserve">128</w:t>
+            </w:r>
+          </w:p>
+        </w:tc>
+        <w:tc>
+          <w:tcPr>
+            <w:tcW w:type="dxa" w:w="700"/>
+            <w:tcBorders>
+              <w:top w:val="single" w:color="CCCCCC" w:sz="4"/>
+              <w:left w:val="single" w:color="CCCCCC" w:sz="4"/>
+              <w:bottom w:val="single" w:color="CCCCCC" w:sz="4"/>
+              <w:right w:val="single" w:color="CCCCCC" w:sz="4"/>
+            </w:tcBorders>
+            <w:tcMar>
+              <w:top w:type="dxa" w:w="80"/>
+              <w:left w:type="dxa" w:w="120"/>
+              <w:bottom w:type="dxa" w:w="80"/>
+              <w:right w:type="dxa" w:w="120"/>
+            </w:tcMar>
+          </w:tcPr>
+          <w:p>
+            <w:pPr>
+              <w:spacing w:after="0" w:before="0"/>
+            </w:pPr>
+            <w:r>
+              <w:rPr>
+                <w:b w:val="false"/>
+                <w:bCs w:val="false"/>
+                <w:color w:val="000000"/>
+                <w:sz w:val="22"/>
+                <w:szCs w:val="22"/>
+              </w:rPr>
+              <w:t xml:space="preserve">0</w:t>
+            </w:r>
+          </w:p>
+        </w:tc>
+        <w:tc>
+          <w:tcPr>
+            <w:tcW w:type="dxa" w:w="650"/>
+            <w:tcBorders>
+              <w:top w:val="single" w:color="CCCCCC" w:sz="4"/>
+              <w:left w:val="single" w:color="CCCCCC" w:sz="4"/>
+              <w:bottom w:val="single" w:color="CCCCCC" w:sz="4"/>
+              <w:right w:val="single" w:color="CCCCCC" w:sz="4"/>
+            </w:tcBorders>
+            <w:tcMar>
+              <w:top w:type="dxa" w:w="80"/>
+              <w:left w:type="dxa" w:w="120"/>
+              <w:bottom w:type="dxa" w:w="80"/>
+              <w:right w:type="dxa" w:w="120"/>
+            </w:tcMar>
+          </w:tcPr>
+          <w:p>
+            <w:pPr>
+              <w:spacing w:after="0" w:before="0"/>
+            </w:pPr>
+            <w:r>
+              <w:rPr>
+                <w:b w:val="false"/>
+                <w:bCs w:val="false"/>
+                <w:color w:val="000000"/>
+                <w:sz w:val="22"/>
+                <w:szCs w:val="22"/>
+              </w:rPr>
+              <w:t xml:space="preserve">22</w:t>
+            </w:r>
+          </w:p>
+        </w:tc>
+        <w:tc>
+          <w:tcPr>
+            <w:tcW w:type="dxa" w:w="650"/>
+            <w:tcBorders>
+              <w:top w:val="single" w:color="CCCCCC" w:sz="4"/>
+              <w:left w:val="single" w:color="CCCCCC" w:sz="4"/>
+              <w:bottom w:val="single" w:color="CCCCCC" w:sz="4"/>
+              <w:right w:val="single" w:color="CCCCCC" w:sz="4"/>
+            </w:tcBorders>
+            <w:tcMar>
+              <w:top w:type="dxa" w:w="80"/>
+              <w:left w:type="dxa" w:w="120"/>
+              <w:bottom w:type="dxa" w:w="80"/>
+              <w:right w:type="dxa" w:w="120"/>
+            </w:tcMar>
+          </w:tcPr>
+          <w:p>
+            <w:pPr>
+              <w:spacing w:after="0" w:before="0"/>
+            </w:pPr>
+            <w:r>
+              <w:rPr>
+                <w:b w:val="false"/>
+                <w:bCs w:val="false"/>
+                <w:color w:val="000000"/>
+                <w:sz w:val="22"/>
+                <w:szCs w:val="22"/>
+              </w:rPr>
+              <w:t xml:space="preserve">126</w:t>
+            </w:r>
+          </w:p>
+        </w:tc>
+        <w:tc>
+          <w:tcPr>
+            <w:tcW w:type="dxa" w:w="700"/>
+            <w:tcBorders>
+              <w:top w:val="single" w:color="CCCCCC" w:sz="4"/>
+              <w:left w:val="single" w:color="CCCCCC" w:sz="4"/>
+              <w:bottom w:val="single" w:color="CCCCCC" w:sz="4"/>
+              <w:right w:val="single" w:color="CCCCCC" w:sz="4"/>
+            </w:tcBorders>
+            <w:tcMar>
+              <w:top w:type="dxa" w:w="80"/>
+              <w:left w:type="dxa" w:w="120"/>
+              <w:bottom w:type="dxa" w:w="80"/>
+              <w:right w:type="dxa" w:w="120"/>
+            </w:tcMar>
+          </w:tcPr>
+          <w:p>
+            <w:pPr>
+              <w:spacing w:after="0" w:before="0"/>
+            </w:pPr>
+            <w:r>
+              <w:rPr>
+                <w:b w:val="false"/>
+                <w:bCs w:val="false"/>
+                <w:color w:val="000000"/>
+                <w:sz w:val="22"/>
+                <w:szCs w:val="22"/>
+              </w:rPr>
+              <w:t xml:space="preserve">256</w:t>
+            </w:r>
+          </w:p>
+        </w:tc>
+        <w:tc>
+          <w:tcPr>
+            <w:tcW w:type="dxa" w:w="1200"/>
+            <w:tcBorders>
+              <w:top w:val="single" w:color="CCCCCC" w:sz="4"/>
+              <w:left w:val="single" w:color="CCCCCC" w:sz="4"/>
+              <w:bottom w:val="single" w:color="CCCCCC" w:sz="4"/>
+              <w:right w:val="single" w:color="CCCCCC" w:sz="4"/>
+            </w:tcBorders>
+            <w:tcMar>
+              <w:top w:type="dxa" w:w="80"/>
+              <w:left w:type="dxa" w:w="120"/>
+              <w:bottom w:type="dxa" w:w="80"/>
+              <w:right w:type="dxa" w:w="120"/>
+            </w:tcMar>
+          </w:tcPr>
+          <w:p>
+            <w:pPr>
+              <w:spacing w:after="0" w:before="0"/>
+            </w:pPr>
+            <w:r>
+              <w:rPr>
+                <w:b w:val="false"/>
+                <w:bCs w:val="false"/>
+                <w:color w:val="000000"/>
+                <w:sz w:val="22"/>
+                <w:szCs w:val="22"/>
+              </w:rPr>
+              <w:t xml:space="preserve">256</w:t>
             </w:r>
           </w:p>
         </w:tc>
@@ -12022,7 +13390,7 @@
       <w:tr>
         <w:tc>
           <w:tcPr>
-            <w:tcW w:type="dxa" w:w="2400"/>
+            <w:tcW w:type="dxa" w:w="1900"/>
             <w:tcBorders>
               <w:top w:val="single" w:color="CCCCCC" w:sz="4"/>
               <w:left w:val="single" w:color="CCCCCC" w:sz="4"/>
@@ -12049,13 +13417,13 @@
                 <w:sz w:val="22"/>
                 <w:szCs w:val="22"/>
               </w:rPr>
-              <w:t xml:space="preserve">Post-quantum (≥128 bit)</w:t>
-            </w:r>
-          </w:p>
-        </w:tc>
-        <w:tc>
-          <w:tcPr>
-            <w:tcW w:type="dxa" w:w="800"/>
+              <w:t xml:space="preserve">PQ bits (n/2)</w:t>
+            </w:r>
+          </w:p>
+        </w:tc>
+        <w:tc>
+          <w:tcPr>
+            <w:tcW w:type="dxa" w:w="650"/>
             <w:tcBorders>
               <w:top w:val="single" w:color="CCCCCC" w:sz="4"/>
               <w:left w:val="single" w:color="CCCCCC" w:sz="4"/>
@@ -12082,13 +13450,13 @@
                 <w:sz w:val="22"/>
                 <w:szCs w:val="22"/>
               </w:rPr>
-              <w:t xml:space="preserve">✗</w:t>
-            </w:r>
-          </w:p>
-        </w:tc>
-        <w:tc>
-          <w:tcPr>
-            <w:tcW w:type="dxa" w:w="800"/>
+              <w:t xml:space="preserve">61</w:t>
+            </w:r>
+          </w:p>
+        </w:tc>
+        <w:tc>
+          <w:tcPr>
+            <w:tcW w:type="dxa" w:w="650"/>
             <w:tcBorders>
               <w:top w:val="single" w:color="CCCCCC" w:sz="4"/>
               <w:left w:val="single" w:color="CCCCCC" w:sz="4"/>
@@ -12115,13 +13483,13 @@
                 <w:sz w:val="22"/>
                 <w:szCs w:val="22"/>
               </w:rPr>
-              <w:t xml:space="preserve">✗</w:t>
-            </w:r>
-          </w:p>
-        </w:tc>
-        <w:tc>
-          <w:tcPr>
-            <w:tcW w:type="dxa" w:w="800"/>
+              <w:t xml:space="preserve">37</w:t>
+            </w:r>
+          </w:p>
+        </w:tc>
+        <w:tc>
+          <w:tcPr>
+            <w:tcW w:type="dxa" w:w="650"/>
             <w:tcBorders>
               <w:top w:val="single" w:color="CCCCCC" w:sz="4"/>
               <w:left w:val="single" w:color="CCCCCC" w:sz="4"/>
@@ -12148,13 +13516,13 @@
                 <w:sz w:val="22"/>
                 <w:szCs w:val="22"/>
               </w:rPr>
-              <w:t xml:space="preserve">✗</w:t>
-            </w:r>
-          </w:p>
-        </w:tc>
-        <w:tc>
-          <w:tcPr>
-            <w:tcW w:type="dxa" w:w="800"/>
+              <w:t xml:space="preserve">40</w:t>
+            </w:r>
+          </w:p>
+        </w:tc>
+        <w:tc>
+          <w:tcPr>
+            <w:tcW w:type="dxa" w:w="650"/>
             <w:tcBorders>
               <w:top w:val="single" w:color="CCCCCC" w:sz="4"/>
               <w:left w:val="single" w:color="CCCCCC" w:sz="4"/>
@@ -12181,13 +13549,13 @@
                 <w:sz w:val="22"/>
                 <w:szCs w:val="22"/>
               </w:rPr>
-              <w:t xml:space="preserve">✗</w:t>
-            </w:r>
-          </w:p>
-        </w:tc>
-        <w:tc>
-          <w:tcPr>
-            <w:tcW w:type="dxa" w:w="1000"/>
+              <w:t xml:space="preserve">64</w:t>
+            </w:r>
+          </w:p>
+        </w:tc>
+        <w:tc>
+          <w:tcPr>
+            <w:tcW w:type="dxa" w:w="700"/>
             <w:tcBorders>
               <w:top w:val="single" w:color="CCCCCC" w:sz="4"/>
               <w:left w:val="single" w:color="CCCCCC" w:sz="4"/>
@@ -12214,13 +13582,13 @@
                 <w:sz w:val="22"/>
                 <w:szCs w:val="22"/>
               </w:rPr>
-              <w:t xml:space="preserve">✗</w:t>
-            </w:r>
-          </w:p>
-        </w:tc>
-        <w:tc>
-          <w:tcPr>
-            <w:tcW w:type="dxa" w:w="1000"/>
+              <w:t xml:space="preserve">0</w:t>
+            </w:r>
+          </w:p>
+        </w:tc>
+        <w:tc>
+          <w:tcPr>
+            <w:tcW w:type="dxa" w:w="650"/>
             <w:tcBorders>
               <w:top w:val="single" w:color="CCCCCC" w:sz="4"/>
               <w:left w:val="single" w:color="CCCCCC" w:sz="4"/>
@@ -12247,13 +13615,13 @@
                 <w:sz w:val="22"/>
                 <w:szCs w:val="22"/>
               </w:rPr>
-              <w:t xml:space="preserve">✓</w:t>
-            </w:r>
-          </w:p>
-        </w:tc>
-        <w:tc>
-          <w:tcPr>
-            <w:tcW w:type="dxa" w:w="1760"/>
+              <w:t xml:space="preserve">11</w:t>
+            </w:r>
+          </w:p>
+        </w:tc>
+        <w:tc>
+          <w:tcPr>
+            <w:tcW w:type="dxa" w:w="650"/>
             <w:tcBorders>
               <w:top w:val="single" w:color="CCCCCC" w:sz="4"/>
               <w:left w:val="single" w:color="CCCCCC" w:sz="4"/>
@@ -12280,7 +13648,73 @@
                 <w:sz w:val="22"/>
                 <w:szCs w:val="22"/>
               </w:rPr>
-              <w:t xml:space="preserve">✓</w:t>
+              <w:t xml:space="preserve">63</w:t>
+            </w:r>
+          </w:p>
+        </w:tc>
+        <w:tc>
+          <w:tcPr>
+            <w:tcW w:type="dxa" w:w="700"/>
+            <w:tcBorders>
+              <w:top w:val="single" w:color="CCCCCC" w:sz="4"/>
+              <w:left w:val="single" w:color="CCCCCC" w:sz="4"/>
+              <w:bottom w:val="single" w:color="CCCCCC" w:sz="4"/>
+              <w:right w:val="single" w:color="CCCCCC" w:sz="4"/>
+            </w:tcBorders>
+            <w:shd w:fill="F7F7F9" w:val="clear"/>
+            <w:tcMar>
+              <w:top w:type="dxa" w:w="80"/>
+              <w:left w:type="dxa" w:w="120"/>
+              <w:bottom w:type="dxa" w:w="80"/>
+              <w:right w:type="dxa" w:w="120"/>
+            </w:tcMar>
+          </w:tcPr>
+          <w:p>
+            <w:pPr>
+              <w:spacing w:after="0" w:before="0"/>
+            </w:pPr>
+            <w:r>
+              <w:rPr>
+                <w:b w:val="false"/>
+                <w:bCs w:val="false"/>
+                <w:color w:val="000000"/>
+                <w:sz w:val="22"/>
+                <w:szCs w:val="22"/>
+              </w:rPr>
+              <w:t xml:space="preserve">128</w:t>
+            </w:r>
+          </w:p>
+        </w:tc>
+        <w:tc>
+          <w:tcPr>
+            <w:tcW w:type="dxa" w:w="1200"/>
+            <w:tcBorders>
+              <w:top w:val="single" w:color="CCCCCC" w:sz="4"/>
+              <w:left w:val="single" w:color="CCCCCC" w:sz="4"/>
+              <w:bottom w:val="single" w:color="CCCCCC" w:sz="4"/>
+              <w:right w:val="single" w:color="CCCCCC" w:sz="4"/>
+            </w:tcBorders>
+            <w:shd w:fill="F7F7F9" w:val="clear"/>
+            <w:tcMar>
+              <w:top w:type="dxa" w:w="80"/>
+              <w:left w:type="dxa" w:w="120"/>
+              <w:bottom w:type="dxa" w:w="80"/>
+              <w:right w:type="dxa" w:w="120"/>
+            </w:tcMar>
+          </w:tcPr>
+          <w:p>
+            <w:pPr>
+              <w:spacing w:after="0" w:before="0"/>
+            </w:pPr>
+            <w:r>
+              <w:rPr>
+                <w:b w:val="false"/>
+                <w:bCs w:val="false"/>
+                <w:color w:val="000000"/>
+                <w:sz w:val="22"/>
+                <w:szCs w:val="22"/>
+              </w:rPr>
+              <w:t xml:space="preserve">128</w:t>
             </w:r>
           </w:p>
         </w:tc>
@@ -12288,39 +13722,103 @@
       <w:tr>
         <w:tc>
           <w:tcPr>
-            <w:tcW w:type="dxa" w:w="2400"/>
-            <w:tcBorders>
-              <w:top w:val="single" w:color="CCCCCC" w:sz="4"/>
-              <w:left w:val="single" w:color="CCCCCC" w:sz="4"/>
-              <w:bottom w:val="single" w:color="CCCCCC" w:sz="4"/>
-              <w:right w:val="single" w:color="CCCCCC" w:sz="4"/>
-            </w:tcBorders>
-            <w:tcMar>
-              <w:top w:type="dxa" w:w="80"/>
-              <w:left w:type="dxa" w:w="120"/>
-              <w:bottom w:type="dxa" w:w="80"/>
-              <w:right w:type="dxa" w:w="120"/>
-            </w:tcMar>
-          </w:tcPr>
-          <w:p>
-            <w:pPr>
-              <w:spacing w:after="0" w:before="0"/>
-            </w:pPr>
-            <w:r>
-              <w:rPr>
-                <w:b w:val="false"/>
-                <w:bCs w:val="false"/>
-                <w:color w:val="000000"/>
-                <w:sz w:val="22"/>
-                <w:szCs w:val="22"/>
-              </w:rPr>
-              <w:t xml:space="preserve">No coordination required</w:t>
-            </w:r>
-          </w:p>
-        </w:tc>
-        <w:tc>
-          <w:tcPr>
-            <w:tcW w:type="dxa" w:w="800"/>
+            <w:tcW w:type="dxa" w:w="1900"/>
+            <w:tcBorders>
+              <w:top w:val="single" w:color="CCCCCC" w:sz="4"/>
+              <w:left w:val="single" w:color="CCCCCC" w:sz="4"/>
+              <w:bottom w:val="single" w:color="CCCCCC" w:sz="4"/>
+              <w:right w:val="single" w:color="CCCCCC" w:sz="4"/>
+            </w:tcBorders>
+            <w:tcMar>
+              <w:top w:type="dxa" w:w="80"/>
+              <w:left w:type="dxa" w:w="120"/>
+              <w:bottom w:type="dxa" w:w="80"/>
+              <w:right w:type="dxa" w:w="120"/>
+            </w:tcMar>
+          </w:tcPr>
+          <w:p>
+            <w:pPr>
+              <w:spacing w:after="0" w:before="0"/>
+            </w:pPr>
+            <w:r>
+              <w:rPr>
+                <w:b w:val="false"/>
+                <w:bCs w:val="false"/>
+                <w:color w:val="000000"/>
+                <w:sz w:val="22"/>
+                <w:szCs w:val="22"/>
+              </w:rPr>
+              <w:t xml:space="preserve">Time-sortable</w:t>
+            </w:r>
+          </w:p>
+        </w:tc>
+        <w:tc>
+          <w:tcPr>
+            <w:tcW w:type="dxa" w:w="650"/>
+            <w:tcBorders>
+              <w:top w:val="single" w:color="CCCCCC" w:sz="4"/>
+              <w:left w:val="single" w:color="CCCCCC" w:sz="4"/>
+              <w:bottom w:val="single" w:color="CCCCCC" w:sz="4"/>
+              <w:right w:val="single" w:color="CCCCCC" w:sz="4"/>
+            </w:tcBorders>
+            <w:tcMar>
+              <w:top w:type="dxa" w:w="80"/>
+              <w:left w:type="dxa" w:w="120"/>
+              <w:bottom w:type="dxa" w:w="80"/>
+              <w:right w:type="dxa" w:w="120"/>
+            </w:tcMar>
+          </w:tcPr>
+          <w:p>
+            <w:pPr>
+              <w:spacing w:after="0" w:before="0"/>
+            </w:pPr>
+            <w:r>
+              <w:rPr>
+                <w:b w:val="false"/>
+                <w:bCs w:val="false"/>
+                <w:color w:val="000000"/>
+                <w:sz w:val="22"/>
+                <w:szCs w:val="22"/>
+              </w:rPr>
+              <w:t xml:space="preserve">✗</w:t>
+            </w:r>
+          </w:p>
+        </w:tc>
+        <w:tc>
+          <w:tcPr>
+            <w:tcW w:type="dxa" w:w="650"/>
+            <w:tcBorders>
+              <w:top w:val="single" w:color="CCCCCC" w:sz="4"/>
+              <w:left w:val="single" w:color="CCCCCC" w:sz="4"/>
+              <w:bottom w:val="single" w:color="CCCCCC" w:sz="4"/>
+              <w:right w:val="single" w:color="CCCCCC" w:sz="4"/>
+            </w:tcBorders>
+            <w:tcMar>
+              <w:top w:type="dxa" w:w="80"/>
+              <w:left w:type="dxa" w:w="120"/>
+              <w:bottom w:type="dxa" w:w="80"/>
+              <w:right w:type="dxa" w:w="120"/>
+            </w:tcMar>
+          </w:tcPr>
+          <w:p>
+            <w:pPr>
+              <w:spacing w:after="0" w:before="0"/>
+            </w:pPr>
+            <w:r>
+              <w:rPr>
+                <w:b w:val="false"/>
+                <w:bCs w:val="false"/>
+                <w:color w:val="000000"/>
+                <w:sz w:val="22"/>
+                <w:szCs w:val="22"/>
+              </w:rPr>
+              <w:t xml:space="preserve">Partial</w:t>
+            </w:r>
+          </w:p>
+        </w:tc>
+        <w:tc>
+          <w:tcPr>
+            <w:tcW w:type="dxa" w:w="650"/>
             <w:tcBorders>
               <w:top w:val="single" w:color="CCCCCC" w:sz="4"/>
               <w:left w:val="single" w:color="CCCCCC" w:sz="4"/>
@@ -12352,7 +13850,39 @@
         </w:tc>
         <w:tc>
           <w:tcPr>
-            <w:tcW w:type="dxa" w:w="800"/>
+            <w:tcW w:type="dxa" w:w="650"/>
+            <w:tcBorders>
+              <w:top w:val="single" w:color="CCCCCC" w:sz="4"/>
+              <w:left w:val="single" w:color="CCCCCC" w:sz="4"/>
+              <w:bottom w:val="single" w:color="CCCCCC" w:sz="4"/>
+              <w:right w:val="single" w:color="CCCCCC" w:sz="4"/>
+            </w:tcBorders>
+            <w:tcMar>
+              <w:top w:type="dxa" w:w="80"/>
+              <w:left w:type="dxa" w:w="120"/>
+              <w:bottom w:type="dxa" w:w="80"/>
+              <w:right w:type="dxa" w:w="120"/>
+            </w:tcMar>
+          </w:tcPr>
+          <w:p>
+            <w:pPr>
+              <w:spacing w:after="0" w:before="0"/>
+            </w:pPr>
+            <w:r>
+              <w:rPr>
+                <w:b w:val="false"/>
+                <w:bCs w:val="false"/>
+                <w:color w:val="000000"/>
+                <w:sz w:val="22"/>
+                <w:szCs w:val="22"/>
+              </w:rPr>
+              <w:t xml:space="preserve">(1s)</w:t>
+            </w:r>
+          </w:p>
+        </w:tc>
+        <w:tc>
+          <w:tcPr>
+            <w:tcW w:type="dxa" w:w="700"/>
             <w:tcBorders>
               <w:top w:val="single" w:color="CCCCCC" w:sz="4"/>
               <w:left w:val="single" w:color="CCCCCC" w:sz="4"/>
@@ -12384,7 +13914,7 @@
         </w:tc>
         <w:tc>
           <w:tcPr>
-            <w:tcW w:type="dxa" w:w="800"/>
+            <w:tcW w:type="dxa" w:w="650"/>
             <w:tcBorders>
               <w:top w:val="single" w:color="CCCCCC" w:sz="4"/>
               <w:left w:val="single" w:color="CCCCCC" w:sz="4"/>
@@ -12416,7 +13946,39 @@
         </w:tc>
         <w:tc>
           <w:tcPr>
-            <w:tcW w:type="dxa" w:w="800"/>
+            <w:tcW w:type="dxa" w:w="650"/>
+            <w:tcBorders>
+              <w:top w:val="single" w:color="CCCCCC" w:sz="4"/>
+              <w:left w:val="single" w:color="CCCCCC" w:sz="4"/>
+              <w:bottom w:val="single" w:color="CCCCCC" w:sz="4"/>
+              <w:right w:val="single" w:color="CCCCCC" w:sz="4"/>
+            </w:tcBorders>
+            <w:tcMar>
+              <w:top w:type="dxa" w:w="80"/>
+              <w:left w:type="dxa" w:w="120"/>
+              <w:bottom w:type="dxa" w:w="80"/>
+              <w:right w:type="dxa" w:w="120"/>
+            </w:tcMar>
+          </w:tcPr>
+          <w:p>
+            <w:pPr>
+              <w:spacing w:after="0" w:before="0"/>
+            </w:pPr>
+            <w:r>
+              <w:rPr>
+                <w:b w:val="false"/>
+                <w:bCs w:val="false"/>
+                <w:color w:val="000000"/>
+                <w:sz w:val="22"/>
+                <w:szCs w:val="22"/>
+              </w:rPr>
+              <w:t xml:space="preserve">✗</w:t>
+            </w:r>
+          </w:p>
+        </w:tc>
+        <w:tc>
+          <w:tcPr>
+            <w:tcW w:type="dxa" w:w="700"/>
             <w:tcBorders>
               <w:top w:val="single" w:color="CCCCCC" w:sz="4"/>
               <w:left w:val="single" w:color="CCCCCC" w:sz="4"/>
@@ -12448,97 +14010,33 @@
         </w:tc>
         <w:tc>
           <w:tcPr>
-            <w:tcW w:type="dxa" w:w="1000"/>
-            <w:tcBorders>
-              <w:top w:val="single" w:color="CCCCCC" w:sz="4"/>
-              <w:left w:val="single" w:color="CCCCCC" w:sz="4"/>
-              <w:bottom w:val="single" w:color="CCCCCC" w:sz="4"/>
-              <w:right w:val="single" w:color="CCCCCC" w:sz="4"/>
-            </w:tcBorders>
-            <w:tcMar>
-              <w:top w:type="dxa" w:w="80"/>
-              <w:left w:type="dxa" w:w="120"/>
-              <w:bottom w:type="dxa" w:w="80"/>
-              <w:right w:type="dxa" w:w="120"/>
-            </w:tcMar>
-          </w:tcPr>
-          <w:p>
-            <w:pPr>
-              <w:spacing w:after="0" w:before="0"/>
-            </w:pPr>
-            <w:r>
-              <w:rPr>
-                <w:b w:val="false"/>
-                <w:bCs w:val="false"/>
-                <w:color w:val="000000"/>
-                <w:sz w:val="22"/>
-                <w:szCs w:val="22"/>
-              </w:rPr>
-              <w:t xml:space="preserve">✗</w:t>
-            </w:r>
-          </w:p>
-        </w:tc>
-        <w:tc>
-          <w:tcPr>
-            <w:tcW w:type="dxa" w:w="1000"/>
-            <w:tcBorders>
-              <w:top w:val="single" w:color="CCCCCC" w:sz="4"/>
-              <w:left w:val="single" w:color="CCCCCC" w:sz="4"/>
-              <w:bottom w:val="single" w:color="CCCCCC" w:sz="4"/>
-              <w:right w:val="single" w:color="CCCCCC" w:sz="4"/>
-            </w:tcBorders>
-            <w:tcMar>
-              <w:top w:type="dxa" w:w="80"/>
-              <w:left w:type="dxa" w:w="120"/>
-              <w:bottom w:type="dxa" w:w="80"/>
-              <w:right w:type="dxa" w:w="120"/>
-            </w:tcMar>
-          </w:tcPr>
-          <w:p>
-            <w:pPr>
-              <w:spacing w:after="0" w:before="0"/>
-            </w:pPr>
-            <w:r>
-              <w:rPr>
-                <w:b w:val="false"/>
-                <w:bCs w:val="false"/>
-                <w:color w:val="000000"/>
-                <w:sz w:val="22"/>
-                <w:szCs w:val="22"/>
-              </w:rPr>
-              <w:t xml:space="preserve">✓</w:t>
-            </w:r>
-          </w:p>
-        </w:tc>
-        <w:tc>
-          <w:tcPr>
-            <w:tcW w:type="dxa" w:w="1760"/>
-            <w:tcBorders>
-              <w:top w:val="single" w:color="CCCCCC" w:sz="4"/>
-              <w:left w:val="single" w:color="CCCCCC" w:sz="4"/>
-              <w:bottom w:val="single" w:color="CCCCCC" w:sz="4"/>
-              <w:right w:val="single" w:color="CCCCCC" w:sz="4"/>
-            </w:tcBorders>
-            <w:tcMar>
-              <w:top w:type="dxa" w:w="80"/>
-              <w:left w:type="dxa" w:w="120"/>
-              <w:bottom w:type="dxa" w:w="80"/>
-              <w:right w:type="dxa" w:w="120"/>
-            </w:tcMar>
-          </w:tcPr>
-          <w:p>
-            <w:pPr>
-              <w:spacing w:after="0" w:before="0"/>
-            </w:pPr>
-            <w:r>
-              <w:rPr>
-                <w:b w:val="false"/>
-                <w:bCs w:val="false"/>
-                <w:color w:val="000000"/>
-                <w:sz w:val="22"/>
-                <w:szCs w:val="22"/>
-              </w:rPr>
-              <w:t xml:space="preserve">✓</w:t>
+            <w:tcW w:type="dxa" w:w="1200"/>
+            <w:tcBorders>
+              <w:top w:val="single" w:color="CCCCCC" w:sz="4"/>
+              <w:left w:val="single" w:color="CCCCCC" w:sz="4"/>
+              <w:bottom w:val="single" w:color="CCCCCC" w:sz="4"/>
+              <w:right w:val="single" w:color="CCCCCC" w:sz="4"/>
+            </w:tcBorders>
+            <w:tcMar>
+              <w:top w:type="dxa" w:w="80"/>
+              <w:left w:type="dxa" w:w="120"/>
+              <w:bottom w:type="dxa" w:w="80"/>
+              <w:right w:type="dxa" w:w="120"/>
+            </w:tcMar>
+          </w:tcPr>
+          <w:p>
+            <w:pPr>
+              <w:spacing w:after="0" w:before="0"/>
+            </w:pPr>
+            <w:r>
+              <w:rPr>
+                <w:b w:val="false"/>
+                <w:bCs w:val="false"/>
+                <w:color w:val="000000"/>
+                <w:sz w:val="22"/>
+                <w:szCs w:val="22"/>
+              </w:rPr>
+              <w:t xml:space="preserve">✓ (causal)</w:t>
             </w:r>
           </w:p>
         </w:tc>
@@ -12546,7 +14044,7 @@
       <w:tr>
         <w:tc>
           <w:tcPr>
-            <w:tcW w:type="dxa" w:w="2400"/>
+            <w:tcW w:type="dxa" w:w="1900"/>
             <w:tcBorders>
               <w:top w:val="single" w:color="CCCCCC" w:sz="4"/>
               <w:left w:val="single" w:color="CCCCCC" w:sz="4"/>
@@ -12573,13 +14071,13 @@
                 <w:sz w:val="22"/>
                 <w:szCs w:val="22"/>
               </w:rPr>
-              <w:t xml:space="preserve">Causal ordering across nodes</w:t>
-            </w:r>
-          </w:p>
-        </w:tc>
-        <w:tc>
-          <w:tcPr>
-            <w:tcW w:type="dxa" w:w="800"/>
+              <w:t xml:space="preserve">Post-quantum (≥128 bit)</w:t>
+            </w:r>
+          </w:p>
+        </w:tc>
+        <w:tc>
+          <w:tcPr>
+            <w:tcW w:type="dxa" w:w="650"/>
             <w:tcBorders>
               <w:top w:val="single" w:color="CCCCCC" w:sz="4"/>
               <w:left w:val="single" w:color="CCCCCC" w:sz="4"/>
@@ -12612,7 +14110,7 @@
         </w:tc>
         <w:tc>
           <w:tcPr>
-            <w:tcW w:type="dxa" w:w="800"/>
+            <w:tcW w:type="dxa" w:w="650"/>
             <w:tcBorders>
               <w:top w:val="single" w:color="CCCCCC" w:sz="4"/>
               <w:left w:val="single" w:color="CCCCCC" w:sz="4"/>
@@ -12645,7 +14143,7 @@
         </w:tc>
         <w:tc>
           <w:tcPr>
-            <w:tcW w:type="dxa" w:w="800"/>
+            <w:tcW w:type="dxa" w:w="650"/>
             <w:tcBorders>
               <w:top w:val="single" w:color="CCCCCC" w:sz="4"/>
               <w:left w:val="single" w:color="CCCCCC" w:sz="4"/>
@@ -12678,7 +14176,7 @@
         </w:tc>
         <w:tc>
           <w:tcPr>
-            <w:tcW w:type="dxa" w:w="800"/>
+            <w:tcW w:type="dxa" w:w="650"/>
             <w:tcBorders>
               <w:top w:val="single" w:color="CCCCCC" w:sz="4"/>
               <w:left w:val="single" w:color="CCCCCC" w:sz="4"/>
@@ -12711,7 +14209,7 @@
         </w:tc>
         <w:tc>
           <w:tcPr>
-            <w:tcW w:type="dxa" w:w="1000"/>
+            <w:tcW w:type="dxa" w:w="700"/>
             <w:tcBorders>
               <w:top w:val="single" w:color="CCCCCC" w:sz="4"/>
               <w:left w:val="single" w:color="CCCCCC" w:sz="4"/>
@@ -12738,13 +14236,13 @@
                 <w:sz w:val="22"/>
                 <w:szCs w:val="22"/>
               </w:rPr>
-              <w:t xml:space="preserve">Partial</w:t>
-            </w:r>
-          </w:p>
-        </w:tc>
-        <w:tc>
-          <w:tcPr>
-            <w:tcW w:type="dxa" w:w="1000"/>
+              <w:t xml:space="preserve">✗</w:t>
+            </w:r>
+          </w:p>
+        </w:tc>
+        <w:tc>
+          <w:tcPr>
+            <w:tcW w:type="dxa" w:w="650"/>
             <w:tcBorders>
               <w:top w:val="single" w:color="CCCCCC" w:sz="4"/>
               <w:left w:val="single" w:color="CCCCCC" w:sz="4"/>
@@ -12777,7 +14275,73 @@
         </w:tc>
         <w:tc>
           <w:tcPr>
-            <w:tcW w:type="dxa" w:w="1760"/>
+            <w:tcW w:type="dxa" w:w="650"/>
+            <w:tcBorders>
+              <w:top w:val="single" w:color="CCCCCC" w:sz="4"/>
+              <w:left w:val="single" w:color="CCCCCC" w:sz="4"/>
+              <w:bottom w:val="single" w:color="CCCCCC" w:sz="4"/>
+              <w:right w:val="single" w:color="CCCCCC" w:sz="4"/>
+            </w:tcBorders>
+            <w:shd w:fill="F7F7F9" w:val="clear"/>
+            <w:tcMar>
+              <w:top w:type="dxa" w:w="80"/>
+              <w:left w:type="dxa" w:w="120"/>
+              <w:bottom w:type="dxa" w:w="80"/>
+              <w:right w:type="dxa" w:w="120"/>
+            </w:tcMar>
+          </w:tcPr>
+          <w:p>
+            <w:pPr>
+              <w:spacing w:after="0" w:before="0"/>
+            </w:pPr>
+            <w:r>
+              <w:rPr>
+                <w:b w:val="false"/>
+                <w:bCs w:val="false"/>
+                <w:color w:val="000000"/>
+                <w:sz w:val="22"/>
+                <w:szCs w:val="22"/>
+              </w:rPr>
+              <w:t xml:space="preserve">✗</w:t>
+            </w:r>
+          </w:p>
+        </w:tc>
+        <w:tc>
+          <w:tcPr>
+            <w:tcW w:type="dxa" w:w="700"/>
+            <w:tcBorders>
+              <w:top w:val="single" w:color="CCCCCC" w:sz="4"/>
+              <w:left w:val="single" w:color="CCCCCC" w:sz="4"/>
+              <w:bottom w:val="single" w:color="CCCCCC" w:sz="4"/>
+              <w:right w:val="single" w:color="CCCCCC" w:sz="4"/>
+            </w:tcBorders>
+            <w:shd w:fill="F7F7F9" w:val="clear"/>
+            <w:tcMar>
+              <w:top w:type="dxa" w:w="80"/>
+              <w:left w:type="dxa" w:w="120"/>
+              <w:bottom w:type="dxa" w:w="80"/>
+              <w:right w:type="dxa" w:w="120"/>
+            </w:tcMar>
+          </w:tcPr>
+          <w:p>
+            <w:pPr>
+              <w:spacing w:after="0" w:before="0"/>
+            </w:pPr>
+            <w:r>
+              <w:rPr>
+                <w:b w:val="false"/>
+                <w:bCs w:val="false"/>
+                <w:color w:val="000000"/>
+                <w:sz w:val="22"/>
+                <w:szCs w:val="22"/>
+              </w:rPr>
+              <w:t xml:space="preserve">✓</w:t>
+            </w:r>
+          </w:p>
+        </w:tc>
+        <w:tc>
+          <w:tcPr>
+            <w:tcW w:type="dxa" w:w="1200"/>
             <w:tcBorders>
               <w:top w:val="single" w:color="CCCCCC" w:sz="4"/>
               <w:left w:val="single" w:color="CCCCCC" w:sz="4"/>
@@ -12812,39 +14376,39 @@
       <w:tr>
         <w:tc>
           <w:tcPr>
-            <w:tcW w:type="dxa" w:w="2400"/>
-            <w:tcBorders>
-              <w:top w:val="single" w:color="CCCCCC" w:sz="4"/>
-              <w:left w:val="single" w:color="CCCCCC" w:sz="4"/>
-              <w:bottom w:val="single" w:color="CCCCCC" w:sz="4"/>
-              <w:right w:val="single" w:color="CCCCCC" w:sz="4"/>
-            </w:tcBorders>
-            <w:tcMar>
-              <w:top w:type="dxa" w:w="80"/>
-              <w:left w:type="dxa" w:w="120"/>
-              <w:bottom w:type="dxa" w:w="80"/>
-              <w:right w:type="dxa" w:w="120"/>
-            </w:tcMar>
-          </w:tcPr>
-          <w:p>
-            <w:pPr>
-              <w:spacing w:after="0" w:before="0"/>
-            </w:pPr>
-            <w:r>
-              <w:rPr>
-                <w:b w:val="false"/>
-                <w:bCs w:val="false"/>
-                <w:color w:val="000000"/>
-                <w:sz w:val="22"/>
-                <w:szCs w:val="22"/>
-              </w:rPr>
-              <w:t xml:space="preserve">RFC / standard</w:t>
-            </w:r>
-          </w:p>
-        </w:tc>
-        <w:tc>
-          <w:tcPr>
-            <w:tcW w:type="dxa" w:w="800"/>
+            <w:tcW w:type="dxa" w:w="1900"/>
+            <w:tcBorders>
+              <w:top w:val="single" w:color="CCCCCC" w:sz="4"/>
+              <w:left w:val="single" w:color="CCCCCC" w:sz="4"/>
+              <w:bottom w:val="single" w:color="CCCCCC" w:sz="4"/>
+              <w:right w:val="single" w:color="CCCCCC" w:sz="4"/>
+            </w:tcBorders>
+            <w:tcMar>
+              <w:top w:type="dxa" w:w="80"/>
+              <w:left w:type="dxa" w:w="120"/>
+              <w:bottom w:type="dxa" w:w="80"/>
+              <w:right w:type="dxa" w:w="120"/>
+            </w:tcMar>
+          </w:tcPr>
+          <w:p>
+            <w:pPr>
+              <w:spacing w:after="0" w:before="0"/>
+            </w:pPr>
+            <w:r>
+              <w:rPr>
+                <w:b w:val="false"/>
+                <w:bCs w:val="false"/>
+                <w:color w:val="000000"/>
+                <w:sz w:val="22"/>
+                <w:szCs w:val="22"/>
+              </w:rPr>
+              <w:t xml:space="preserve">No coordination required</w:t>
+            </w:r>
+          </w:p>
+        </w:tc>
+        <w:tc>
+          <w:tcPr>
+            <w:tcW w:type="dxa" w:w="650"/>
             <w:tcBorders>
               <w:top w:val="single" w:color="CCCCCC" w:sz="4"/>
               <w:left w:val="single" w:color="CCCCCC" w:sz="4"/>
@@ -12876,7 +14440,7 @@
         </w:tc>
         <w:tc>
           <w:tcPr>
-            <w:tcW w:type="dxa" w:w="800"/>
+            <w:tcW w:type="dxa" w:w="650"/>
             <w:tcBorders>
               <w:top w:val="single" w:color="CCCCCC" w:sz="4"/>
               <w:left w:val="single" w:color="CCCCCC" w:sz="4"/>
@@ -12908,161 +14472,225 @@
         </w:tc>
         <w:tc>
           <w:tcPr>
-            <w:tcW w:type="dxa" w:w="800"/>
-            <w:tcBorders>
-              <w:top w:val="single" w:color="CCCCCC" w:sz="4"/>
-              <w:left w:val="single" w:color="CCCCCC" w:sz="4"/>
-              <w:bottom w:val="single" w:color="CCCCCC" w:sz="4"/>
-              <w:right w:val="single" w:color="CCCCCC" w:sz="4"/>
-            </w:tcBorders>
-            <w:tcMar>
-              <w:top w:type="dxa" w:w="80"/>
-              <w:left w:type="dxa" w:w="120"/>
-              <w:bottom w:type="dxa" w:w="80"/>
-              <w:right w:type="dxa" w:w="120"/>
-            </w:tcMar>
-          </w:tcPr>
-          <w:p>
-            <w:pPr>
-              <w:spacing w:after="0" w:before="0"/>
-            </w:pPr>
-            <w:r>
-              <w:rPr>
-                <w:b w:val="false"/>
-                <w:bCs w:val="false"/>
-                <w:color w:val="000000"/>
-                <w:sz w:val="22"/>
-                <w:szCs w:val="22"/>
-              </w:rPr>
-              <w:t xml:space="preserve">Community</w:t>
-            </w:r>
-          </w:p>
-        </w:tc>
-        <w:tc>
-          <w:tcPr>
-            <w:tcW w:type="dxa" w:w="800"/>
-            <w:tcBorders>
-              <w:top w:val="single" w:color="CCCCCC" w:sz="4"/>
-              <w:left w:val="single" w:color="CCCCCC" w:sz="4"/>
-              <w:bottom w:val="single" w:color="CCCCCC" w:sz="4"/>
-              <w:right w:val="single" w:color="CCCCCC" w:sz="4"/>
-            </w:tcBorders>
-            <w:tcMar>
-              <w:top w:type="dxa" w:w="80"/>
-              <w:left w:type="dxa" w:w="120"/>
-              <w:bottom w:type="dxa" w:w="80"/>
-              <w:right w:type="dxa" w:w="120"/>
-            </w:tcMar>
-          </w:tcPr>
-          <w:p>
-            <w:pPr>
-              <w:spacing w:after="0" w:before="0"/>
-            </w:pPr>
-            <w:r>
-              <w:rPr>
-                <w:b w:val="false"/>
-                <w:bCs w:val="false"/>
-                <w:color w:val="000000"/>
-                <w:sz w:val="22"/>
-                <w:szCs w:val="22"/>
-              </w:rPr>
-              <w:t xml:space="preserve">Community</w:t>
-            </w:r>
-          </w:p>
-        </w:tc>
-        <w:tc>
-          <w:tcPr>
-            <w:tcW w:type="dxa" w:w="1000"/>
-            <w:tcBorders>
-              <w:top w:val="single" w:color="CCCCCC" w:sz="4"/>
-              <w:left w:val="single" w:color="CCCCCC" w:sz="4"/>
-              <w:bottom w:val="single" w:color="CCCCCC" w:sz="4"/>
-              <w:right w:val="single" w:color="CCCCCC" w:sz="4"/>
-            </w:tcBorders>
-            <w:tcMar>
-              <w:top w:type="dxa" w:w="80"/>
-              <w:left w:type="dxa" w:w="120"/>
-              <w:bottom w:type="dxa" w:w="80"/>
-              <w:right w:type="dxa" w:w="120"/>
-            </w:tcMar>
-          </w:tcPr>
-          <w:p>
-            <w:pPr>
-              <w:spacing w:after="0" w:before="0"/>
-            </w:pPr>
-            <w:r>
-              <w:rPr>
-                <w:b w:val="false"/>
-                <w:bCs w:val="false"/>
-                <w:color w:val="000000"/>
-                <w:sz w:val="22"/>
-                <w:szCs w:val="22"/>
-              </w:rPr>
-              <w:t xml:space="preserve">Industry</w:t>
-            </w:r>
-          </w:p>
-        </w:tc>
-        <w:tc>
-          <w:tcPr>
-            <w:tcW w:type="dxa" w:w="1000"/>
-            <w:tcBorders>
-              <w:top w:val="single" w:color="CCCCCC" w:sz="4"/>
-              <w:left w:val="single" w:color="CCCCCC" w:sz="4"/>
-              <w:bottom w:val="single" w:color="CCCCCC" w:sz="4"/>
-              <w:right w:val="single" w:color="CCCCCC" w:sz="4"/>
-            </w:tcBorders>
-            <w:tcMar>
-              <w:top w:type="dxa" w:w="80"/>
-              <w:left w:type="dxa" w:w="120"/>
-              <w:bottom w:type="dxa" w:w="80"/>
-              <w:right w:type="dxa" w:w="120"/>
-            </w:tcMar>
-          </w:tcPr>
-          <w:p>
-            <w:pPr>
-              <w:spacing w:after="0" w:before="0"/>
-            </w:pPr>
-            <w:r>
-              <w:rPr>
-                <w:b w:val="false"/>
-                <w:bCs w:val="false"/>
-                <w:color w:val="000000"/>
-                <w:sz w:val="22"/>
-                <w:szCs w:val="22"/>
-              </w:rPr>
-              <w:t xml:space="preserve">Proposed</w:t>
-            </w:r>
-          </w:p>
-        </w:tc>
-        <w:tc>
-          <w:tcPr>
-            <w:tcW w:type="dxa" w:w="1760"/>
-            <w:tcBorders>
-              <w:top w:val="single" w:color="CCCCCC" w:sz="4"/>
-              <w:left w:val="single" w:color="CCCCCC" w:sz="4"/>
-              <w:bottom w:val="single" w:color="CCCCCC" w:sz="4"/>
-              <w:right w:val="single" w:color="CCCCCC" w:sz="4"/>
-            </w:tcBorders>
-            <w:tcMar>
-              <w:top w:type="dxa" w:w="80"/>
-              <w:left w:type="dxa" w:w="120"/>
-              <w:bottom w:type="dxa" w:w="80"/>
-              <w:right w:type="dxa" w:w="120"/>
-            </w:tcMar>
-          </w:tcPr>
-          <w:p>
-            <w:pPr>
-              <w:spacing w:after="0" w:before="0"/>
-            </w:pPr>
-            <w:r>
-              <w:rPr>
-                <w:b w:val="false"/>
-                <w:bCs w:val="false"/>
-                <w:color w:val="000000"/>
-                <w:sz w:val="22"/>
-                <w:szCs w:val="22"/>
-              </w:rPr>
-              <w:t xml:space="preserve">Proposed</w:t>
+            <w:tcW w:type="dxa" w:w="650"/>
+            <w:tcBorders>
+              <w:top w:val="single" w:color="CCCCCC" w:sz="4"/>
+              <w:left w:val="single" w:color="CCCCCC" w:sz="4"/>
+              <w:bottom w:val="single" w:color="CCCCCC" w:sz="4"/>
+              <w:right w:val="single" w:color="CCCCCC" w:sz="4"/>
+            </w:tcBorders>
+            <w:tcMar>
+              <w:top w:type="dxa" w:w="80"/>
+              <w:left w:type="dxa" w:w="120"/>
+              <w:bottom w:type="dxa" w:w="80"/>
+              <w:right w:type="dxa" w:w="120"/>
+            </w:tcMar>
+          </w:tcPr>
+          <w:p>
+            <w:pPr>
+              <w:spacing w:after="0" w:before="0"/>
+            </w:pPr>
+            <w:r>
+              <w:rPr>
+                <w:b w:val="false"/>
+                <w:bCs w:val="false"/>
+                <w:color w:val="000000"/>
+                <w:sz w:val="22"/>
+                <w:szCs w:val="22"/>
+              </w:rPr>
+              <w:t xml:space="preserve">✓</w:t>
+            </w:r>
+          </w:p>
+        </w:tc>
+        <w:tc>
+          <w:tcPr>
+            <w:tcW w:type="dxa" w:w="650"/>
+            <w:tcBorders>
+              <w:top w:val="single" w:color="CCCCCC" w:sz="4"/>
+              <w:left w:val="single" w:color="CCCCCC" w:sz="4"/>
+              <w:bottom w:val="single" w:color="CCCCCC" w:sz="4"/>
+              <w:right w:val="single" w:color="CCCCCC" w:sz="4"/>
+            </w:tcBorders>
+            <w:tcMar>
+              <w:top w:type="dxa" w:w="80"/>
+              <w:left w:type="dxa" w:w="120"/>
+              <w:bottom w:type="dxa" w:w="80"/>
+              <w:right w:type="dxa" w:w="120"/>
+            </w:tcMar>
+          </w:tcPr>
+          <w:p>
+            <w:pPr>
+              <w:spacing w:after="0" w:before="0"/>
+            </w:pPr>
+            <w:r>
+              <w:rPr>
+                <w:b w:val="false"/>
+                <w:bCs w:val="false"/>
+                <w:color w:val="000000"/>
+                <w:sz w:val="22"/>
+                <w:szCs w:val="22"/>
+              </w:rPr>
+              <w:t xml:space="preserve">✓</w:t>
+            </w:r>
+          </w:p>
+        </w:tc>
+        <w:tc>
+          <w:tcPr>
+            <w:tcW w:type="dxa" w:w="700"/>
+            <w:tcBorders>
+              <w:top w:val="single" w:color="CCCCCC" w:sz="4"/>
+              <w:left w:val="single" w:color="CCCCCC" w:sz="4"/>
+              <w:bottom w:val="single" w:color="CCCCCC" w:sz="4"/>
+              <w:right w:val="single" w:color="CCCCCC" w:sz="4"/>
+            </w:tcBorders>
+            <w:tcMar>
+              <w:top w:type="dxa" w:w="80"/>
+              <w:left w:type="dxa" w:w="120"/>
+              <w:bottom w:type="dxa" w:w="80"/>
+              <w:right w:type="dxa" w:w="120"/>
+            </w:tcMar>
+          </w:tcPr>
+          <w:p>
+            <w:pPr>
+              <w:spacing w:after="0" w:before="0"/>
+            </w:pPr>
+            <w:r>
+              <w:rPr>
+                <w:b w:val="false"/>
+                <w:bCs w:val="false"/>
+                <w:color w:val="000000"/>
+                <w:sz w:val="22"/>
+                <w:szCs w:val="22"/>
+              </w:rPr>
+              <w:t xml:space="preserve">✗</w:t>
+            </w:r>
+          </w:p>
+        </w:tc>
+        <w:tc>
+          <w:tcPr>
+            <w:tcW w:type="dxa" w:w="650"/>
+            <w:tcBorders>
+              <w:top w:val="single" w:color="CCCCCC" w:sz="4"/>
+              <w:left w:val="single" w:color="CCCCCC" w:sz="4"/>
+              <w:bottom w:val="single" w:color="CCCCCC" w:sz="4"/>
+              <w:right w:val="single" w:color="CCCCCC" w:sz="4"/>
+            </w:tcBorders>
+            <w:tcMar>
+              <w:top w:type="dxa" w:w="80"/>
+              <w:left w:type="dxa" w:w="120"/>
+              <w:bottom w:type="dxa" w:w="80"/>
+              <w:right w:type="dxa" w:w="120"/>
+            </w:tcMar>
+          </w:tcPr>
+          <w:p>
+            <w:pPr>
+              <w:spacing w:after="0" w:before="0"/>
+            </w:pPr>
+            <w:r>
+              <w:rPr>
+                <w:b w:val="false"/>
+                <w:bCs w:val="false"/>
+                <w:color w:val="000000"/>
+                <w:sz w:val="22"/>
+                <w:szCs w:val="22"/>
+              </w:rPr>
+              <w:t xml:space="preserve">✓</w:t>
+            </w:r>
+          </w:p>
+        </w:tc>
+        <w:tc>
+          <w:tcPr>
+            <w:tcW w:type="dxa" w:w="650"/>
+            <w:tcBorders>
+              <w:top w:val="single" w:color="CCCCCC" w:sz="4"/>
+              <w:left w:val="single" w:color="CCCCCC" w:sz="4"/>
+              <w:bottom w:val="single" w:color="CCCCCC" w:sz="4"/>
+              <w:right w:val="single" w:color="CCCCCC" w:sz="4"/>
+            </w:tcBorders>
+            <w:tcMar>
+              <w:top w:type="dxa" w:w="80"/>
+              <w:left w:type="dxa" w:w="120"/>
+              <w:bottom w:type="dxa" w:w="80"/>
+              <w:right w:type="dxa" w:w="120"/>
+            </w:tcMar>
+          </w:tcPr>
+          <w:p>
+            <w:pPr>
+              <w:spacing w:after="0" w:before="0"/>
+            </w:pPr>
+            <w:r>
+              <w:rPr>
+                <w:b w:val="false"/>
+                <w:bCs w:val="false"/>
+                <w:color w:val="000000"/>
+                <w:sz w:val="22"/>
+                <w:szCs w:val="22"/>
+              </w:rPr>
+              <w:t xml:space="preserve">✓</w:t>
+            </w:r>
+          </w:p>
+        </w:tc>
+        <w:tc>
+          <w:tcPr>
+            <w:tcW w:type="dxa" w:w="700"/>
+            <w:tcBorders>
+              <w:top w:val="single" w:color="CCCCCC" w:sz="4"/>
+              <w:left w:val="single" w:color="CCCCCC" w:sz="4"/>
+              <w:bottom w:val="single" w:color="CCCCCC" w:sz="4"/>
+              <w:right w:val="single" w:color="CCCCCC" w:sz="4"/>
+            </w:tcBorders>
+            <w:tcMar>
+              <w:top w:type="dxa" w:w="80"/>
+              <w:left w:type="dxa" w:w="120"/>
+              <w:bottom w:type="dxa" w:w="80"/>
+              <w:right w:type="dxa" w:w="120"/>
+            </w:tcMar>
+          </w:tcPr>
+          <w:p>
+            <w:pPr>
+              <w:spacing w:after="0" w:before="0"/>
+            </w:pPr>
+            <w:r>
+              <w:rPr>
+                <w:b w:val="false"/>
+                <w:bCs w:val="false"/>
+                <w:color w:val="000000"/>
+                <w:sz w:val="22"/>
+                <w:szCs w:val="22"/>
+              </w:rPr>
+              <w:t xml:space="preserve">✓</w:t>
+            </w:r>
+          </w:p>
+        </w:tc>
+        <w:tc>
+          <w:tcPr>
+            <w:tcW w:type="dxa" w:w="1200"/>
+            <w:tcBorders>
+              <w:top w:val="single" w:color="CCCCCC" w:sz="4"/>
+              <w:left w:val="single" w:color="CCCCCC" w:sz="4"/>
+              <w:bottom w:val="single" w:color="CCCCCC" w:sz="4"/>
+              <w:right w:val="single" w:color="CCCCCC" w:sz="4"/>
+            </w:tcBorders>
+            <w:tcMar>
+              <w:top w:type="dxa" w:w="80"/>
+              <w:left w:type="dxa" w:w="120"/>
+              <w:bottom w:type="dxa" w:w="80"/>
+              <w:right w:type="dxa" w:w="120"/>
+            </w:tcMar>
+          </w:tcPr>
+          <w:p>
+            <w:pPr>
+              <w:spacing w:after="0" w:before="0"/>
+            </w:pPr>
+            <w:r>
+              <w:rPr>
+                <w:b w:val="false"/>
+                <w:bCs w:val="false"/>
+                <w:color w:val="000000"/>
+                <w:sz w:val="22"/>
+                <w:szCs w:val="22"/>
+              </w:rPr>
+              <w:t xml:space="preserve">✓</w:t>
             </w:r>
           </w:p>
         </w:tc>
@@ -13070,7 +14698,7 @@
       <w:tr>
         <w:tc>
           <w:tcPr>
-            <w:tcW w:type="dxa" w:w="2400"/>
+            <w:tcW w:type="dxa" w:w="1900"/>
             <w:tcBorders>
               <w:top w:val="single" w:color="CCCCCC" w:sz="4"/>
               <w:left w:val="single" w:color="CCCCCC" w:sz="4"/>
@@ -13097,13 +14725,13 @@
                 <w:sz w:val="22"/>
                 <w:szCs w:val="22"/>
               </w:rPr>
-              <w:t xml:space="preserve">Compact (≤20 bytes)</w:t>
-            </w:r>
-          </w:p>
-        </w:tc>
-        <w:tc>
-          <w:tcPr>
-            <w:tcW w:type="dxa" w:w="800"/>
+              <w:t xml:space="preserve">Causal ordering across nodes</w:t>
+            </w:r>
+          </w:p>
+        </w:tc>
+        <w:tc>
+          <w:tcPr>
+            <w:tcW w:type="dxa" w:w="650"/>
             <w:tcBorders>
               <w:top w:val="single" w:color="CCCCCC" w:sz="4"/>
               <w:left w:val="single" w:color="CCCCCC" w:sz="4"/>
@@ -13130,205 +14758,271 @@
                 <w:sz w:val="22"/>
                 <w:szCs w:val="22"/>
               </w:rPr>
+              <w:t xml:space="preserve">✗</w:t>
+            </w:r>
+          </w:p>
+        </w:tc>
+        <w:tc>
+          <w:tcPr>
+            <w:tcW w:type="dxa" w:w="650"/>
+            <w:tcBorders>
+              <w:top w:val="single" w:color="CCCCCC" w:sz="4"/>
+              <w:left w:val="single" w:color="CCCCCC" w:sz="4"/>
+              <w:bottom w:val="single" w:color="CCCCCC" w:sz="4"/>
+              <w:right w:val="single" w:color="CCCCCC" w:sz="4"/>
+            </w:tcBorders>
+            <w:shd w:fill="F7F7F9" w:val="clear"/>
+            <w:tcMar>
+              <w:top w:type="dxa" w:w="80"/>
+              <w:left w:type="dxa" w:w="120"/>
+              <w:bottom w:type="dxa" w:w="80"/>
+              <w:right w:type="dxa" w:w="120"/>
+            </w:tcMar>
+          </w:tcPr>
+          <w:p>
+            <w:pPr>
+              <w:spacing w:after="0" w:before="0"/>
+            </w:pPr>
+            <w:r>
+              <w:rPr>
+                <w:b w:val="false"/>
+                <w:bCs w:val="false"/>
+                <w:color w:val="000000"/>
+                <w:sz w:val="22"/>
+                <w:szCs w:val="22"/>
+              </w:rPr>
+              <w:t xml:space="preserve">✗</w:t>
+            </w:r>
+          </w:p>
+        </w:tc>
+        <w:tc>
+          <w:tcPr>
+            <w:tcW w:type="dxa" w:w="650"/>
+            <w:tcBorders>
+              <w:top w:val="single" w:color="CCCCCC" w:sz="4"/>
+              <w:left w:val="single" w:color="CCCCCC" w:sz="4"/>
+              <w:bottom w:val="single" w:color="CCCCCC" w:sz="4"/>
+              <w:right w:val="single" w:color="CCCCCC" w:sz="4"/>
+            </w:tcBorders>
+            <w:shd w:fill="F7F7F9" w:val="clear"/>
+            <w:tcMar>
+              <w:top w:type="dxa" w:w="80"/>
+              <w:left w:type="dxa" w:w="120"/>
+              <w:bottom w:type="dxa" w:w="80"/>
+              <w:right w:type="dxa" w:w="120"/>
+            </w:tcMar>
+          </w:tcPr>
+          <w:p>
+            <w:pPr>
+              <w:spacing w:after="0" w:before="0"/>
+            </w:pPr>
+            <w:r>
+              <w:rPr>
+                <w:b w:val="false"/>
+                <w:bCs w:val="false"/>
+                <w:color w:val="000000"/>
+                <w:sz w:val="22"/>
+                <w:szCs w:val="22"/>
+              </w:rPr>
+              <w:t xml:space="preserve">✗</w:t>
+            </w:r>
+          </w:p>
+        </w:tc>
+        <w:tc>
+          <w:tcPr>
+            <w:tcW w:type="dxa" w:w="650"/>
+            <w:tcBorders>
+              <w:top w:val="single" w:color="CCCCCC" w:sz="4"/>
+              <w:left w:val="single" w:color="CCCCCC" w:sz="4"/>
+              <w:bottom w:val="single" w:color="CCCCCC" w:sz="4"/>
+              <w:right w:val="single" w:color="CCCCCC" w:sz="4"/>
+            </w:tcBorders>
+            <w:shd w:fill="F7F7F9" w:val="clear"/>
+            <w:tcMar>
+              <w:top w:type="dxa" w:w="80"/>
+              <w:left w:type="dxa" w:w="120"/>
+              <w:bottom w:type="dxa" w:w="80"/>
+              <w:right w:type="dxa" w:w="120"/>
+            </w:tcMar>
+          </w:tcPr>
+          <w:p>
+            <w:pPr>
+              <w:spacing w:after="0" w:before="0"/>
+            </w:pPr>
+            <w:r>
+              <w:rPr>
+                <w:b w:val="false"/>
+                <w:bCs w:val="false"/>
+                <w:color w:val="000000"/>
+                <w:sz w:val="22"/>
+                <w:szCs w:val="22"/>
+              </w:rPr>
+              <w:t xml:space="preserve">✗</w:t>
+            </w:r>
+          </w:p>
+        </w:tc>
+        <w:tc>
+          <w:tcPr>
+            <w:tcW w:type="dxa" w:w="700"/>
+            <w:tcBorders>
+              <w:top w:val="single" w:color="CCCCCC" w:sz="4"/>
+              <w:left w:val="single" w:color="CCCCCC" w:sz="4"/>
+              <w:bottom w:val="single" w:color="CCCCCC" w:sz="4"/>
+              <w:right w:val="single" w:color="CCCCCC" w:sz="4"/>
+            </w:tcBorders>
+            <w:shd w:fill="F7F7F9" w:val="clear"/>
+            <w:tcMar>
+              <w:top w:type="dxa" w:w="80"/>
+              <w:left w:type="dxa" w:w="120"/>
+              <w:bottom w:type="dxa" w:w="80"/>
+              <w:right w:type="dxa" w:w="120"/>
+            </w:tcMar>
+          </w:tcPr>
+          <w:p>
+            <w:pPr>
+              <w:spacing w:after="0" w:before="0"/>
+            </w:pPr>
+            <w:r>
+              <w:rPr>
+                <w:b w:val="false"/>
+                <w:bCs w:val="false"/>
+                <w:color w:val="000000"/>
+                <w:sz w:val="22"/>
+                <w:szCs w:val="22"/>
+              </w:rPr>
+              <w:t xml:space="preserve">Partial</w:t>
+            </w:r>
+          </w:p>
+        </w:tc>
+        <w:tc>
+          <w:tcPr>
+            <w:tcW w:type="dxa" w:w="650"/>
+            <w:tcBorders>
+              <w:top w:val="single" w:color="CCCCCC" w:sz="4"/>
+              <w:left w:val="single" w:color="CCCCCC" w:sz="4"/>
+              <w:bottom w:val="single" w:color="CCCCCC" w:sz="4"/>
+              <w:right w:val="single" w:color="CCCCCC" w:sz="4"/>
+            </w:tcBorders>
+            <w:shd w:fill="F7F7F9" w:val="clear"/>
+            <w:tcMar>
+              <w:top w:type="dxa" w:w="80"/>
+              <w:left w:type="dxa" w:w="120"/>
+              <w:bottom w:type="dxa" w:w="80"/>
+              <w:right w:type="dxa" w:w="120"/>
+            </w:tcMar>
+          </w:tcPr>
+          <w:p>
+            <w:pPr>
+              <w:spacing w:after="0" w:before="0"/>
+            </w:pPr>
+            <w:r>
+              <w:rPr>
+                <w:b w:val="false"/>
+                <w:bCs w:val="false"/>
+                <w:color w:val="000000"/>
+                <w:sz w:val="22"/>
+                <w:szCs w:val="22"/>
+              </w:rPr>
+              <w:t xml:space="preserve">✗</w:t>
+            </w:r>
+          </w:p>
+        </w:tc>
+        <w:tc>
+          <w:tcPr>
+            <w:tcW w:type="dxa" w:w="650"/>
+            <w:tcBorders>
+              <w:top w:val="single" w:color="CCCCCC" w:sz="4"/>
+              <w:left w:val="single" w:color="CCCCCC" w:sz="4"/>
+              <w:bottom w:val="single" w:color="CCCCCC" w:sz="4"/>
+              <w:right w:val="single" w:color="CCCCCC" w:sz="4"/>
+            </w:tcBorders>
+            <w:shd w:fill="F7F7F9" w:val="clear"/>
+            <w:tcMar>
+              <w:top w:type="dxa" w:w="80"/>
+              <w:left w:type="dxa" w:w="120"/>
+              <w:bottom w:type="dxa" w:w="80"/>
+              <w:right w:type="dxa" w:w="120"/>
+            </w:tcMar>
+          </w:tcPr>
+          <w:p>
+            <w:pPr>
+              <w:spacing w:after="0" w:before="0"/>
+            </w:pPr>
+            <w:r>
+              <w:rPr>
+                <w:b w:val="false"/>
+                <w:bCs w:val="false"/>
+                <w:color w:val="000000"/>
+                <w:sz w:val="22"/>
+                <w:szCs w:val="22"/>
+              </w:rPr>
+              <w:t xml:space="preserve">✗</w:t>
+            </w:r>
+          </w:p>
+        </w:tc>
+        <w:tc>
+          <w:tcPr>
+            <w:tcW w:type="dxa" w:w="700"/>
+            <w:tcBorders>
+              <w:top w:val="single" w:color="CCCCCC" w:sz="4"/>
+              <w:left w:val="single" w:color="CCCCCC" w:sz="4"/>
+              <w:bottom w:val="single" w:color="CCCCCC" w:sz="4"/>
+              <w:right w:val="single" w:color="CCCCCC" w:sz="4"/>
+            </w:tcBorders>
+            <w:shd w:fill="F7F7F9" w:val="clear"/>
+            <w:tcMar>
+              <w:top w:type="dxa" w:w="80"/>
+              <w:left w:type="dxa" w:w="120"/>
+              <w:bottom w:type="dxa" w:w="80"/>
+              <w:right w:type="dxa" w:w="120"/>
+            </w:tcMar>
+          </w:tcPr>
+          <w:p>
+            <w:pPr>
+              <w:spacing w:after="0" w:before="0"/>
+            </w:pPr>
+            <w:r>
+              <w:rPr>
+                <w:b w:val="false"/>
+                <w:bCs w:val="false"/>
+                <w:color w:val="000000"/>
+                <w:sz w:val="22"/>
+                <w:szCs w:val="22"/>
+              </w:rPr>
+              <w:t xml:space="preserve">✗</w:t>
+            </w:r>
+          </w:p>
+        </w:tc>
+        <w:tc>
+          <w:tcPr>
+            <w:tcW w:type="dxa" w:w="1200"/>
+            <w:tcBorders>
+              <w:top w:val="single" w:color="CCCCCC" w:sz="4"/>
+              <w:left w:val="single" w:color="CCCCCC" w:sz="4"/>
+              <w:bottom w:val="single" w:color="CCCCCC" w:sz="4"/>
+              <w:right w:val="single" w:color="CCCCCC" w:sz="4"/>
+            </w:tcBorders>
+            <w:shd w:fill="F7F7F9" w:val="clear"/>
+            <w:tcMar>
+              <w:top w:type="dxa" w:w="80"/>
+              <w:left w:type="dxa" w:w="120"/>
+              <w:bottom w:type="dxa" w:w="80"/>
+              <w:right w:type="dxa" w:w="120"/>
+            </w:tcMar>
+          </w:tcPr>
+          <w:p>
+            <w:pPr>
+              <w:spacing w:after="0" w:before="0"/>
+            </w:pPr>
+            <w:r>
+              <w:rPr>
+                <w:b w:val="false"/>
+                <w:bCs w:val="false"/>
+                <w:color w:val="000000"/>
+                <w:sz w:val="22"/>
+                <w:szCs w:val="22"/>
+              </w:rPr>
               <w:t xml:space="preserve">✓</w:t>
-            </w:r>
-          </w:p>
-        </w:tc>
-        <w:tc>
-          <w:tcPr>
-            <w:tcW w:type="dxa" w:w="800"/>
-            <w:tcBorders>
-              <w:top w:val="single" w:color="CCCCCC" w:sz="4"/>
-              <w:left w:val="single" w:color="CCCCCC" w:sz="4"/>
-              <w:bottom w:val="single" w:color="CCCCCC" w:sz="4"/>
-              <w:right w:val="single" w:color="CCCCCC" w:sz="4"/>
-            </w:tcBorders>
-            <w:shd w:fill="F7F7F9" w:val="clear"/>
-            <w:tcMar>
-              <w:top w:type="dxa" w:w="80"/>
-              <w:left w:type="dxa" w:w="120"/>
-              <w:bottom w:type="dxa" w:w="80"/>
-              <w:right w:type="dxa" w:w="120"/>
-            </w:tcMar>
-          </w:tcPr>
-          <w:p>
-            <w:pPr>
-              <w:spacing w:after="0" w:before="0"/>
-            </w:pPr>
-            <w:r>
-              <w:rPr>
-                <w:b w:val="false"/>
-                <w:bCs w:val="false"/>
-                <w:color w:val="000000"/>
-                <w:sz w:val="22"/>
-                <w:szCs w:val="22"/>
-              </w:rPr>
-              <w:t xml:space="preserve">✓</w:t>
-            </w:r>
-          </w:p>
-        </w:tc>
-        <w:tc>
-          <w:tcPr>
-            <w:tcW w:type="dxa" w:w="800"/>
-            <w:tcBorders>
-              <w:top w:val="single" w:color="CCCCCC" w:sz="4"/>
-              <w:left w:val="single" w:color="CCCCCC" w:sz="4"/>
-              <w:bottom w:val="single" w:color="CCCCCC" w:sz="4"/>
-              <w:right w:val="single" w:color="CCCCCC" w:sz="4"/>
-            </w:tcBorders>
-            <w:shd w:fill="F7F7F9" w:val="clear"/>
-            <w:tcMar>
-              <w:top w:type="dxa" w:w="80"/>
-              <w:left w:type="dxa" w:w="120"/>
-              <w:bottom w:type="dxa" w:w="80"/>
-              <w:right w:type="dxa" w:w="120"/>
-            </w:tcMar>
-          </w:tcPr>
-          <w:p>
-            <w:pPr>
-              <w:spacing w:after="0" w:before="0"/>
-            </w:pPr>
-            <w:r>
-              <w:rPr>
-                <w:b w:val="false"/>
-                <w:bCs w:val="false"/>
-                <w:color w:val="000000"/>
-                <w:sz w:val="22"/>
-                <w:szCs w:val="22"/>
-              </w:rPr>
-              <w:t xml:space="preserve">✓</w:t>
-            </w:r>
-          </w:p>
-        </w:tc>
-        <w:tc>
-          <w:tcPr>
-            <w:tcW w:type="dxa" w:w="800"/>
-            <w:tcBorders>
-              <w:top w:val="single" w:color="CCCCCC" w:sz="4"/>
-              <w:left w:val="single" w:color="CCCCCC" w:sz="4"/>
-              <w:bottom w:val="single" w:color="CCCCCC" w:sz="4"/>
-              <w:right w:val="single" w:color="CCCCCC" w:sz="4"/>
-            </w:tcBorders>
-            <w:shd w:fill="F7F7F9" w:val="clear"/>
-            <w:tcMar>
-              <w:top w:type="dxa" w:w="80"/>
-              <w:left w:type="dxa" w:w="120"/>
-              <w:bottom w:type="dxa" w:w="80"/>
-              <w:right w:type="dxa" w:w="120"/>
-            </w:tcMar>
-          </w:tcPr>
-          <w:p>
-            <w:pPr>
-              <w:spacing w:after="0" w:before="0"/>
-            </w:pPr>
-            <w:r>
-              <w:rPr>
-                <w:b w:val="false"/>
-                <w:bCs w:val="false"/>
-                <w:color w:val="000000"/>
-                <w:sz w:val="22"/>
-                <w:szCs w:val="22"/>
-              </w:rPr>
-              <w:t xml:space="preserve">✓</w:t>
-            </w:r>
-          </w:p>
-        </w:tc>
-        <w:tc>
-          <w:tcPr>
-            <w:tcW w:type="dxa" w:w="1000"/>
-            <w:tcBorders>
-              <w:top w:val="single" w:color="CCCCCC" w:sz="4"/>
-              <w:left w:val="single" w:color="CCCCCC" w:sz="4"/>
-              <w:bottom w:val="single" w:color="CCCCCC" w:sz="4"/>
-              <w:right w:val="single" w:color="CCCCCC" w:sz="4"/>
-            </w:tcBorders>
-            <w:shd w:fill="F7F7F9" w:val="clear"/>
-            <w:tcMar>
-              <w:top w:type="dxa" w:w="80"/>
-              <w:left w:type="dxa" w:w="120"/>
-              <w:bottom w:type="dxa" w:w="80"/>
-              <w:right w:type="dxa" w:w="120"/>
-            </w:tcMar>
-          </w:tcPr>
-          <w:p>
-            <w:pPr>
-              <w:spacing w:after="0" w:before="0"/>
-            </w:pPr>
-            <w:r>
-              <w:rPr>
-                <w:b w:val="false"/>
-                <w:bCs w:val="false"/>
-                <w:color w:val="000000"/>
-                <w:sz w:val="22"/>
-                <w:szCs w:val="22"/>
-              </w:rPr>
-              <w:t xml:space="preserve">✓</w:t>
-            </w:r>
-          </w:p>
-        </w:tc>
-        <w:tc>
-          <w:tcPr>
-            <w:tcW w:type="dxa" w:w="1000"/>
-            <w:tcBorders>
-              <w:top w:val="single" w:color="CCCCCC" w:sz="4"/>
-              <w:left w:val="single" w:color="CCCCCC" w:sz="4"/>
-              <w:bottom w:val="single" w:color="CCCCCC" w:sz="4"/>
-              <w:right w:val="single" w:color="CCCCCC" w:sz="4"/>
-            </w:tcBorders>
-            <w:shd w:fill="F7F7F9" w:val="clear"/>
-            <w:tcMar>
-              <w:top w:type="dxa" w:w="80"/>
-              <w:left w:type="dxa" w:w="120"/>
-              <w:bottom w:type="dxa" w:w="80"/>
-              <w:right w:type="dxa" w:w="120"/>
-            </w:tcMar>
-          </w:tcPr>
-          <w:p>
-            <w:pPr>
-              <w:spacing w:after="0" w:before="0"/>
-            </w:pPr>
-            <w:r>
-              <w:rPr>
-                <w:b w:val="false"/>
-                <w:bCs w:val="false"/>
-                <w:color w:val="000000"/>
-                <w:sz w:val="22"/>
-                <w:szCs w:val="22"/>
-              </w:rPr>
-              <w:t xml:space="preserve">✗</w:t>
-            </w:r>
-          </w:p>
-        </w:tc>
-        <w:tc>
-          <w:tcPr>
-            <w:tcW w:type="dxa" w:w="1760"/>
-            <w:tcBorders>
-              <w:top w:val="single" w:color="CCCCCC" w:sz="4"/>
-              <w:left w:val="single" w:color="CCCCCC" w:sz="4"/>
-              <w:bottom w:val="single" w:color="CCCCCC" w:sz="4"/>
-              <w:right w:val="single" w:color="CCCCCC" w:sz="4"/>
-            </w:tcBorders>
-            <w:shd w:fill="F7F7F9" w:val="clear"/>
-            <w:tcMar>
-              <w:top w:type="dxa" w:w="80"/>
-              <w:left w:type="dxa" w:w="120"/>
-              <w:bottom w:type="dxa" w:w="80"/>
-              <w:right w:type="dxa" w:w="120"/>
-            </w:tcMar>
-          </w:tcPr>
-          <w:p>
-            <w:pPr>
-              <w:spacing w:after="0" w:before="0"/>
-            </w:pPr>
-            <w:r>
-              <w:rPr>
-                <w:b w:val="false"/>
-                <w:bCs w:val="false"/>
-                <w:color w:val="000000"/>
-                <w:sz w:val="22"/>
-                <w:szCs w:val="22"/>
-              </w:rPr>
-              <w:t xml:space="preserve">✗</w:t>
             </w:r>
           </w:p>
         </w:tc>
@@ -13336,7 +15030,661 @@
       <w:tr>
         <w:tc>
           <w:tcPr>
-            <w:tcW w:type="dxa" w:w="2400"/>
+            <w:tcW w:type="dxa" w:w="1900"/>
+            <w:tcBorders>
+              <w:top w:val="single" w:color="CCCCCC" w:sz="4"/>
+              <w:left w:val="single" w:color="CCCCCC" w:sz="4"/>
+              <w:bottom w:val="single" w:color="CCCCCC" w:sz="4"/>
+              <w:right w:val="single" w:color="CCCCCC" w:sz="4"/>
+            </w:tcBorders>
+            <w:tcMar>
+              <w:top w:type="dxa" w:w="80"/>
+              <w:left w:type="dxa" w:w="120"/>
+              <w:bottom w:type="dxa" w:w="80"/>
+              <w:right w:type="dxa" w:w="120"/>
+            </w:tcMar>
+          </w:tcPr>
+          <w:p>
+            <w:pPr>
+              <w:spacing w:after="0" w:before="0"/>
+            </w:pPr>
+            <w:r>
+              <w:rPr>
+                <w:b w:val="false"/>
+                <w:bCs w:val="false"/>
+                <w:color w:val="000000"/>
+                <w:sz w:val="22"/>
+                <w:szCs w:val="22"/>
+              </w:rPr>
+              <w:t xml:space="preserve">RFC / standard</w:t>
+            </w:r>
+          </w:p>
+        </w:tc>
+        <w:tc>
+          <w:tcPr>
+            <w:tcW w:type="dxa" w:w="650"/>
+            <w:tcBorders>
+              <w:top w:val="single" w:color="CCCCCC" w:sz="4"/>
+              <w:left w:val="single" w:color="CCCCCC" w:sz="4"/>
+              <w:bottom w:val="single" w:color="CCCCCC" w:sz="4"/>
+              <w:right w:val="single" w:color="CCCCCC" w:sz="4"/>
+            </w:tcBorders>
+            <w:tcMar>
+              <w:top w:type="dxa" w:w="80"/>
+              <w:left w:type="dxa" w:w="120"/>
+              <w:bottom w:type="dxa" w:w="80"/>
+              <w:right w:type="dxa" w:w="120"/>
+            </w:tcMar>
+          </w:tcPr>
+          <w:p>
+            <w:pPr>
+              <w:spacing w:after="0" w:before="0"/>
+            </w:pPr>
+            <w:r>
+              <w:rPr>
+                <w:b w:val="false"/>
+                <w:bCs w:val="false"/>
+                <w:color w:val="000000"/>
+                <w:sz w:val="22"/>
+                <w:szCs w:val="22"/>
+              </w:rPr>
+              <w:t xml:space="preserve">✓</w:t>
+            </w:r>
+          </w:p>
+        </w:tc>
+        <w:tc>
+          <w:tcPr>
+            <w:tcW w:type="dxa" w:w="650"/>
+            <w:tcBorders>
+              <w:top w:val="single" w:color="CCCCCC" w:sz="4"/>
+              <w:left w:val="single" w:color="CCCCCC" w:sz="4"/>
+              <w:bottom w:val="single" w:color="CCCCCC" w:sz="4"/>
+              <w:right w:val="single" w:color="CCCCCC" w:sz="4"/>
+            </w:tcBorders>
+            <w:tcMar>
+              <w:top w:type="dxa" w:w="80"/>
+              <w:left w:type="dxa" w:w="120"/>
+              <w:bottom w:type="dxa" w:w="80"/>
+              <w:right w:type="dxa" w:w="120"/>
+            </w:tcMar>
+          </w:tcPr>
+          <w:p>
+            <w:pPr>
+              <w:spacing w:after="0" w:before="0"/>
+            </w:pPr>
+            <w:r>
+              <w:rPr>
+                <w:b w:val="false"/>
+                <w:bCs w:val="false"/>
+                <w:color w:val="000000"/>
+                <w:sz w:val="22"/>
+                <w:szCs w:val="22"/>
+              </w:rPr>
+              <w:t xml:space="preserve">✓</w:t>
+            </w:r>
+          </w:p>
+        </w:tc>
+        <w:tc>
+          <w:tcPr>
+            <w:tcW w:type="dxa" w:w="650"/>
+            <w:tcBorders>
+              <w:top w:val="single" w:color="CCCCCC" w:sz="4"/>
+              <w:left w:val="single" w:color="CCCCCC" w:sz="4"/>
+              <w:bottom w:val="single" w:color="CCCCCC" w:sz="4"/>
+              <w:right w:val="single" w:color="CCCCCC" w:sz="4"/>
+            </w:tcBorders>
+            <w:tcMar>
+              <w:top w:type="dxa" w:w="80"/>
+              <w:left w:type="dxa" w:w="120"/>
+              <w:bottom w:type="dxa" w:w="80"/>
+              <w:right w:type="dxa" w:w="120"/>
+            </w:tcMar>
+          </w:tcPr>
+          <w:p>
+            <w:pPr>
+              <w:spacing w:after="0" w:before="0"/>
+            </w:pPr>
+            <w:r>
+              <w:rPr>
+                <w:b w:val="false"/>
+                <w:bCs w:val="false"/>
+                <w:color w:val="000000"/>
+                <w:sz w:val="22"/>
+                <w:szCs w:val="22"/>
+              </w:rPr>
+              <w:t xml:space="preserve">Comm.</w:t>
+            </w:r>
+          </w:p>
+        </w:tc>
+        <w:tc>
+          <w:tcPr>
+            <w:tcW w:type="dxa" w:w="650"/>
+            <w:tcBorders>
+              <w:top w:val="single" w:color="CCCCCC" w:sz="4"/>
+              <w:left w:val="single" w:color="CCCCCC" w:sz="4"/>
+              <w:bottom w:val="single" w:color="CCCCCC" w:sz="4"/>
+              <w:right w:val="single" w:color="CCCCCC" w:sz="4"/>
+            </w:tcBorders>
+            <w:tcMar>
+              <w:top w:type="dxa" w:w="80"/>
+              <w:left w:type="dxa" w:w="120"/>
+              <w:bottom w:type="dxa" w:w="80"/>
+              <w:right w:type="dxa" w:w="120"/>
+            </w:tcMar>
+          </w:tcPr>
+          <w:p>
+            <w:pPr>
+              <w:spacing w:after="0" w:before="0"/>
+            </w:pPr>
+            <w:r>
+              <w:rPr>
+                <w:b w:val="false"/>
+                <w:bCs w:val="false"/>
+                <w:color w:val="000000"/>
+                <w:sz w:val="22"/>
+                <w:szCs w:val="22"/>
+              </w:rPr>
+              <w:t xml:space="preserve">Comm.</w:t>
+            </w:r>
+          </w:p>
+        </w:tc>
+        <w:tc>
+          <w:tcPr>
+            <w:tcW w:type="dxa" w:w="700"/>
+            <w:tcBorders>
+              <w:top w:val="single" w:color="CCCCCC" w:sz="4"/>
+              <w:left w:val="single" w:color="CCCCCC" w:sz="4"/>
+              <w:bottom w:val="single" w:color="CCCCCC" w:sz="4"/>
+              <w:right w:val="single" w:color="CCCCCC" w:sz="4"/>
+            </w:tcBorders>
+            <w:tcMar>
+              <w:top w:type="dxa" w:w="80"/>
+              <w:left w:type="dxa" w:w="120"/>
+              <w:bottom w:type="dxa" w:w="80"/>
+              <w:right w:type="dxa" w:w="120"/>
+            </w:tcMar>
+          </w:tcPr>
+          <w:p>
+            <w:pPr>
+              <w:spacing w:after="0" w:before="0"/>
+            </w:pPr>
+            <w:r>
+              <w:rPr>
+                <w:b w:val="false"/>
+                <w:bCs w:val="false"/>
+                <w:color w:val="000000"/>
+                <w:sz w:val="22"/>
+                <w:szCs w:val="22"/>
+              </w:rPr>
+              <w:t xml:space="preserve">Industry</w:t>
+            </w:r>
+          </w:p>
+        </w:tc>
+        <w:tc>
+          <w:tcPr>
+            <w:tcW w:type="dxa" w:w="650"/>
+            <w:tcBorders>
+              <w:top w:val="single" w:color="CCCCCC" w:sz="4"/>
+              <w:left w:val="single" w:color="CCCCCC" w:sz="4"/>
+              <w:bottom w:val="single" w:color="CCCCCC" w:sz="4"/>
+              <w:right w:val="single" w:color="CCCCCC" w:sz="4"/>
+            </w:tcBorders>
+            <w:tcMar>
+              <w:top w:type="dxa" w:w="80"/>
+              <w:left w:type="dxa" w:w="120"/>
+              <w:bottom w:type="dxa" w:w="80"/>
+              <w:right w:type="dxa" w:w="120"/>
+            </w:tcMar>
+          </w:tcPr>
+          <w:p>
+            <w:pPr>
+              <w:spacing w:after="0" w:before="0"/>
+            </w:pPr>
+            <w:r>
+              <w:rPr>
+                <w:b w:val="false"/>
+                <w:bCs w:val="false"/>
+                <w:color w:val="000000"/>
+                <w:sz w:val="22"/>
+                <w:szCs w:val="22"/>
+              </w:rPr>
+              <w:t xml:space="preserve">Comm.</w:t>
+            </w:r>
+          </w:p>
+        </w:tc>
+        <w:tc>
+          <w:tcPr>
+            <w:tcW w:type="dxa" w:w="650"/>
+            <w:tcBorders>
+              <w:top w:val="single" w:color="CCCCCC" w:sz="4"/>
+              <w:left w:val="single" w:color="CCCCCC" w:sz="4"/>
+              <w:bottom w:val="single" w:color="CCCCCC" w:sz="4"/>
+              <w:right w:val="single" w:color="CCCCCC" w:sz="4"/>
+            </w:tcBorders>
+            <w:tcMar>
+              <w:top w:type="dxa" w:w="80"/>
+              <w:left w:type="dxa" w:w="120"/>
+              <w:bottom w:type="dxa" w:w="80"/>
+              <w:right w:type="dxa" w:w="120"/>
+            </w:tcMar>
+          </w:tcPr>
+          <w:p>
+            <w:pPr>
+              <w:spacing w:after="0" w:before="0"/>
+            </w:pPr>
+            <w:r>
+              <w:rPr>
+                <w:b w:val="false"/>
+                <w:bCs w:val="false"/>
+                <w:color w:val="000000"/>
+                <w:sz w:val="22"/>
+                <w:szCs w:val="22"/>
+              </w:rPr>
+              <w:t xml:space="preserve">Comm.</w:t>
+            </w:r>
+          </w:p>
+        </w:tc>
+        <w:tc>
+          <w:tcPr>
+            <w:tcW w:type="dxa" w:w="700"/>
+            <w:tcBorders>
+              <w:top w:val="single" w:color="CCCCCC" w:sz="4"/>
+              <w:left w:val="single" w:color="CCCCCC" w:sz="4"/>
+              <w:bottom w:val="single" w:color="CCCCCC" w:sz="4"/>
+              <w:right w:val="single" w:color="CCCCCC" w:sz="4"/>
+            </w:tcBorders>
+            <w:tcMar>
+              <w:top w:type="dxa" w:w="80"/>
+              <w:left w:type="dxa" w:w="120"/>
+              <w:bottom w:type="dxa" w:w="80"/>
+              <w:right w:type="dxa" w:w="120"/>
+            </w:tcMar>
+          </w:tcPr>
+          <w:p>
+            <w:pPr>
+              <w:spacing w:after="0" w:before="0"/>
+            </w:pPr>
+            <w:r>
+              <w:rPr>
+                <w:b w:val="false"/>
+                <w:bCs w:val="false"/>
+                <w:color w:val="000000"/>
+                <w:sz w:val="22"/>
+                <w:szCs w:val="22"/>
+              </w:rPr>
+              <w:t xml:space="preserve">Prop.</w:t>
+            </w:r>
+          </w:p>
+        </w:tc>
+        <w:tc>
+          <w:tcPr>
+            <w:tcW w:type="dxa" w:w="1200"/>
+            <w:tcBorders>
+              <w:top w:val="single" w:color="CCCCCC" w:sz="4"/>
+              <w:left w:val="single" w:color="CCCCCC" w:sz="4"/>
+              <w:bottom w:val="single" w:color="CCCCCC" w:sz="4"/>
+              <w:right w:val="single" w:color="CCCCCC" w:sz="4"/>
+            </w:tcBorders>
+            <w:tcMar>
+              <w:top w:type="dxa" w:w="80"/>
+              <w:left w:type="dxa" w:w="120"/>
+              <w:bottom w:type="dxa" w:w="80"/>
+              <w:right w:type="dxa" w:w="120"/>
+            </w:tcMar>
+          </w:tcPr>
+          <w:p>
+            <w:pPr>
+              <w:spacing w:after="0" w:before="0"/>
+            </w:pPr>
+            <w:r>
+              <w:rPr>
+                <w:b w:val="false"/>
+                <w:bCs w:val="false"/>
+                <w:color w:val="000000"/>
+                <w:sz w:val="22"/>
+                <w:szCs w:val="22"/>
+              </w:rPr>
+              <w:t xml:space="preserve">Prop.</w:t>
+            </w:r>
+          </w:p>
+        </w:tc>
+      </w:tr>
+      <w:tr>
+        <w:tc>
+          <w:tcPr>
+            <w:tcW w:type="dxa" w:w="1900"/>
+            <w:tcBorders>
+              <w:top w:val="single" w:color="CCCCCC" w:sz="4"/>
+              <w:left w:val="single" w:color="CCCCCC" w:sz="4"/>
+              <w:bottom w:val="single" w:color="CCCCCC" w:sz="4"/>
+              <w:right w:val="single" w:color="CCCCCC" w:sz="4"/>
+            </w:tcBorders>
+            <w:shd w:fill="F7F7F9" w:val="clear"/>
+            <w:tcMar>
+              <w:top w:type="dxa" w:w="80"/>
+              <w:left w:type="dxa" w:w="120"/>
+              <w:bottom w:type="dxa" w:w="80"/>
+              <w:right w:type="dxa" w:w="120"/>
+            </w:tcMar>
+          </w:tcPr>
+          <w:p>
+            <w:pPr>
+              <w:spacing w:after="0" w:before="0"/>
+            </w:pPr>
+            <w:r>
+              <w:rPr>
+                <w:b w:val="false"/>
+                <w:bCs w:val="false"/>
+                <w:color w:val="000000"/>
+                <w:sz w:val="22"/>
+                <w:szCs w:val="22"/>
+              </w:rPr>
+              <w:t xml:space="preserve">Compact (≤20 bytes)</w:t>
+            </w:r>
+          </w:p>
+        </w:tc>
+        <w:tc>
+          <w:tcPr>
+            <w:tcW w:type="dxa" w:w="650"/>
+            <w:tcBorders>
+              <w:top w:val="single" w:color="CCCCCC" w:sz="4"/>
+              <w:left w:val="single" w:color="CCCCCC" w:sz="4"/>
+              <w:bottom w:val="single" w:color="CCCCCC" w:sz="4"/>
+              <w:right w:val="single" w:color="CCCCCC" w:sz="4"/>
+            </w:tcBorders>
+            <w:shd w:fill="F7F7F9" w:val="clear"/>
+            <w:tcMar>
+              <w:top w:type="dxa" w:w="80"/>
+              <w:left w:type="dxa" w:w="120"/>
+              <w:bottom w:type="dxa" w:w="80"/>
+              <w:right w:type="dxa" w:w="120"/>
+            </w:tcMar>
+          </w:tcPr>
+          <w:p>
+            <w:pPr>
+              <w:spacing w:after="0" w:before="0"/>
+            </w:pPr>
+            <w:r>
+              <w:rPr>
+                <w:b w:val="false"/>
+                <w:bCs w:val="false"/>
+                <w:color w:val="000000"/>
+                <w:sz w:val="22"/>
+                <w:szCs w:val="22"/>
+              </w:rPr>
+              <w:t xml:space="preserve">✓</w:t>
+            </w:r>
+          </w:p>
+        </w:tc>
+        <w:tc>
+          <w:tcPr>
+            <w:tcW w:type="dxa" w:w="650"/>
+            <w:tcBorders>
+              <w:top w:val="single" w:color="CCCCCC" w:sz="4"/>
+              <w:left w:val="single" w:color="CCCCCC" w:sz="4"/>
+              <w:bottom w:val="single" w:color="CCCCCC" w:sz="4"/>
+              <w:right w:val="single" w:color="CCCCCC" w:sz="4"/>
+            </w:tcBorders>
+            <w:shd w:fill="F7F7F9" w:val="clear"/>
+            <w:tcMar>
+              <w:top w:type="dxa" w:w="80"/>
+              <w:left w:type="dxa" w:w="120"/>
+              <w:bottom w:type="dxa" w:w="80"/>
+              <w:right w:type="dxa" w:w="120"/>
+            </w:tcMar>
+          </w:tcPr>
+          <w:p>
+            <w:pPr>
+              <w:spacing w:after="0" w:before="0"/>
+            </w:pPr>
+            <w:r>
+              <w:rPr>
+                <w:b w:val="false"/>
+                <w:bCs w:val="false"/>
+                <w:color w:val="000000"/>
+                <w:sz w:val="22"/>
+                <w:szCs w:val="22"/>
+              </w:rPr>
+              <w:t xml:space="preserve">✓</w:t>
+            </w:r>
+          </w:p>
+        </w:tc>
+        <w:tc>
+          <w:tcPr>
+            <w:tcW w:type="dxa" w:w="650"/>
+            <w:tcBorders>
+              <w:top w:val="single" w:color="CCCCCC" w:sz="4"/>
+              <w:left w:val="single" w:color="CCCCCC" w:sz="4"/>
+              <w:bottom w:val="single" w:color="CCCCCC" w:sz="4"/>
+              <w:right w:val="single" w:color="CCCCCC" w:sz="4"/>
+            </w:tcBorders>
+            <w:shd w:fill="F7F7F9" w:val="clear"/>
+            <w:tcMar>
+              <w:top w:type="dxa" w:w="80"/>
+              <w:left w:type="dxa" w:w="120"/>
+              <w:bottom w:type="dxa" w:w="80"/>
+              <w:right w:type="dxa" w:w="120"/>
+            </w:tcMar>
+          </w:tcPr>
+          <w:p>
+            <w:pPr>
+              <w:spacing w:after="0" w:before="0"/>
+            </w:pPr>
+            <w:r>
+              <w:rPr>
+                <w:b w:val="false"/>
+                <w:bCs w:val="false"/>
+                <w:color w:val="000000"/>
+                <w:sz w:val="22"/>
+                <w:szCs w:val="22"/>
+              </w:rPr>
+              <w:t xml:space="preserve">✓</w:t>
+            </w:r>
+          </w:p>
+        </w:tc>
+        <w:tc>
+          <w:tcPr>
+            <w:tcW w:type="dxa" w:w="650"/>
+            <w:tcBorders>
+              <w:top w:val="single" w:color="CCCCCC" w:sz="4"/>
+              <w:left w:val="single" w:color="CCCCCC" w:sz="4"/>
+              <w:bottom w:val="single" w:color="CCCCCC" w:sz="4"/>
+              <w:right w:val="single" w:color="CCCCCC" w:sz="4"/>
+            </w:tcBorders>
+            <w:shd w:fill="F7F7F9" w:val="clear"/>
+            <w:tcMar>
+              <w:top w:type="dxa" w:w="80"/>
+              <w:left w:type="dxa" w:w="120"/>
+              <w:bottom w:type="dxa" w:w="80"/>
+              <w:right w:type="dxa" w:w="120"/>
+            </w:tcMar>
+          </w:tcPr>
+          <w:p>
+            <w:pPr>
+              <w:spacing w:after="0" w:before="0"/>
+            </w:pPr>
+            <w:r>
+              <w:rPr>
+                <w:b w:val="false"/>
+                <w:bCs w:val="false"/>
+                <w:color w:val="000000"/>
+                <w:sz w:val="22"/>
+                <w:szCs w:val="22"/>
+              </w:rPr>
+              <w:t xml:space="preserve">✓</w:t>
+            </w:r>
+          </w:p>
+        </w:tc>
+        <w:tc>
+          <w:tcPr>
+            <w:tcW w:type="dxa" w:w="700"/>
+            <w:tcBorders>
+              <w:top w:val="single" w:color="CCCCCC" w:sz="4"/>
+              <w:left w:val="single" w:color="CCCCCC" w:sz="4"/>
+              <w:bottom w:val="single" w:color="CCCCCC" w:sz="4"/>
+              <w:right w:val="single" w:color="CCCCCC" w:sz="4"/>
+            </w:tcBorders>
+            <w:shd w:fill="F7F7F9" w:val="clear"/>
+            <w:tcMar>
+              <w:top w:type="dxa" w:w="80"/>
+              <w:left w:type="dxa" w:w="120"/>
+              <w:bottom w:type="dxa" w:w="80"/>
+              <w:right w:type="dxa" w:w="120"/>
+            </w:tcMar>
+          </w:tcPr>
+          <w:p>
+            <w:pPr>
+              <w:spacing w:after="0" w:before="0"/>
+            </w:pPr>
+            <w:r>
+              <w:rPr>
+                <w:b w:val="false"/>
+                <w:bCs w:val="false"/>
+                <w:color w:val="000000"/>
+                <w:sz w:val="22"/>
+                <w:szCs w:val="22"/>
+              </w:rPr>
+              <w:t xml:space="preserve">✓</w:t>
+            </w:r>
+          </w:p>
+        </w:tc>
+        <w:tc>
+          <w:tcPr>
+            <w:tcW w:type="dxa" w:w="650"/>
+            <w:tcBorders>
+              <w:top w:val="single" w:color="CCCCCC" w:sz="4"/>
+              <w:left w:val="single" w:color="CCCCCC" w:sz="4"/>
+              <w:bottom w:val="single" w:color="CCCCCC" w:sz="4"/>
+              <w:right w:val="single" w:color="CCCCCC" w:sz="4"/>
+            </w:tcBorders>
+            <w:shd w:fill="F7F7F9" w:val="clear"/>
+            <w:tcMar>
+              <w:top w:type="dxa" w:w="80"/>
+              <w:left w:type="dxa" w:w="120"/>
+              <w:bottom w:type="dxa" w:w="80"/>
+              <w:right w:type="dxa" w:w="120"/>
+            </w:tcMar>
+          </w:tcPr>
+          <w:p>
+            <w:pPr>
+              <w:spacing w:after="0" w:before="0"/>
+            </w:pPr>
+            <w:r>
+              <w:rPr>
+                <w:b w:val="false"/>
+                <w:bCs w:val="false"/>
+                <w:color w:val="000000"/>
+                <w:sz w:val="22"/>
+                <w:szCs w:val="22"/>
+              </w:rPr>
+              <w:t xml:space="preserve">✓</w:t>
+            </w:r>
+          </w:p>
+        </w:tc>
+        <w:tc>
+          <w:tcPr>
+            <w:tcW w:type="dxa" w:w="650"/>
+            <w:tcBorders>
+              <w:top w:val="single" w:color="CCCCCC" w:sz="4"/>
+              <w:left w:val="single" w:color="CCCCCC" w:sz="4"/>
+              <w:bottom w:val="single" w:color="CCCCCC" w:sz="4"/>
+              <w:right w:val="single" w:color="CCCCCC" w:sz="4"/>
+            </w:tcBorders>
+            <w:shd w:fill="F7F7F9" w:val="clear"/>
+            <w:tcMar>
+              <w:top w:type="dxa" w:w="80"/>
+              <w:left w:type="dxa" w:w="120"/>
+              <w:bottom w:type="dxa" w:w="80"/>
+              <w:right w:type="dxa" w:w="120"/>
+            </w:tcMar>
+          </w:tcPr>
+          <w:p>
+            <w:pPr>
+              <w:spacing w:after="0" w:before="0"/>
+            </w:pPr>
+            <w:r>
+              <w:rPr>
+                <w:b w:val="false"/>
+                <w:bCs w:val="false"/>
+                <w:color w:val="000000"/>
+                <w:sz w:val="22"/>
+                <w:szCs w:val="22"/>
+              </w:rPr>
+              <w:t xml:space="preserve">✓*</w:t>
+            </w:r>
+          </w:p>
+        </w:tc>
+        <w:tc>
+          <w:tcPr>
+            <w:tcW w:type="dxa" w:w="700"/>
+            <w:tcBorders>
+              <w:top w:val="single" w:color="CCCCCC" w:sz="4"/>
+              <w:left w:val="single" w:color="CCCCCC" w:sz="4"/>
+              <w:bottom w:val="single" w:color="CCCCCC" w:sz="4"/>
+              <w:right w:val="single" w:color="CCCCCC" w:sz="4"/>
+            </w:tcBorders>
+            <w:shd w:fill="F7F7F9" w:val="clear"/>
+            <w:tcMar>
+              <w:top w:type="dxa" w:w="80"/>
+              <w:left w:type="dxa" w:w="120"/>
+              <w:bottom w:type="dxa" w:w="80"/>
+              <w:right w:type="dxa" w:w="120"/>
+            </w:tcMar>
+          </w:tcPr>
+          <w:p>
+            <w:pPr>
+              <w:spacing w:after="0" w:before="0"/>
+            </w:pPr>
+            <w:r>
+              <w:rPr>
+                <w:b w:val="false"/>
+                <w:bCs w:val="false"/>
+                <w:color w:val="000000"/>
+                <w:sz w:val="22"/>
+                <w:szCs w:val="22"/>
+              </w:rPr>
+              <w:t xml:space="preserve">✗</w:t>
+            </w:r>
+          </w:p>
+        </w:tc>
+        <w:tc>
+          <w:tcPr>
+            <w:tcW w:type="dxa" w:w="1200"/>
+            <w:tcBorders>
+              <w:top w:val="single" w:color="CCCCCC" w:sz="4"/>
+              <w:left w:val="single" w:color="CCCCCC" w:sz="4"/>
+              <w:bottom w:val="single" w:color="CCCCCC" w:sz="4"/>
+              <w:right w:val="single" w:color="CCCCCC" w:sz="4"/>
+            </w:tcBorders>
+            <w:shd w:fill="F7F7F9" w:val="clear"/>
+            <w:tcMar>
+              <w:top w:type="dxa" w:w="80"/>
+              <w:left w:type="dxa" w:w="120"/>
+              <w:bottom w:type="dxa" w:w="80"/>
+              <w:right w:type="dxa" w:w="120"/>
+            </w:tcMar>
+          </w:tcPr>
+          <w:p>
+            <w:pPr>
+              <w:spacing w:after="0" w:before="0"/>
+            </w:pPr>
+            <w:r>
+              <w:rPr>
+                <w:b w:val="false"/>
+                <w:bCs w:val="false"/>
+                <w:color w:val="000000"/>
+                <w:sz w:val="22"/>
+                <w:szCs w:val="22"/>
+              </w:rPr>
+              <w:t xml:space="preserve">✗</w:t>
+            </w:r>
+          </w:p>
+        </w:tc>
+      </w:tr>
+      <w:tr>
+        <w:tc>
+          <w:tcPr>
+            <w:tcW w:type="dxa" w:w="1900"/>
             <w:tcBorders>
               <w:top w:val="single" w:color="CCCCCC" w:sz="4"/>
               <w:left w:val="single" w:color="CCCCCC" w:sz="4"/>
@@ -13368,7 +15716,7 @@
         </w:tc>
         <w:tc>
           <w:tcPr>
-            <w:tcW w:type="dxa" w:w="800"/>
+            <w:tcW w:type="dxa" w:w="650"/>
             <w:tcBorders>
               <w:top w:val="single" w:color="CCCCCC" w:sz="4"/>
               <w:left w:val="single" w:color="CCCCCC" w:sz="4"/>
@@ -13400,7 +15748,7 @@
         </w:tc>
         <w:tc>
           <w:tcPr>
-            <w:tcW w:type="dxa" w:w="800"/>
+            <w:tcW w:type="dxa" w:w="650"/>
             <w:tcBorders>
               <w:top w:val="single" w:color="CCCCCC" w:sz="4"/>
               <w:left w:val="single" w:color="CCCCCC" w:sz="4"/>
@@ -13432,7 +15780,7 @@
         </w:tc>
         <w:tc>
           <w:tcPr>
-            <w:tcW w:type="dxa" w:w="800"/>
+            <w:tcW w:type="dxa" w:w="650"/>
             <w:tcBorders>
               <w:top w:val="single" w:color="CCCCCC" w:sz="4"/>
               <w:left w:val="single" w:color="CCCCCC" w:sz="4"/>
@@ -13464,7 +15812,7 @@
         </w:tc>
         <w:tc>
           <w:tcPr>
-            <w:tcW w:type="dxa" w:w="800"/>
+            <w:tcW w:type="dxa" w:w="650"/>
             <w:tcBorders>
               <w:top w:val="single" w:color="CCCCCC" w:sz="4"/>
               <w:left w:val="single" w:color="CCCCCC" w:sz="4"/>
@@ -13496,7 +15844,7 @@
         </w:tc>
         <w:tc>
           <w:tcPr>
-            <w:tcW w:type="dxa" w:w="1000"/>
+            <w:tcW w:type="dxa" w:w="700"/>
             <w:tcBorders>
               <w:top w:val="single" w:color="CCCCCC" w:sz="4"/>
               <w:left w:val="single" w:color="CCCCCC" w:sz="4"/>
@@ -13528,7 +15876,7 @@
         </w:tc>
         <w:tc>
           <w:tcPr>
-            <w:tcW w:type="dxa" w:w="1000"/>
+            <w:tcW w:type="dxa" w:w="650"/>
             <w:tcBorders>
               <w:top w:val="single" w:color="CCCCCC" w:sz="4"/>
               <w:left w:val="single" w:color="CCCCCC" w:sz="4"/>
@@ -13560,7 +15908,71 @@
         </w:tc>
         <w:tc>
           <w:tcPr>
-            <w:tcW w:type="dxa" w:w="1760"/>
+            <w:tcW w:type="dxa" w:w="650"/>
+            <w:tcBorders>
+              <w:top w:val="single" w:color="CCCCCC" w:sz="4"/>
+              <w:left w:val="single" w:color="CCCCCC" w:sz="4"/>
+              <w:bottom w:val="single" w:color="CCCCCC" w:sz="4"/>
+              <w:right w:val="single" w:color="CCCCCC" w:sz="4"/>
+            </w:tcBorders>
+            <w:tcMar>
+              <w:top w:type="dxa" w:w="80"/>
+              <w:left w:type="dxa" w:w="120"/>
+              <w:bottom w:type="dxa" w:w="80"/>
+              <w:right w:type="dxa" w:w="120"/>
+            </w:tcMar>
+          </w:tcPr>
+          <w:p>
+            <w:pPr>
+              <w:spacing w:after="0" w:before="0"/>
+            </w:pPr>
+            <w:r>
+              <w:rPr>
+                <w:b w:val="false"/>
+                <w:bCs w:val="false"/>
+                <w:color w:val="000000"/>
+                <w:sz w:val="22"/>
+                <w:szCs w:val="22"/>
+              </w:rPr>
+              <w:t xml:space="preserve">✓</w:t>
+            </w:r>
+          </w:p>
+        </w:tc>
+        <w:tc>
+          <w:tcPr>
+            <w:tcW w:type="dxa" w:w="700"/>
+            <w:tcBorders>
+              <w:top w:val="single" w:color="CCCCCC" w:sz="4"/>
+              <w:left w:val="single" w:color="CCCCCC" w:sz="4"/>
+              <w:bottom w:val="single" w:color="CCCCCC" w:sz="4"/>
+              <w:right w:val="single" w:color="CCCCCC" w:sz="4"/>
+            </w:tcBorders>
+            <w:tcMar>
+              <w:top w:type="dxa" w:w="80"/>
+              <w:left w:type="dxa" w:w="120"/>
+              <w:bottom w:type="dxa" w:w="80"/>
+              <w:right w:type="dxa" w:w="120"/>
+            </w:tcMar>
+          </w:tcPr>
+          <w:p>
+            <w:pPr>
+              <w:spacing w:after="0" w:before="0"/>
+            </w:pPr>
+            <w:r>
+              <w:rPr>
+                <w:b w:val="false"/>
+                <w:bCs w:val="false"/>
+                <w:color w:val="000000"/>
+                <w:sz w:val="22"/>
+                <w:szCs w:val="22"/>
+              </w:rPr>
+              <w:t xml:space="preserve">✓</w:t>
+            </w:r>
+          </w:p>
+        </w:tc>
+        <w:tc>
+          <w:tcPr>
+            <w:tcW w:type="dxa" w:w="1200"/>
             <w:tcBorders>
               <w:top w:val="single" w:color="CCCCCC" w:sz="4"/>
               <w:left w:val="single" w:color="CCCCCC" w:sz="4"/>
@@ -13594,6 +16006,18 @@
     </w:tbl>
     <w:p>
       <w:pPr>
+        <w:spacing w:after="80" w:before="60" w:line="300"/>
+      </w:pPr>
+      <w:r>
+        <w:rPr>
+          <w:sz w:val="22"/>
+          <w:szCs w:val="22"/>
+        </w:rPr>
+        <w:t xml:space="preserve">*NanoID is configurable; numbers shown are for the default 21-char form (16 bytes, 126 bits).</w:t>
+      </w:r>
+    </w:p>
+    <w:p>
+      <w:pPr>
         <w:pStyle w:val="Heading1"/>
         <w:pageBreakBefore/>
       </w:pPr>
@@ -13646,7 +16070,7 @@
           <w:sz w:val="22"/>
           <w:szCs w:val="22"/>
         </w:rPr>
-        <w:t xml:space="preserve">pqid</w:t>
+        <w:t xml:space="preserve">tessera_id</w:t>
       </w:r>
       <w:r>
         <w:rPr>
@@ -13661,7 +16085,7 @@
           <w:sz w:val="22"/>
           <w:szCs w:val="22"/>
         </w:rPr>
-        <w:t xml:space="preserve">pqid_fast</w:t>
+        <w:t xml:space="preserve">tessera_id_fast</w:t>
       </w:r>
       <w:r>
         <w:rPr>
@@ -13858,7 +16282,7 @@
           <w:sz w:val="22"/>
           <w:szCs w:val="22"/>
         </w:rPr>
-        <w:t xml:space="preserve">pqid</w:t>
+        <w:t xml:space="preserve">tessera_id</w:t>
       </w:r>
       <w:r>
         <w:rPr>
@@ -14025,7 +16449,7 @@
           <w:sz w:val="22"/>
           <w:szCs w:val="22"/>
         </w:rPr>
-        <w:t xml:space="preserve">pqid</w:t>
+        <w:t xml:space="preserve">tessera_id</w:t>
       </w:r>
       <w:r>
         <w:rPr>
@@ -14070,7 +16494,7 @@
           <w:sz w:val="22"/>
           <w:szCs w:val="22"/>
         </w:rPr>
-        <w:t xml:space="preserve">Pqid</w:t>
+        <w:t xml:space="preserve">TesseraId</w:t>
       </w:r>
       <w:r>
         <w:rPr>
@@ -14100,7 +16524,7 @@
           <w:sz w:val="22"/>
           <w:szCs w:val="22"/>
         </w:rPr>
-        <w:t xml:space="preserve">Pqid::new()</w:t>
+        <w:t xml:space="preserve">TesseraId::new()</w:t>
       </w:r>
       <w:r>
         <w:rPr>
@@ -14115,7 +16539,7 @@
           <w:sz w:val="22"/>
           <w:szCs w:val="22"/>
         </w:rPr>
-        <w:t xml:space="preserve">Pqid::try_new()</w:t>
+        <w:t xml:space="preserve">TesseraId::try_new()</w:t>
       </w:r>
       <w:r>
         <w:rPr>
@@ -14425,7 +16849,7 @@
           <w:sz w:val="22"/>
           <w:szCs w:val="22"/>
         </w:rPr>
-        <w:t xml:space="preserve">Throughput numbers report median ops/sec across 5 trials of 200,000 IDs each, with 10,000 IDs of warm-up before timing started. Sortedness is measured as the percentage of consecutive ID pairs that are in correct lexicographic order, across 10,000 IDs from a single generator. Encoding/decoding throughput is measured against a single fixed sample PQID; the constant-input case is the most favorable for branch prediction and cache behavior, and represents an upper bound on real-world encoding performance.</w:t>
+        <w:t xml:space="preserve">Throughput numbers report median ops/sec across 5 trials of 200,000 IDs each, with 10,000 IDs of warm-up before timing started. Sortedness is measured as the percentage of consecutive ID pairs that are in correct lexicographic order, across 10,000 IDs from a single generator. Encoding/decoding throughput is measured against a single fixed sample TesseraID; the constant-input case is the most favorable for branch prediction and cache behavior, and represents an upper bound on real-world encoding performance.</w:t>
       </w:r>
     </w:p>
     <w:tbl>
@@ -14702,7 +17126,7 @@
                 <w:sz w:val="22"/>
                 <w:szCs w:val="22"/>
               </w:rPr>
-              <w:t xml:space="preserve">Python (pqid, canonical)</w:t>
+              <w:t xml:space="preserve">Python (tessera_id, canonical)</w:t>
             </w:r>
           </w:p>
         </w:tc>
@@ -14833,7 +17257,7 @@
                 <w:sz w:val="22"/>
                 <w:szCs w:val="22"/>
               </w:rPr>
-              <w:t xml:space="preserve">Python (pqid_fast)</w:t>
+              <w:t xml:space="preserve">Python (tessera_id_fast)</w:t>
             </w:r>
           </w:p>
         </w:tc>
@@ -16229,7 +18653,7 @@
           <w:sz w:val="22"/>
           <w:szCs w:val="22"/>
         </w:rPr>
-        <w:t xml:space="preserve">Python's Crockford encoder uses BigInt arithmetic (the int type is arbitrary-precision), which is convenient to write but slow; the Rust and Go implementations use bit-shift register accumulation and run roughly 80× and 48× faster respectively. If your application encodes Crockford-form PQIDs in a hot path under Python, prefer the Base64URL form unless the human-readability is essential.</w:t>
+        <w:t xml:space="preserve">Python's Crockford encoder uses BigInt arithmetic (the int type is arbitrary-precision), which is convenient to write but slow; the Rust and Go implementations use bit-shift register accumulation and run roughly 80× and 48× faster respectively. If your application encodes Crockford-form TesseraIDs in a hot path under Python, prefer the Base64URL form unless the human-readability is essential.</w:t>
       </w:r>
     </w:p>
     <w:p>
@@ -16808,7 +19232,7 @@
                 <w:sz w:val="22"/>
                 <w:szCs w:val="22"/>
               </w:rPr>
-              <w:t xml:space="preserve">PQID Standard (canonical)</w:t>
+              <w:t xml:space="preserve">TesseraID Standard (canonical)</w:t>
             </w:r>
           </w:p>
         </w:tc>
@@ -16907,7 +19331,7 @@
                 <w:sz w:val="22"/>
                 <w:szCs w:val="22"/>
               </w:rPr>
-              <w:t xml:space="preserve">PQID Standard (fast)</w:t>
+              <w:t xml:space="preserve">TesseraID Standard (fast)</w:t>
             </w:r>
           </w:p>
         </w:tc>
@@ -17007,7 +19431,7 @@
                 <w:sz w:val="22"/>
                 <w:szCs w:val="22"/>
               </w:rPr>
-              <w:t xml:space="preserve">PQID HLC (canonical)</w:t>
+              <w:t xml:space="preserve">TesseraID HLC (canonical)</w:t>
             </w:r>
           </w:p>
         </w:tc>
@@ -17106,7 +19530,7 @@
                 <w:sz w:val="22"/>
                 <w:szCs w:val="22"/>
               </w:rPr>
-              <w:t xml:space="preserve">PQID HLC (fast)</w:t>
+              <w:t xml:space="preserve">TesseraID HLC (fast)</w:t>
             </w:r>
           </w:p>
         </w:tc>
@@ -17555,7 +19979,7 @@
                 <w:sz w:val="22"/>
                 <w:szCs w:val="22"/>
               </w:rPr>
-              <w:t xml:space="preserve">PQID Standard (locked)</w:t>
+              <w:t xml:space="preserve">TesseraID Standard (locked)</w:t>
             </w:r>
           </w:p>
         </w:tc>
@@ -17654,7 +20078,7 @@
                 <w:sz w:val="22"/>
                 <w:szCs w:val="22"/>
               </w:rPr>
-              <w:t xml:space="preserve">PQID Standard fast (locked)</w:t>
+              <w:t xml:space="preserve">TesseraID Standard fast (locked)</w:t>
             </w:r>
           </w:p>
         </w:tc>
@@ -17754,7 +20178,7 @@
                 <w:sz w:val="22"/>
                 <w:szCs w:val="22"/>
               </w:rPr>
-              <w:t xml:space="preserve">PQID HLC (canonical)</w:t>
+              <w:t xml:space="preserve">TesseraID HLC (canonical)</w:t>
             </w:r>
           </w:p>
         </w:tc>
@@ -17853,7 +20277,7 @@
                 <w:sz w:val="22"/>
                 <w:szCs w:val="22"/>
               </w:rPr>
-              <w:t xml:space="preserve">PQID HLC (fast)</w:t>
+              <w:t xml:space="preserve">TesseraID HLC (fast)</w:t>
             </w:r>
           </w:p>
         </w:tc>
@@ -17955,7 +20379,7 @@
           <w:sz w:val="22"/>
           <w:szCs w:val="22"/>
         </w:rPr>
-        <w:t xml:space="preserve">Switching an existing system to PQID is straightforward in principle but worth doing carefully. This part walks through migration from the most common starting points: UUIDv4, UUIDv7, ULID, and integer auto-increment columns.</w:t>
+        <w:t xml:space="preserve">Switching an existing system to TesseraID is straightforward in principle but worth doing carefully. This part walks through migration from the most common starting points: UUIDv4, UUIDv7, ULID, and integer auto-increment columns.</w:t>
       </w:r>
     </w:p>
     <w:p>
@@ -17975,7 +20399,7 @@
           <w:sz w:val="22"/>
           <w:szCs w:val="22"/>
         </w:rPr>
-        <w:t xml:space="preserve">UUIDv4 → PQID is the most common migration path because it is also the most beneficial: existing UUIDv4 columns lose B-tree locality every time they're written, and switching to PQID restores it. The mechanical steps:</w:t>
+        <w:t xml:space="preserve">UUIDv4 → TesseraID is the most common migration path because it is also the most beneficial: existing UUIDv4 columns lose B-tree locality every time they're written, and switching to TesseraID restores it. The mechanical steps:</w:t>
       </w:r>
     </w:p>
     <w:p>
@@ -17992,7 +20416,7 @@
           <w:sz w:val="22"/>
           <w:szCs w:val="22"/>
         </w:rPr>
-        <w:t xml:space="preserve">Add a new column or table column for PQIDs alongside the existing UUID column. Use BYTEA(41), BLOB(41), or CHAR(55) depending on whether you store binary or canonical Base64URL form.</w:t>
+        <w:t xml:space="preserve">Add a new column or table column for TesseraIDs alongside the existing UUID column. Use BYTEA(41), BLOB(41), or CHAR(55) depending on whether you store binary or canonical Base64URL form.</w:t>
       </w:r>
     </w:p>
     <w:p>
@@ -18009,7 +20433,7 @@
           <w:sz w:val="22"/>
           <w:szCs w:val="22"/>
         </w:rPr>
-        <w:t xml:space="preserve">Backfill existing rows with PQIDs whose timestamps reflect the row's actual creation time (extracted from a created_at column, if available). If creation time is unknown, generate at backfill time and accept that historical sort order won't reflect actual creation time.</w:t>
+        <w:t xml:space="preserve">Backfill existing rows with TesseraIDs whose timestamps reflect the row's actual creation time (extracted from a created_at column, if available). If creation time is unknown, generate at backfill time and accept that historical sort order won't reflect actual creation time.</w:t>
       </w:r>
     </w:p>
     <w:p>
@@ -18043,7 +20467,7 @@
           <w:sz w:val="22"/>
           <w:szCs w:val="22"/>
         </w:rPr>
-        <w:t xml:space="preserve">Update reads to use the PQID column. Verify that no foreign keys, joins, or indexes reference the old UUID column.</w:t>
+        <w:t xml:space="preserve">Update reads to use the TesseraID column. Verify that no foreign keys, joins, or indexes reference the old UUID column.</w:t>
       </w:r>
     </w:p>
     <w:p>
@@ -18087,7 +20511,7 @@
           <w:sz w:val="22"/>
           <w:szCs w:val="22"/>
         </w:rPr>
-        <w:t xml:space="preserve"> column with PQIDs and a B-tree index will produce significantly better insert performance than an equivalent </w:t>
+        <w:t xml:space="preserve"> column with TesseraIDs and a B-tree index will produce significantly better insert performance than an equivalent </w:t>
       </w:r>
       <w:r>
         <w:rPr>
@@ -18102,7 +20526,7 @@
           <w:sz w:val="22"/>
           <w:szCs w:val="22"/>
         </w:rPr>
-        <w:t xml:space="preserve"> column with UUIDv4 values, because consecutive PQIDs are clustered. This is often the strongest argument for the migration in the first place.</w:t>
+        <w:t xml:space="preserve"> column with UUIDv4 values, because consecutive TesseraIDs are clustered. This is often the strongest argument for the migration in the first place.</w:t>
       </w:r>
     </w:p>
     <w:p>
@@ -18142,7 +20566,7 @@
           <w:sz w:val="22"/>
           <w:szCs w:val="22"/>
         </w:rPr>
-        <w:t xml:space="preserve">ULID → PQID is the cleanest migration. Both formats are time-sortable in their byte form, and ULID's Crockford encoding sorts identically to its bytes — so does PQID's. The differences are byte cost (16 vs 41) and post-quantum margins (40 vs 128 bits). Migration involves widening the ID column and re-encoding existing values either as zero-padded equivalents in the new wider field (for sort compatibility) or as freshly-generated PQIDs (for clean ID space). When migrating a column whose textual contents are sorted directly by your storage layer, prefer the Crockford encoding; the canonical Base64URL form sorts identically to its bytes only when compared as bytes, not as ASCII text.</w:t>
+        <w:t xml:space="preserve">ULID → TesseraID is the cleanest migration. Both formats are time-sortable in their byte form, and ULID's Crockford encoding sorts identically to its bytes — so does TesseraID's. The differences are byte cost (16 vs 41) and post-quantum margins (40 vs 128 bits). Migration involves widening the ID column and re-encoding existing values either as zero-padded equivalents in the new wider field (for sort compatibility) or as freshly-generated TesseraIDs (for clean ID space). When migrating a column whose textual contents are sorted directly by your storage layer, prefer the Crockford encoding; the canonical Base64URL form sorts identically to its bytes only when compared as bytes, not as ASCII text.</w:t>
       </w:r>
     </w:p>
     <w:p>
@@ -18162,7 +20586,7 @@
           <w:sz w:val="22"/>
           <w:szCs w:val="22"/>
         </w:rPr>
-        <w:t xml:space="preserve">Integer → PQID is a one-way migration: the integer key is lost. The standard pattern is to keep the integer column as a secondary index and add the PQID column as the new primary identifier. New rows get a PQID; existing rows are backfilled. Foreign keys are migrated to reference the PQID column either lazily (as rows are touched) or eagerly (in a single migration). The pattern becomes relevant when the database is being moved from single-instance to distributed (e.g., as part of a sharding project), because integer auto-increment doesn't survive sharding cleanly.</w:t>
+        <w:t xml:space="preserve">Integer → TesseraID is a one-way migration: the integer key is lost. The standard pattern is to keep the integer column as a secondary index and add the TesseraID column as the new primary identifier. New rows get a TesseraID; existing rows are backfilled. Foreign keys are migrated to reference the TesseraID column either lazily (as rows are touched) or eagerly (in a single migration). The pattern becomes relevant when the database is being moved from single-instance to distributed (e.g., as part of a sharding project), because integer auto-increment doesn't survive sharding cleanly.</w:t>
       </w:r>
     </w:p>
     <w:p>
@@ -18182,7 +20606,7 @@
           <w:sz w:val="22"/>
           <w:szCs w:val="22"/>
         </w:rPr>
-        <w:t xml:space="preserve">If your URLs currently embed UUIDs or integers, generating PQIDs for new resources but keeping old IDs in old URLs creates a system where two different identifier shapes coexist forever. Plan a deprecation path. One workable approach: implement a lookup that accepts either format, add aggressive 301 redirects from old-format URLs to new-format URLs, and over time the old-format URLs decay out of search engines and bookmarks. Three to five years later, drop support for the old format.</w:t>
+        <w:t xml:space="preserve">If your URLs currently embed UUIDs or integers, generating TesseraIDs for new resources but keeping old IDs in old URLs creates a system where two different identifier shapes coexist forever. Plan a deprecation path. One workable approach: implement a lookup that accepts either format, add aggressive 301 redirects from old-format URLs to new-format URLs, and over time the old-format URLs decay out of search engines and bookmarks. Three to five years later, drop support for the old format.</w:t>
       </w:r>
     </w:p>
     <w:p>
@@ -18203,7 +20627,7 @@
           <w:sz w:val="22"/>
           <w:szCs w:val="22"/>
         </w:rPr>
-        <w:t xml:space="preserve">Frontier AI infrastructure is converging on cluster sizes that the existing identifier formats were not designed for. Training runs spanning hundreds of thousands of GPUs, inference fleets distributed across continents, multi-agent systems with thousands of cooperating models, and federated training pipelines crossing organizational boundaries all share a common property: they emit identifiers at rates and over time horizons where the small design choices in UUIDv4, UUIDv7, ULID, and KSUID start producing observable defects. This part argues that PQID is the correct format for these workloads — not as an aesthetic preference, but because it is the only published format whose properties hold simultaneously at this scale.</w:t>
+        <w:t xml:space="preserve">Frontier AI infrastructure is converging on cluster sizes that the existing identifier formats were not designed for. Training runs spanning hundreds of thousands of GPUs, inference fleets distributed across continents, multi-agent systems with thousands of cooperating models, and federated training pipelines crossing organizational boundaries all share a common property: they emit identifiers at rates and over time horizons where the small design choices in UUIDv4, UUIDv7, ULID, and KSUID start producing observable defects. This part argues that TesseraID is the correct format for these workloads — not as an aesthetic preference, but because it is the only published format whose properties hold simultaneously at this scale.</w:t>
       </w:r>
     </w:p>
     <w:p>
@@ -18215,7 +20639,7 @@
           <w:sz w:val="22"/>
           <w:szCs w:val="22"/>
         </w:rPr>
-        <w:t xml:space="preserve">The argument is concrete. We work through the requirements that emerge at scale, compute the failure points of each existing format against those requirements, and show that PQID's design choices map directly onto what million-node infrastructure actually needs. The conclusion is not that PQID is universally superior — for ephemeral inference request IDs at small scale, UUIDv7 remains a reasonable choice — but that for the AI infrastructure being built today and over the next decade, PQID is the format that fits.</w:t>
+        <w:t xml:space="preserve">The argument is concrete. We work through the requirements that emerge at scale, compute the failure points of each existing format against those requirements, and show that TesseraID's design choices map directly onto what million-node infrastructure actually needs. The conclusion is not that TesseraID is universally superior — for ephemeral inference request IDs at small scale, UUIDv7 remains a reasonable choice — but that for the AI infrastructure being built today and over the next decade, TesseraID is the format that fits.</w:t>
       </w:r>
     </w:p>
     <w:p>
@@ -18988,7 +21412,7 @@
           <w:sz w:val="22"/>
           <w:szCs w:val="22"/>
         </w:rPr>
-        <w:t xml:space="preserve">A frontier-AI training run is a generational artifact. The training data, model weights, evaluation logs, and provenance records are likely to be subject to regulatory review, legal discovery, academic dispute, and reproducibility audits for decades. The identifiers attached to those records need to remain unique and unforgeable across that horizon. This is the threat model that drives PQID's 256-bit random field: not because quantum computers exist today, but because the identifiers being generated today need to remain defensible against quantum adversaries that may exist in 2045–2050, when training-data deletion requests, copyright disputes, or model-behavior litigation reach the courts.</w:t>
+        <w:t xml:space="preserve">A frontier-AI training run is a generational artifact. The training data, model weights, evaluation logs, and provenance records are likely to be subject to regulatory review, legal discovery, academic dispute, and reproducibility audits for decades. The identifiers attached to those records need to remain unique and unforgeable across that horizon. This is the threat model that drives TesseraID's 256-bit random field: not because quantum computers exist today, but because the identifiers being generated today need to remain defensible against quantum adversaries that may exist in 2045–2050, when training-data deletion requests, copyright disputes, or model-behavior litigation reach the courts.</w:t>
       </w:r>
     </w:p>
     <w:p>
@@ -19008,7 +21432,7 @@
           <w:sz w:val="22"/>
           <w:szCs w:val="22"/>
         </w:rPr>
-        <w:t xml:space="preserve">Existing identifier formats fail at million-node scale on at least one of four axes. PQID was designed as a coherent response to all four. The accounting:</w:t>
+        <w:t xml:space="preserve">Existing identifier formats fail at million-node scale on at least one of four axes. TesseraID was designed as a coherent response to all four. The accounting:</w:t>
       </w:r>
     </w:p>
     <w:p>
@@ -19622,7 +22046,7 @@
                 <w:sz w:val="22"/>
                 <w:szCs w:val="22"/>
               </w:rPr>
-              <w:t xml:space="preserve">PQID</w:t>
+              <w:t xml:space="preserve">TesseraID</w:t>
             </w:r>
           </w:p>
         </w:tc>
@@ -19783,7 +22207,7 @@
                 <w:sz w:val="22"/>
                 <w:szCs w:val="22"/>
               </w:rPr>
-              <w:t xml:space="preserve">An expected value below 1 does not mean collisions cannot happen — it means the probability of one or more collisions over the run is roughly 33% (1 − e⁻⁰·⁴¹). For a $200M+ training run whose output may be litigated decades later, a one-in-three chance of producing a duplicate identifier in the training-data lineage is not acceptable. Silent collisions cause deduplication systems to merge unrelated records, which causes model-behavior bugs whose root cause is essentially undetectable after the fact. PQID's expected collision count over the same workload is below 10⁻⁶⁰ — a safety margin of more than 60 orders of magnitude.</w:t>
+              <w:t xml:space="preserve">An expected value below 1 does not mean collisions cannot happen — it means the probability of one or more collisions over the run is roughly 33% (1 − e⁻⁰·⁴¹). For a $200M+ training run whose output may be litigated decades later, a one-in-three chance of producing a duplicate identifier in the training-data lineage is not acceptable. Silent collisions cause deduplication systems to merge unrelated records, which causes model-behavior bugs whose root cause is essentially undetectable after the fact. TesseraID's expected collision count over the same workload is below 10⁻⁶⁰ — a safety margin of more than 60 orders of magnitude.</w:t>
             </w:r>
           </w:p>
         </w:tc>
@@ -19798,7 +22222,7 @@
           <w:sz w:val="22"/>
           <w:szCs w:val="22"/>
         </w:rPr>
-        <w:t xml:space="preserve">UUIDv4 is even worse: its 122-bit random field is not time-prefixed, so all 1.6 × 10¹⁶ identifiers compete for the same collision space. The full-run collision probability is approximately 2.3 × 10⁻⁵ — small in absolute terms, but six orders of magnitude higher than UUIDv7 and astronomically higher than PQID. UUIDv4 is unsuitable for million-node workloads regardless of post-quantum considerations; the classical math alone disqualifies it.</w:t>
+        <w:t xml:space="preserve">UUIDv4 is even worse: its 122-bit random field is not time-prefixed, so all 1.6 × 10¹⁶ identifiers compete for the same collision space. The full-run collision probability is approximately 2.3 × 10⁻⁵ — small in absolute terms, but six orders of magnitude higher than UUIDv7 and astronomically higher than TesseraID. UUIDv4 is unsuitable for million-node workloads regardless of post-quantum considerations; the classical math alone disqualifies it.</w:t>
       </w:r>
     </w:p>
     <w:p>
@@ -19842,7 +22266,7 @@
           <w:sz w:val="22"/>
           <w:szCs w:val="22"/>
         </w:rPr>
-        <w:t xml:space="preserve">PQID has zero coordination dependencies. Each node generates identifiers from its local CSPRNG with no service to call, no machine ID to assign, no central state to maintain. The failure mode does not exist.</w:t>
+        <w:t xml:space="preserve">TesseraID has zero coordination dependencies. Each node generates identifiers from its local CSPRNG with no service to call, no machine ID to assign, no central state to maintain. The failure mode does not exist.</w:t>
       </w:r>
     </w:p>
     <w:p>
@@ -19886,7 +22310,7 @@
           <w:sz w:val="22"/>
           <w:szCs w:val="22"/>
         </w:rPr>
-        <w:t xml:space="preserve">PQID's HLC variant solves this directly. The Hybrid Logical Clock (Kulkarni et al., 2014) [7] preserves causal ordering across nodes that exchange clock values in their messages — and at million-node scale, every meaningful operation already involves message exchange, so the cost of carrying HLC observations is essentially zero. The 60-second drift bound is well-tuned for this regime: cross-region NTP skew is reliably under that, and any node that drifts further surfaces as a hard failure rather than silent data corruption. Failure recovery becomes tractable because the causal sequence of events is recoverable from the identifiers themselves.</w:t>
+        <w:t xml:space="preserve">TesseraID's HLC variant solves this directly. The Hybrid Logical Clock (Kulkarni et al., 2014) [7] preserves causal ordering across nodes that exchange clock values in their messages — and at million-node scale, every meaningful operation already involves message exchange, so the cost of carrying HLC observations is essentially zero. The 60-second drift bound is well-tuned for this regime: cross-region NTP skew is reliably under that, and any node that drifts further surfaces as a hard failure rather than silent data corruption. Failure recovery becomes tractable because the causal sequence of events is recoverable from the identifiers themselves.</w:t>
       </w:r>
     </w:p>
     <w:p>
@@ -19918,7 +22342,7 @@
           <w:sz w:val="22"/>
           <w:szCs w:val="22"/>
         </w:rPr>
-        <w:t xml:space="preserve">PQID's specification mandates intra-ms monotonicity unconditionally. The four reference implementations (Python, Go, Rust, TypeScript) all produce strictly-increasing IDs within a generator within a millisecond. There is no method-selection ambiguity to navigate; conformant generators behave identically. This matters more at million-node scale than anywhere else, because the deployment heterogeneity is unavoidable.</w:t>
+        <w:t xml:space="preserve">TesseraID’s specification mandates intra-ms monotonicity unconditionally. The eight reference implementations (Python, C, C++, Go, Rust, TypeScript, Java, CPython extension) all produce strictly-increasing IDs within a generator within a millisecond. There is no method-selection ambiguity to navigate; conformant generators behave identically. This matters more at million-node scale than anywhere else, because the deployment heterogeneity is unavoidable.</w:t>
       </w:r>
     </w:p>
     <w:p>
@@ -19938,7 +22362,7 @@
           <w:sz w:val="22"/>
           <w:szCs w:val="22"/>
         </w:rPr>
-        <w:t xml:space="preserve">PQID's larger size — 41 bytes binary versus 16 for UUIDv7 — has real cost. The honest accounting:</w:t>
+        <w:t xml:space="preserve">TesseraID's larger size — 41 bytes binary versus 16 for UUIDv7 — has real cost. The honest accounting:</w:t>
       </w:r>
     </w:p>
     <w:tbl>
@@ -20520,7 +22944,7 @@
                 <w:sz w:val="22"/>
                 <w:szCs w:val="22"/>
               </w:rPr>
-              <w:t xml:space="preserve">PQID</w:t>
+              <w:t xml:space="preserve">TesseraID</w:t>
             </w:r>
           </w:p>
         </w:tc>
@@ -20634,7 +23058,7 @@
           <w:sz w:val="22"/>
           <w:szCs w:val="22"/>
         </w:rPr>
-        <w:t xml:space="preserve">The PQID − UUIDv7 storage delta is roughly 390 PB over a 6-month run at the moderate scenario. At cloud-storage rates of ~$20/TB-year, that's ~$7.8M/year in marginal storage cost. This is real money, but it needs context: the same training run consumes $200M+ in compute, multiple billions of dollars of compute over the model's deployment lifetime, and produces an asset whose business and regulatory implications are measured in tens or hundreds of billions. 0.04% of compute spend is a small price for an identifier scheme that does not silently corrupt data.</w:t>
+        <w:t xml:space="preserve">The TesseraID − UUIDv7 storage delta is roughly 390 PB over a 6-month run at the moderate scenario. At cloud-storage rates of ~$20/TB-year, that's ~$7.8M/year in marginal storage cost. This is real money, but it needs context: the same training run consumes $200M+ in compute, multiple billions of dollars of compute over the model's deployment lifetime, and produces an asset whose business and regulatory implications are measured in tens or hundreds of billions. 0.04% of compute spend is a small price for an identifier scheme that does not silently corrupt data.</w:t>
       </w:r>
     </w:p>
     <w:p>
@@ -20646,7 +23070,7 @@
           <w:sz w:val="22"/>
           <w:szCs w:val="22"/>
         </w:rPr>
-        <w:t xml:space="preserve">The throughput cost is negligible. At Rust's measured 1.57 million PQIDs/sec single-threaded, generating 10⁹ IDs/sec aggregate requires ~640 generator threads cluster-wide — distributed across 10⁶ nodes, that's 0.06% of one core per node. PQID's CPU cost is in the noise relative to forward and backward passes through a frontier model.</w:t>
+        <w:t xml:space="preserve">The throughput cost is negligible. At Rust's measured 1.57 million TesseraIDs/sec single-threaded, generating 10⁹ IDs/sec aggregate requires ~640 generator threads cluster-wide — distributed across 10⁶ nodes, that's 0.06% of one core per node. TesseraID's CPU cost is in the noise relative to forward and backward passes through a frontier model.</w:t>
       </w:r>
     </w:p>
     <w:p>
@@ -20666,7 +23090,7 @@
           <w:sz w:val="22"/>
           <w:szCs w:val="22"/>
         </w:rPr>
-        <w:t xml:space="preserve">The general scale arguments above motivate PQID for any million-node workload. Several specific AI use cases sharpen the case further, because they have requirements that go beyond what general distributed systems demand.</w:t>
+        <w:t xml:space="preserve">The general scale arguments above motivate TesseraID for any million-node workload. Several specific AI use cases sharpen the case further, because they have requirements that go beyond what general distributed systems demand.</w:t>
       </w:r>
     </w:p>
     <w:p>
@@ -20698,7 +23122,7 @@
           <w:sz w:val="22"/>
           <w:szCs w:val="22"/>
         </w:rPr>
-        <w:t xml:space="preserve">PQID's 100% time-sortedness gives ingestion order = sort order without coordination, which makes deduplication and incremental indexing dramatically cheaper at scale. The 256-bit random tail makes the identifier computationally infeasible to forge — which matters when training-data records may need to be defensible in court decades later. The HLC variant gives causal ordering across distributed ingestion pipelines, which matters when data flows through multi-stage processing across multiple regions.</w:t>
+        <w:t xml:space="preserve">TesseraID's 100% time-sortedness gives ingestion order = sort order without coordination, which makes deduplication and incremental indexing dramatically cheaper at scale. The 256-bit random tail makes the identifier computationally infeasible to forge — which matters when training-data records may need to be defensible in court decades later. The HLC variant gives causal ordering across distributed ingestion pipelines, which matters when data flows through multi-stage processing across multiple regions.</w:t>
       </w:r>
     </w:p>
     <w:p>
@@ -20730,7 +23154,7 @@
           <w:sz w:val="22"/>
           <w:szCs w:val="22"/>
         </w:rPr>
-        <w:t xml:space="preserve">PQID's HLC variant provides exactly this. Gradient-update streams can be tagged with HLC PQIDs that preserve causal order across the entire cluster, regardless of physical clock skew. Replay becomes deterministic because the causal order is recoverable from the identifiers alone, without requiring a separate causality-tracking layer.</w:t>
+        <w:t xml:space="preserve">TesseraID's HLC variant provides exactly this. Gradient-update streams can be tagged with HLC TesseraIDs that preserve causal order across the entire cluster, regardless of physical clock skew. Replay becomes deterministic because the causal order is recoverable from the identifiers alone, without requiring a separate causality-tracking layer.</w:t>
       </w:r>
     </w:p>
     <w:p>
@@ -20762,7 +23186,7 @@
           <w:sz w:val="22"/>
           <w:szCs w:val="22"/>
         </w:rPr>
-        <w:t xml:space="preserve">PQID's HLC variant solves this directly. Each agent stamps its emitted events with HLC PQIDs that preserve causal ordering across the whole multi-agent system, regardless of the physical distribution of the agents. The 256-bit random tail also means that agent-emitted identifiers cannot be guessed or forged by adversarial agents in the same system — relevant for systems that mix trusted and untrusted agents.</w:t>
+        <w:t xml:space="preserve">TesseraID's HLC variant solves this directly. Each agent stamps its emitted events with HLC TesseraIDs that preserve causal ordering across the whole multi-agent system, regardless of the physical distribution of the agents. The 256-bit random tail also means that agent-emitted identifiers cannot be guessed or forged by adversarial agents in the same system — relevant for systems that mix trusted and untrusted agents.</w:t>
       </w:r>
     </w:p>
     <w:p>
@@ -20782,7 +23206,7 @@
           <w:sz w:val="22"/>
           <w:szCs w:val="22"/>
         </w:rPr>
-        <w:t xml:space="preserve">Federated training distributes model updates across organizations or jurisdictions, with each party generating identifiers locally and downstream consumers merging streams without coordination. This is precisely the workload PQID was designed for: uncoordinated generation, time-sortable output, post-quantum-secure randomness. The 256-bit random tail per record is cheap relative to the computational cost of a single forward pass through a frontier model, and provides the unforgeability properties that federated training's adversarial-participant threat model requires.</w:t>
+        <w:t xml:space="preserve">Federated training distributes model updates across organizations or jurisdictions, with each party generating identifiers locally and downstream consumers merging streams without coordination. This is precisely the workload TesseraID was designed for: uncoordinated generation, time-sortable output, post-quantum-secure randomness. The 256-bit random tail per record is cheap relative to the computational cost of a single forward pass through a frontier model, and provides the unforgeability properties that federated training's adversarial-participant threat model requires.</w:t>
       </w:r>
     </w:p>
     <w:p>
@@ -20802,7 +23226,7 @@
           <w:sz w:val="22"/>
           <w:szCs w:val="22"/>
         </w:rPr>
-        <w:t xml:space="preserve">The EU AI Act [25], NIST AI RMF [26], and various national frameworks are converging on requirements that AI training and inference systems maintain auditable logs of what data was used, what decisions were made, and when. Auditable means tamper-evident over long horizons, which means identifiers that cannot be silently regenerated to match a fabricated story after the fact. PQID's 256-bit random tail makes "find another valid PQID with this timestamp prefix" computationally infeasible — second-preimage requires 2¹²⁸ classical or quantum operations — which means an audit log indexed by PQIDs cannot be forged after the fact, even by the system operator.</w:t>
+        <w:t xml:space="preserve">The EU AI Act [25], NIST AI RMF [26], and various national frameworks are converging on requirements that AI training and inference systems maintain auditable logs of what data was used, what decisions were made, and when. Auditable means tamper-evident over long horizons, which means identifiers that cannot be silently regenerated to match a fabricated story after the fact. TesseraID's 256-bit random tail makes "find another valid TesseraID with this timestamp prefix" computationally infeasible — second-preimage requires 2¹²⁸ classical or quantum operations — which means an audit log indexed by TesseraIDs cannot be forged after the fact, even by the system operator.</w:t>
       </w:r>
     </w:p>
     <w:p>
@@ -20814,7 +23238,7 @@
           <w:sz w:val="22"/>
           <w:szCs w:val="22"/>
         </w:rPr>
-        <w:t xml:space="preserve">UUIDv7's 37-bit post-quantum margin is too thin for this use case: a 2045-era quantum adversary plausibly has the capability to forge UUIDv7-indexed audit records with retroactive timestamps, even without breaking any other cryptographic primitive in the system. PQID's 128-bit margin is the level NIST has designated as appropriate for protecting data through 2030 and beyond [10], and the level the post-quantum signature standards (ML-DSA-44 [12], ML-KEM-512 [11]) are calibrated to.</w:t>
+        <w:t xml:space="preserve">UUIDv7's 37-bit post-quantum margin is too thin for this use case: a 2045-era quantum adversary plausibly has the capability to forge UUIDv7-indexed audit records with retroactive timestamps, even without breaking any other cryptographic primitive in the system. TesseraID's 128-bit margin is the level NIST has designated as appropriate for protecting data through 2030 and beyond [10], and the level the post-quantum signature standards (ML-DSA-44 [12], ML-KEM-512 [11]) are calibrated to.</w:t>
       </w:r>
     </w:p>
     <w:p>
@@ -20846,7 +23270,7 @@
           <w:sz w:val="22"/>
           <w:szCs w:val="22"/>
         </w:rPr>
-        <w:t xml:space="preserve">PQID's design is the only published format that takes this horizon seriously. Every other format in this paper was designed with a 2010s-2020s threat model in mind; UUIDv7's 2024 standardization explicitly treats post-quantum security as out of scope. PQID is the format whose design constants are calibrated for long-horizon defensibility.</w:t>
+        <w:t xml:space="preserve">TesseraID's design is the only published format that takes this horizon seriously. Every other format in this paper was designed with a 2010s-2020s threat model in mind; UUIDv7's 2024 standardization explicitly treats post-quantum security as out of scope. TesseraID is the format whose design constants are calibrated for long-horizon defensibility.</w:t>
       </w:r>
     </w:p>
     <w:p>
@@ -20875,7 +23299,7 @@
           <w:sz w:val="22"/>
           <w:szCs w:val="22"/>
         </w:rPr>
-        <w:t xml:space="preserve">use PQID HLC as the default identifier format for all training-related events</w:t>
+        <w:t xml:space="preserve">use TesseraID HLC as the default identifier format for all training-related events</w:t>
       </w:r>
       <w:r>
         <w:rPr>
@@ -20894,7 +23318,7 @@
           <w:sz w:val="22"/>
           <w:szCs w:val="22"/>
         </w:rPr>
-        <w:t xml:space="preserve">For teams operating below this scale or where the use cases are dominated by ephemeral request-level identifiers, UUIDv7 with a Method-3 generator remains a reasonable choice. The format works well within the regime it was designed for. The argument of this part is that the regime emerging in frontier AI infrastructure exceeds that design envelope, and PQID is the format that was designed for the new regime.</w:t>
+        <w:t xml:space="preserve">For teams operating below this scale or where the use cases are dominated by ephemeral request-level identifiers, UUIDv7 with a Method-3 generator remains a reasonable choice. The format works well within the regime it was designed for. The argument of this part is that the regime emerging in frontier AI infrastructure exceeds that design envelope, and TesseraID is the format that was designed for the new regime.</w:t>
       </w:r>
     </w:p>
     <w:tbl>
@@ -20953,7 +23377,7 @@
                 <w:sz w:val="22"/>
                 <w:szCs w:val="22"/>
               </w:rPr>
-              <w:t xml:space="preserve">Below ~10⁸ aggregate IDs/sec, UUIDv7's per-ms collision probability is small enough that expected collisions over a multi-year deployment remain below ~10⁻². Above ~10⁹ aggregate IDs/sec sustained, expected collisions over a 6-month deployment cross unity. The crossover is sharp because the formula is quadratic in rate. If your infrastructure plan involves crossing 10⁹ IDs/sec sustained at any point in its operating life, choose PQID now rather than migrate later — identifier-format migrations at scale are operationally expensive in ways that a five-year-younger version of the team will not thank a five-year-older version of the team for.</w:t>
+              <w:t xml:space="preserve">Below ~10⁸ aggregate IDs/sec, UUIDv7's per-ms collision probability is small enough that expected collisions over a multi-year deployment remain below ~10⁻². Above ~10⁹ aggregate IDs/sec sustained, expected collisions over a 6-month deployment cross unity. The crossover is sharp because the formula is quadratic in rate. If your infrastructure plan involves crossing 10⁹ IDs/sec sustained at any point in its operating life, choose TesseraID now rather than migrate later — identifier-format migrations at scale are operationally expensive in ways that a five-year-younger version of the team will not thank a five-year-older version of the team for.</w:t>
             </w:r>
           </w:p>
         </w:tc>
@@ -20977,7 +23401,7 @@
           <w:sz w:val="22"/>
           <w:szCs w:val="22"/>
         </w:rPr>
-        <w:t xml:space="preserve">PQID v1 is intended to be a stable, complete identifier format. Several extensions have been considered and explicitly deferred to a possible v2.</w:t>
+        <w:t xml:space="preserve">TesseraID v1 is intended to be a stable, complete identifier format. Several extensions have been considered and explicitly deferred to a possible v2.</w:t>
       </w:r>
     </w:p>
     <w:p>
@@ -20997,7 +23421,7 @@
           <w:sz w:val="22"/>
           <w:szCs w:val="22"/>
         </w:rPr>
-        <w:t xml:space="preserve">An earlier draft of PQID included an embedded post-quantum signature using ML-DSA [12]. The draft was dropped because the smallest ML-DSA signature (~3,300 bytes for ML-DSA-44) is two orders of magnitude larger than the identifier itself, and embedding a signature in the identifier conflates identification with authentication. A future variant 0x03 may revisit this with a more compact signature scheme (perhaps a hash-based MAC keyed off a shared secret), but it is not part of v1.</w:t>
+        <w:t xml:space="preserve">An earlier draft of TesseraID included an embedded post-quantum signature using ML-DSA [12]. The draft was dropped because the smallest ML-DSA signature (~3,300 bytes for ML-DSA-44) is two orders of magnitude larger than the identifier itself, and embedding a signature in the identifier conflates identification with authentication. A future variant 0x03 may revisit this with a more compact signature scheme (perhaps a hash-based MAC keyed off a shared secret), but it is not part of v1.</w:t>
       </w:r>
     </w:p>
     <w:p>
@@ -21017,7 +23441,7 @@
           <w:sz w:val="22"/>
           <w:szCs w:val="22"/>
         </w:rPr>
-        <w:t xml:space="preserve">A 33-byte variant — 6-byte timestamp + 1-byte variant + 2-byte counter + 24-byte (192-bit) random tail — has been discussed for use cases where the 96-bit post-quantum security level is acceptable. The savings (8 bytes binary, 11 characters Base64URL) may be worth it for some use cases. If demand materializes, this would be variant 0x04.</w:t>
+        <w:t xml:space="preserve">A 33-byte variant — 6-byte timestamp + 1-byte variant + 2-byte counter + 24-byte (192-bit) random tail — has been discussed for use cases where the 96-bit post-quantum security level is acceptable. The savings (8 bytes binary, 11 characters Base64URL) may be worth it for some use cases. If demand materializes, this would take a new variant byte from the reserved-future range (0x05–0xFE; 0x03 and 0x04 are now allocated to the sibling TesseraHash and TesseraSeal formats).</w:t>
       </w:r>
     </w:p>
     <w:p>
@@ -21057,7 +23481,7 @@
           <w:sz w:val="22"/>
           <w:szCs w:val="22"/>
         </w:rPr>
-        <w:t xml:space="preserve">PQID is currently a proposed format documented in this paper and four reference implementations. If adoption warrants, the natural next step is an Internet Draft submitted to the IETF, eventually graduating to an RFC. The format itself is stable; the question is whether the ecosystem demand for a new identifier format is large enough to justify the standardization effort. Feedback from early adopters — particularly those operating at the scale described in Part XI — will determine that answer.</w:t>
+        <w:t xml:space="preserve">TesseraID is currently a proposed format documented in this paper and eight reference implementations. If adoption warrants, the natural next step is an Internet Draft submitted to the IETF, eventually graduating to an RFC. The format itself is stable; the question is whether the ecosystem demand for a new identifier format is large enough to justify the standardization effort. Feedback from early adopters — particularly those operating at the scale described in Part XI — will determine that answer.</w:t>
       </w:r>
     </w:p>
     <w:p>
@@ -21192,7 +23616,7 @@
                 <w:sz w:val="18"/>
                 <w:szCs w:val="18"/>
               </w:rPr>
-              <w:t xml:space="preserve">  Crockford    :  01HF7YAT0004000000000000000000000000000000000000000000000000000000</w:t>
+              <w:t xml:space="preserve">  Crockford    :  065WZSB8000G000000000000000000000000000000000000000000000000000000</w:t>
             </w:r>
           </w:p>
           <w:p>
@@ -21270,7 +23694,7 @@
                 <w:sz w:val="18"/>
                 <w:szCs w:val="18"/>
               </w:rPr>
-              <w:t xml:space="preserve">  Crockford    :  01HF7YAT0008000000000000000000000000000000000000000000000000000000</w:t>
+              <w:t xml:space="preserve">  Crockford    :  065WZSB80010000000000000000000000000000000000000000000000000000000</w:t>
             </w:r>
           </w:p>
           <w:p>
@@ -21348,7 +23772,7 @@
                 <w:sz w:val="18"/>
                 <w:szCs w:val="18"/>
               </w:rPr>
-              <w:t xml:space="preserve">  Crockford    :  01HF7YAT0007ZZY000000000000000000000000000000000000000000000000000</w:t>
+              <w:t xml:space="preserve">  Crockford    :  065WZSB8000ZZZR000000000000000000000000000000000000000000000000000</w:t>
             </w:r>
           </w:p>
         </w:tc>
@@ -21363,7 +23787,7 @@
           <w:sz w:val="22"/>
           <w:szCs w:val="22"/>
         </w:rPr>
-        <w:t xml:space="preserve">Implementations are encouraged to add fuzz tests that round-trip random PQIDs through binary, Base64URL, and Crockford encodings and verify the result equals the input. The reference Python implementation includes such tests.</w:t>
+        <w:t xml:space="preserve">Implementations are encouraged to add fuzz tests that round-trip random TesseraIDs through binary, Base64URL, and Crockford encodings and verify the result equals the input. The reference Python implementation includes such tests.</w:t>
       </w:r>
     </w:p>
     <w:p>
@@ -21425,7 +23849,7 @@
                 <w:sz w:val="18"/>
                 <w:szCs w:val="18"/>
               </w:rPr>
-              <w:t xml:space="preserve">PQID v1 — Quick Reference</w:t>
+              <w:t xml:space="preserve">TesseraID v1 — Quick Reference</w:t>
             </w:r>
           </w:p>
           <w:p>
@@ -21776,7 +24200,7 @@
                 <w:sz w:val="18"/>
                 <w:szCs w:val="18"/>
               </w:rPr>
-              <w:t xml:space="preserve">  Drift bound:    60,000 ms (configurable)</w:t>
+              <w:t xml:space="preserve">  Drift bound:    60,000 ms (normative max + default; overrides only tighten)</w:t>
             </w:r>
           </w:p>
           <w:p>
@@ -21813,7 +24237,7 @@
         <w:pStyle w:val="Heading2"/>
       </w:pPr>
       <w:r>
-        <w:t xml:space="preserve">Appendix C: Example PQIDs from the Reference Implementations</w:t>
+        <w:t xml:space="preserve">Appendix C: Example TesseraIDs from the Reference Implementations</w:t>
       </w:r>
     </w:p>
     <w:p>
@@ -21825,7 +24249,7 @@
           <w:sz w:val="22"/>
           <w:szCs w:val="22"/>
         </w:rPr>
-        <w:t xml:space="preserve">Twelve sample PQIDs generated by the Python reference implementation in the same millisecond, presented in their Crockford Base32 form. Crockford encoding is used here because (unlike canonical Base64URL) its alphabet is monotonic in ASCII codepoint order, so sorting these strings as plain text yields the same order as sorting them by generation timestamp:</w:t>
+        <w:t xml:space="preserve">Twelve sample TesseraIDs generated by the Python reference implementation in the same millisecond, presented in their Crockford Base32 form. Crockford encoding is used here because (unlike canonical Base64URL) its alphabet is monotonic in ASCII codepoint order, so sorting these strings as plain text yields the same order as sorting them by generation timestamp:</w:t>
       </w:r>
     </w:p>
     <w:p>
@@ -21879,7 +24303,7 @@
                 <w:sz w:val="18"/>
                 <w:szCs w:val="18"/>
               </w:rPr>
-              <w:t xml:space="preserve">01KQQK374T040AXPGKVYCTE3TAZPVB8HSRP9V5YRE2XPDJFGPMVY6JVGHF6ZWQGMK8</w:t>
+              <w:t xml:space="preserve">06FB6VBCF80G0HZYGHBHEC3NZ8TGY0PZ6F6YR8THW28SHA3QANSCV9VX2C54EGSR1M</w:t>
             </w:r>
           </w:p>
           <w:p>
@@ -21892,7 +24316,7 @@
                 <w:sz w:val="18"/>
                 <w:szCs w:val="18"/>
               </w:rPr>
-              <w:t xml:space="preserve">01KQQK374T040BH4S4D3DMKBTFAAKG7EJDCKPXET06QGXDVX53G5WXSJV0WSGC78CC</w:t>
+              <w:t xml:space="preserve">06FB6VBCF80G0MJ2K6VM5NFHTFEM4KGP5588C8BW0D1QSQV0WPZY4T5G88JT47Q5HC</w:t>
             </w:r>
           </w:p>
           <w:p>
@@ -21905,7 +24329,7 @@
                 <w:sz w:val="18"/>
                 <w:szCs w:val="18"/>
               </w:rPr>
-              <w:t xml:space="preserve">01KQQK374T040BKJ468BKNPP49WRVWSBZFVPZQ7KNXX608SEDTP6ARK762N7ACVJZ7</w:t>
+              <w:t xml:space="preserve">06FB6VBCF80G0QTJZW65GE40SPEXBPER9RFZQZ49WGC2Y407NXHCCA49SB48MG5P30</w:t>
             </w:r>
           </w:p>
           <w:p>
@@ -21918,7 +24342,7 @@
                 <w:sz w:val="18"/>
                 <w:szCs w:val="18"/>
               </w:rPr>
-              <w:t xml:space="preserve">01KQQK374T040C44P8EDP3T7WTJ8ZRYPWXERXDGWVJJ7BE3ZAVPN22SPS0C7CTXYSE</w:t>
+              <w:t xml:space="preserve">06FB6VBCF80G0TPT7GWXHXQBTGB4R9WDNW4N6GVA2X7KGPJ2GW0KJ8182AH1AHB5PC</w:t>
             </w:r>
           </w:p>
           <w:p>
@@ -21931,7 +24355,7 @@
                 <w:sz w:val="18"/>
                 <w:szCs w:val="18"/>
               </w:rPr>
-              <w:t xml:space="preserve">01KQQK374T040CGXHVXN7232Z9C6R5T4B5TKRMWGRWMWNRB2932APHZNJ97XKJ0JH6</w:t>
+              <w:t xml:space="preserve">06FB6VBCF80G0V0D6137MM73659VF18B6N0SW2S89KVJM83NATAXFFZXBKGDSJS65M</w:t>
             </w:r>
           </w:p>
           <w:p>
@@ -21944,7 +24368,7 @@
                 <w:sz w:val="18"/>
                 <w:szCs w:val="18"/>
               </w:rPr>
-              <w:t xml:space="preserve">01KQQK374T040CST5EC8JEATBS7ZH25JMJFNSKVHGY8XB53H90YPE63KF17M1BZ4J0</w:t>
+              <w:t xml:space="preserve">06FB6VBCF80G0XR2JB2H8203XGKE8E75ND90ZTKDEPVD9S70BR76SRGSM755YWS3R4</w:t>
             </w:r>
           </w:p>
           <w:p>
@@ -21957,7 +24381,7 @@
                 <w:sz w:val="18"/>
                 <w:szCs w:val="18"/>
               </w:rPr>
-              <w:t xml:space="preserve">01KQQK374T040CYS92HK4CA6CZ27HAKQF6A54R0TDATXXCWRHWXHQSD5Q1PAX2P1HG</w:t>
+              <w:t xml:space="preserve">06FB6VBCF80G0ZE7180J0QN0KPSXZ4F2RY4PQ8ACG13MDAW9J2EPBYWYD4V153PSDR</w:t>
             </w:r>
           </w:p>
           <w:p>
@@ -21970,7 +24394,7 @@
                 <w:sz w:val="18"/>
                 <w:szCs w:val="18"/>
               </w:rPr>
-              <w:t xml:space="preserve">01KQQK374T040DEYJZE7YHS1SP3Z1Q7BQPP1R5DEZ70PAM02MNKPG514BBZ2G1R9NZ</w:t>
+              <w:t xml:space="preserve">06FB6VBCF80G10H71NF10VJQFEKG83HYJK713YNYV6C4C5CJQGS6ET9A0RZ2G76KE4</w:t>
             </w:r>
           </w:p>
           <w:p>
@@ -21983,7 +24407,7 @@
                 <w:sz w:val="18"/>
                 <w:szCs w:val="18"/>
               </w:rPr>
-              <w:t xml:space="preserve">01KQQK374T040E5324GTJZ30W7T5ZR4DAVWDQ5KKVQYAEE89NAXPNXXNGA3DZ3Q5NJ</w:t>
+              <w:t xml:space="preserve">06FB6VBCF80G12ETHBZQGP0SW9HEHY9R2P6KC1XV7D6W7EBXZT140NCS4SBZ21GYGC</w:t>
             </w:r>
           </w:p>
           <w:p>
@@ -21996,7 +24420,7 @@
                 <w:sz w:val="18"/>
                 <w:szCs w:val="18"/>
               </w:rPr>
-              <w:t xml:space="preserve">01KQQK374T040F4F3S1RYV46C66ZR6P3DHKPX686BJMFW8A58BHHQFEASG56TYNBP8</w:t>
+              <w:t xml:space="preserve">06FB6VBCF80G13PY5Q61CXVC8T6PF6TMRMHSG0GZJYJCWPQJQPDX9DNSK0E7H7JS7G</w:t>
             </w:r>
           </w:p>
           <w:p>
@@ -22009,7 +24433,7 @@
                 <w:sz w:val="18"/>
                 <w:szCs w:val="18"/>
               </w:rPr>
-              <w:t xml:space="preserve">01KQQK374T040FYTPB5XW7MNMK7APP3EDT5GHSNS48NV4P3R9GPAQDW8B78XR58ZZB</w:t>
+              <w:t xml:space="preserve">06FB6VBCF80G148KMQKRGTZRHPZ6AYKADKM01WRYZC7KAKT8R9JVYNYJ4J8MNSK1QG</w:t>
             </w:r>
           </w:p>
           <w:p>
@@ -22022,7 +24446,7 @@
                 <w:sz w:val="18"/>
                 <w:szCs w:val="18"/>
               </w:rPr>
-              <w:t xml:space="preserve">01KQQK374T040G9AKCYMBWX440XAG0HWRH2CAPZ5AD0TMQAHSF6742KG8W4D3TKX89</w:t>
+              <w:t xml:space="preserve">06FB6VBCF80G16X0AD6NQXCMS9JV978PPP8AND9KK28WMESJB50S0F0XMC05MW03EC</w:t>
             </w:r>
           </w:p>
         </w:tc>
@@ -22037,7 +24461,7 @@
           <w:sz w:val="22"/>
           <w:szCs w:val="22"/>
         </w:rPr>
-        <w:t xml:space="preserve">The first 13 characters of each ID are visually identical: they encode the timestamp + variant + counter-high-byte prefix, which is shared across the batch (all twelve IDs were generated in the same millisecond). The remaining 53 characters encode the counter low byte and the random tail and differ between IDs. Each ID round-trips cleanly through decode_b32() to a 41-byte binary form whose bytes are in the same lexicographic order as the strings shown.</w:t>
+        <w:t xml:space="preserve">The first 12 characters of each ID are identical: those 60 bits encode the 48-bit timestamp, the 0x01 variant byte, and the zero high nibble of the counter, all shared across the batch (all twelve IDs were generated in the same millisecond, timestamp 1781126753402). The remaining 54 characters encode the rest of the counter and the random tail and differ between IDs. Each ID round-trips cleanly through decode_b32() to a 41-byte binary form whose bytes are in the same lexicographic order as the strings shown.</w:t>
       </w:r>
     </w:p>
     <w:p>
@@ -24382,7 +26806,7 @@
                 <w:sz w:val="22"/>
                 <w:szCs w:val="22"/>
               </w:rPr>
-              <w:t xml:space="preserve">The URL-and-filename-safe variant of Base64 specified in RFC 4648 §5. Uses the alphabet A-Z, a-z, 0-9, '-', '_' (the standard '+' and '/' are replaced to make the output safe for URLs and filenames). PQID's canonical text encoding.</w:t>
+              <w:t xml:space="preserve">The URL-and-filename-safe variant of Base64 specified in RFC 4648 §5. Uses the alphabet A-Z, a-z, 0-9, '-', '_' (the standard '+' and '/' are replaced to make the output safe for URLs and filenames). TesseraID's canonical text encoding.</w:t>
             </w:r>
           </w:p>
         </w:tc>
@@ -24516,7 +26940,7 @@
                 <w:sz w:val="22"/>
                 <w:szCs w:val="22"/>
               </w:rPr>
-              <w:t xml:space="preserve">PostgreSQL's auto-incrementing 64-bit integer column type. Mentioned in Part I as the simpler alternative to PQID for single-database, single-tenant systems.</w:t>
+              <w:t xml:space="preserve">PostgreSQL's auto-incrementing 64-bit integer column type. Mentioned in Part I as the simpler alternative to TesseraID for single-database, single-tenant systems.</w:t>
             </w:r>
           </w:p>
         </w:tc>
@@ -24582,7 +27006,7 @@
                 <w:sz w:val="22"/>
                 <w:szCs w:val="22"/>
               </w:rPr>
-              <w:t xml:space="preserve">The probabilistic result that, in a uniformly random space of size 2^n, a 50% probability of any collision arrives after roughly √(π/2) · 2^(n/2) random draws — far sooner than the 2^n that intuition might suggest. Named after the birthday paradox. The basis of PQID's collision-probability analysis.</w:t>
+              <w:t xml:space="preserve">The probabilistic result that, in a uniformly random space of size 2^n, a 50% probability of any collision arrives after roughly √(π/2) · 2^(n/2) random draws — far sooner than the 2^n that intuition might suggest. Named after the birthday paradox. The basis of TesseraID's collision-probability analysis.</w:t>
             </w:r>
           </w:p>
         </w:tc>
@@ -24650,7 +27074,7 @@
                 <w:sz w:val="22"/>
                 <w:szCs w:val="22"/>
               </w:rPr>
-              <w:t xml:space="preserve">A self-balancing tree data structure used as the dominant index type in relational databases (PostgreSQL, MySQL, SQLite, SQL Server). B-tree inserts are cheap when keys arrive in sorted order (consecutive inserts touch the same leaf page) and expensive when keys are random (each insert touches a different leaf). Time-sortable identifiers like PQID, ULID, and UUIDv7 exist largely to keep B-trees cheap to maintain.</w:t>
+              <w:t xml:space="preserve">A self-balancing tree data structure used as the dominant index type in relational databases (PostgreSQL, MySQL, SQLite, SQL Server). B-tree inserts are cheap when keys arrive in sorted order (consecutive inserts touch the same leaf page) and expensive when keys are random (each insert touches a different leaf). Time-sortable identifiers like TesseraID, ULID, and UUIDv7 exist largely to keep B-trees cheap to maintain.</w:t>
             </w:r>
           </w:p>
         </w:tc>
@@ -24716,7 +27140,7 @@
                 <w:sz w:val="22"/>
                 <w:szCs w:val="22"/>
               </w:rPr>
-              <w:t xml:space="preserve">Cryptographically-Secure Pseudo-Random Number Generator. A random-number source whose output is computationally indistinguishable from true randomness, even to an attacker who has observed prior outputs. Operating system CSPRNGs include /dev/urandom (Linux), arc4random (BSD/macOS), and BCryptGenRandom (Windows). PQID's 32-byte random tail must come from a CSPRNG.</w:t>
+              <w:t xml:space="preserve">Cryptographically-Secure Pseudo-Random Number Generator. A random-number source whose output is computationally indistinguishable from true randomness, even to an attacker who has observed prior outputs. Operating system CSPRNGs include /dev/urandom (Linux), arc4random (BSD/macOS), and BCryptGenRandom (Windows). TesseraID's 32-byte random tail must come from a CSPRNG.</w:t>
             </w:r>
           </w:p>
         </w:tc>
@@ -24784,7 +27208,7 @@
                 <w:sz w:val="22"/>
                 <w:szCs w:val="22"/>
               </w:rPr>
-              <w:t xml:space="preserve">A Base32 variant designed by Douglas Crockford specifically for human transcription. Uses the alphabet 0-9 then A-Z minus the letters I, L, O, and U (which are visually ambiguous with 1, 0, and V). Decoders treat case as insignificant and may accept I/L as 1 and O as 0. The alphabet is monotonic in ASCII codepoints, so Crockford strings sort identically to their decoded bytes. PQID's human-typable encoding.</w:t>
+              <w:t xml:space="preserve">A Base32 variant designed by Douglas Crockford specifically for human transcription. Uses the alphabet 0-9 then A-Z minus the letters I, L, O, and U (which are visually ambiguous with 1, 0, and V). Decoders treat case as insignificant and may accept I/L as 1 and O as 0. The alphabet is monotonic in ASCII codepoints, so Crockford strings sort identically to their decoded bytes. TesseraID's human-typable encoding.</w:t>
             </w:r>
           </w:p>
         </w:tc>
@@ -24850,7 +27274,7 @@
                 <w:sz w:val="22"/>
                 <w:szCs w:val="22"/>
               </w:rPr>
-              <w:t xml:space="preserve">00:00:00 UTC on 1 January 1970. The reference point from which Unix-style timestamps are counted. PQID's 48-bit timestamp field is milliseconds since this epoch.</w:t>
+              <w:t xml:space="preserve">00:00:00 UTC on 1 January 1970. The reference point from which Unix-style timestamps are counted. TesseraID's 48-bit timestamp field is milliseconds since this epoch.</w:t>
             </w:r>
           </w:p>
         </w:tc>
@@ -24984,7 +27408,7 @@
                 <w:sz w:val="22"/>
                 <w:szCs w:val="22"/>
               </w:rPr>
-              <w:t xml:space="preserve">A clock construction by Kulkarni, Demirbas, Madappa, Avva, and Leone (2014) that combines wall-clock time with a logical counter to preserve causal ordering across distributed nodes. An HLC reading is always at least the maximum of the local wall clock and any HLC value the node has observed from a peer. PQID variant 0x02 embeds an HLC.</w:t>
+              <w:t xml:space="preserve">A clock construction by Kulkarni, Demirbas, Madappa, Avva, and Leone (2014) that combines wall-clock time with a logical counter to preserve causal ordering across distributed nodes. An HLC reading is always at least the maximum of the local wall clock and any HLC value the node has observed from a peer. TesseraID variant 0x02 embeds an HLC.</w:t>
             </w:r>
           </w:p>
         </w:tc>
@@ -25052,7 +27476,7 @@
                 <w:sz w:val="22"/>
                 <w:szCs w:val="22"/>
               </w:rPr>
-              <w:t xml:space="preserve">Hash-based Message Authentication Code (RFC 2104). A symmetric construction that proves a message was produced by a holder of a secret key. PQID does not include an HMAC; if integrity protection is required, the PQID belongs inside an HMAC'd container.</w:t>
+              <w:t xml:space="preserve">Hash-based Message Authentication Code (RFC 2104). A symmetric construction that proves a message was produced by a holder of a secret key. TesseraID does not include an HMAC; if integrity protection is required, the TesseraID belongs inside an HMAC'd container.</w:t>
             </w:r>
           </w:p>
         </w:tc>
@@ -25118,7 +27542,7 @@
                 <w:sz w:val="22"/>
                 <w:szCs w:val="22"/>
               </w:rPr>
-              <w:t xml:space="preserve">Internet Engineering Task Force. The standards body that publishes RFCs (Requests for Comments). Mentioned in Part XII as the natural standardization path for PQID.</w:t>
+              <w:t xml:space="preserve">Internet Engineering Task Force. The standards body that publishes RFCs (Requests for Comments). Mentioned in Part XII as the natural standardization path for TesseraID.</w:t>
             </w:r>
           </w:p>
         </w:tc>
@@ -25186,7 +27610,7 @@
                 <w:sz w:val="22"/>
                 <w:szCs w:val="22"/>
               </w:rPr>
-              <w:t xml:space="preserve">RFC 7519. A signed JSON-based token format used for authentication. Mentioned in Part I as the appropriate place for digital signatures, contrasted with PQID, which is unsigned.</w:t>
+              <w:t xml:space="preserve">RFC 7519. A signed JSON-based token format used for authentication. Mentioned in Part I as the appropriate place for digital signatures, contrasted with TesseraID, which is unsigned.</w:t>
             </w:r>
           </w:p>
         </w:tc>
@@ -25252,7 +27676,7 @@
                 <w:sz w:val="22"/>
                 <w:szCs w:val="22"/>
               </w:rPr>
-              <w:t xml:space="preserve">A 20-byte time-sortable identifier format published by Segment in 2017 (github.com/segmentio/ksuid). 32-bit second-resolution timestamp + 128-bit random payload. Compared to PQID throughout Part VIII.</w:t>
+              <w:t xml:space="preserve">A 20-byte time-sortable identifier format published by Segment in 2017 (github.com/segmentio/ksuid). 32-bit second-resolution timestamp + 128-bit random payload. Compared to TesseraID throughout Part VIII.</w:t>
             </w:r>
           </w:p>
         </w:tc>
@@ -25320,7 +27744,7 @@
                 <w:sz w:val="22"/>
                 <w:szCs w:val="22"/>
               </w:rPr>
-              <w:t xml:space="preserve">Dictionary order applied to byte strings: compare position by position until a difference is found, longer strings sort after their prefixes. The sense in which PQIDs are 'sortable' — sort 41-byte PQIDs as bytes and you get them in generation order.</w:t>
+              <w:t xml:space="preserve">Dictionary order applied to byte strings: compare position by position until a difference is found, longer strings sort after their prefixes. The sense in which TesseraIDs are 'sortable' — sort 41-byte TesseraIDs as bytes and you get them in generation order.</w:t>
             </w:r>
           </w:p>
         </w:tc>
@@ -25386,7 +27810,7 @@
                 <w:sz w:val="22"/>
                 <w:szCs w:val="22"/>
               </w:rPr>
-              <w:t xml:space="preserve">Module-Lattice-Based Digital Signature Algorithm (FIPS 204) and Key-Encapsulation Mechanism (FIPS 203). The post-quantum signature and key-exchange algorithms standardized by NIST in 2024. Mentioned in Part XII as the basis of a deferred signed PQID variant.</w:t>
+              <w:t xml:space="preserve">Module-Lattice-Based Digital Signature Algorithm (FIPS 204) and Key-Encapsulation Mechanism (FIPS 203). The post-quantum signature and key-exchange algorithms standardized by NIST in 2024. Mentioned in Part XII as the basis of a deferred signed TesseraID variant.</w:t>
             </w:r>
           </w:p>
         </w:tc>
@@ -25454,7 +27878,7 @@
                 <w:sz w:val="22"/>
                 <w:szCs w:val="22"/>
               </w:rPr>
-              <w:t xml:space="preserve">A clock guaranteed to advance forward, never backward, and never to repeat a value. Distinct from a wall clock, which can jump backward (NTP correction, leap second, manual adjustment). PQID's Standard generator clamps its timestamp against local regression to deliver per-generator monotonicity.</w:t>
+              <w:t xml:space="preserve">A clock guaranteed to advance forward, never backward, and never to repeat a value. Distinct from a wall clock, which can jump backward (NTP correction, leap second, manual adjustment). TesseraID's Standard generator clamps its timestamp against local regression to deliver per-generator monotonicity.</w:t>
             </w:r>
           </w:p>
         </w:tc>
@@ -25588,7 +28012,7 @@
                 <w:sz w:val="22"/>
                 <w:szCs w:val="22"/>
               </w:rPr>
-              <w:t xml:space="preserve">U.S. National Institute of Standards and Technology Special Publication 800-57, 'Recommendation for Key Management.' Designates 128-bit symmetric security as appropriate for protecting data through 2030 and beyond — the basis of PQID's 256-bit-random-field choice.</w:t>
+              <w:t xml:space="preserve">U.S. National Institute of Standards and Technology Special Publication 800-57, 'Recommendation for Key Management.' Designates 128-bit symmetric security as appropriate for protecting data through 2030 and beyond — the basis of TesseraID's 256-bit-random-field choice.</w:t>
             </w:r>
           </w:p>
         </w:tc>
@@ -25788,7 +28212,7 @@
                 <w:sz w:val="22"/>
                 <w:szCs w:val="22"/>
               </w:rPr>
-              <w:t xml:space="preserve">Pseudo-Random Number Generator. A deterministic algorithm that produces a sequence of output values that pass statistical randomness tests. Distinct from a CSPRNG: a PRNG without cryptographic guarantees (Mersenne Twister, Linear Congruential Generator, Math.random) is unsuitable for PQID.</w:t>
+              <w:t xml:space="preserve">Pseudo-Random Number Generator. A deterministic algorithm that produces a sequence of output values that pass statistical randomness tests. Distinct from a CSPRNG: a PRNG without cryptographic guarantees (Mersenne Twister, Linear Congruential Generator, Math.random) is unsuitable for TesseraID.</w:t>
             </w:r>
           </w:p>
         </w:tc>
@@ -25990,7 +28414,7 @@
                 <w:sz w:val="22"/>
                 <w:szCs w:val="22"/>
               </w:rPr>
-              <w:t xml:space="preserve">A cryptographic attack in which an adversary, given a value x, attempts to find a different value x' that hashes (or maps) to the same output. The threat model that matters for identifier collisions: an attacker wants to generate a PQID matching a specific known PQID, not just any two PQIDs that collide. Quantum cost is 2^(n/2) for an n-bit field (Grover bound), giving PQID's 256-bit random tail 128 bits of effective second-preimage security.</w:t>
+              <w:t xml:space="preserve">A cryptographic attack in which an adversary, given a value x, attempts to find a different value x' that hashes (or maps) to the same output. The threat model that matters for identifier collisions: an attacker wants to generate a TesseraID matching a specific known TesseraID, not just any two TesseraIDs that collide. Quantum cost is 2^(n/2) for an n-bit field (Grover bound), giving TesseraID's 256-bit random tail 128 bits of effective second-preimage security.</w:t>
             </w:r>
           </w:p>
         </w:tc>
@@ -26056,7 +28480,7 @@
                 <w:sz w:val="22"/>
                 <w:szCs w:val="22"/>
               </w:rPr>
-              <w:t xml:space="preserve">Twitter's 2010 64-bit identifier format: 41-bit timestamp + 10-bit machine ID + 12-bit sequence number. Time-sortable but coordination-dependent (machine IDs must be assigned externally). Compared to PQID in Part VIII.</w:t>
+              <w:t xml:space="preserve">Twitter's 2010 64-bit identifier format: 41-bit timestamp + 10-bit machine ID + 12-bit sequence number. Time-sortable but coordination-dependent (machine IDs must be assigned externally). Compared to TesseraID in Part VIII.</w:t>
             </w:r>
           </w:p>
         </w:tc>
@@ -26124,7 +28548,7 @@
                 <w:sz w:val="22"/>
                 <w:szCs w:val="22"/>
               </w:rPr>
-              <w:t xml:space="preserve">An implementation technique in which a thread loops checking a condition rather than sleeping. PQID's Standard generator spins to the next millisecond if its 16-bit counter overflows within a single millisecond. Cheap because the spin is bounded to less than 1 ms in practice.</w:t>
+              <w:t xml:space="preserve">An implementation technique in which a thread loops checking a condition rather than sleeping. TesseraID's Standard generator spins to the next millisecond if its 16-bit counter overflows within a single millisecond. Cheap because the spin is bounded to less than 1 ms in practice.</w:t>
             </w:r>
           </w:p>
         </w:tc>
@@ -26324,7 +28748,7 @@
                 <w:sz w:val="22"/>
                 <w:szCs w:val="22"/>
               </w:rPr>
-              <w:t xml:space="preserve">A 16-byte time-sortable identifier format published by Alizain Feerasta in 2016 (github.com/ulid/spec). 48-bit millisecond timestamp + 80-bit random payload. Encoded in Crockford Base32. PQID's design is heavily influenced by ULID; compared throughout Part VIII.</w:t>
+              <w:t xml:space="preserve">A 16-byte time-sortable identifier format published by Alizain Feerasta in 2016 (github.com/ulid/spec). 48-bit millisecond timestamp + 80-bit random payload. Encoded in Crockford Base32. TesseraID's design is heavily influenced by ULID; compared throughout Part VIII.</w:t>
             </w:r>
           </w:p>
         </w:tc>
@@ -26458,7 +28882,7 @@
                 <w:sz w:val="22"/>
                 <w:szCs w:val="22"/>
               </w:rPr>
-              <w:t xml:space="preserve">Universally Unique IDentifier. A family of 128-bit identifier formats specified by RFC 4122 (versions 1–5) and RFC 9562 (versions 6–8). PQID is not a UUID, though Part VIII compares it directly to UUIDv4 and UUIDv7.</w:t>
+              <w:t xml:space="preserve">Universally Unique IDentifier. A family of 128-bit identifier formats specified by RFC 4122 (versions 1–5) and RFC 9562 (versions 6–8). TesseraID is not a UUID, though Part VIII compares it directly to UUIDv4 and UUIDv7.</w:t>
             </w:r>
           </w:p>
         </w:tc>
@@ -26526,7 +28950,7 @@
                 <w:sz w:val="22"/>
                 <w:szCs w:val="22"/>
               </w:rPr>
-              <w:t xml:space="preserve">PQID's 8-bit field at offset 6 that selects between generation algorithms sharing the same wire format. 0x01 = Standard (wall-clock), 0x02 = HLC. Other values are reserved for future PQID variants or vendor extensions. The design lever that lets PQID evolve without breaking existing decoders.</w:t>
+              <w:t xml:space="preserve">TesseraID's 8-bit field at offset 6 that selects between generation algorithms sharing the same wire format. 0x01 = Standard (wall-clock), 0x02 = HLC.  0x03 and 0x04 are allocated to the sibling TesseraHash and TesseraSeal formats (rejected by TesseraID decoders); 0x00 and 0xFF are permanently reserved; the rest are reserved-future and rejected. The design lever that lets the format family evolve without breaking existing decoders.</w:t>
             </w:r>
           </w:p>
         </w:tc>
@@ -26592,7 +29016,7 @@
                 <w:sz w:val="22"/>
                 <w:szCs w:val="22"/>
               </w:rPr>
-              <w:t xml:space="preserve">A clock that tracks civil time and can be set forward or backward (by NTP, manual adjustment, or VM migration). Distinct from a monotonic clock. PQID's Standard variant uses a wall clock with explicit clamping against backward regression.</w:t>
+              <w:t xml:space="preserve">A clock that tracks civil time and can be set forward or backward (by NTP, manual adjustment, or VM migration). Distinct from a monotonic clock. TesseraID's Standard variant uses a wall clock with explicit clamping against backward regression.</w:t>
             </w:r>
           </w:p>
         </w:tc>
@@ -26750,7 +29174,7 @@
         <w:sz w:val="18"/>
         <w:szCs w:val="18"/>
       </w:rPr>
-      <w:t xml:space="preserve">PQID — Post-Quantum Identifier</w:t>
+      <w:t xml:space="preserve">TesseraID — Post-Quantum Identifier</w:t>
     </w:r>
   </w:p>
 </w:hdr>
